--- a/RoadWatch_Packages_Assumptions.docx
+++ b/RoadWatch_Packages_Assumptions.docx
@@ -4,927 +4,299 @@
   <w:body>
     <w:p>
       <w:pPr>
+        <w:spacing w:before="120" w:after="80"/>
         <w:jc w:val="center"/>
       </w:pPr>
       <w:r>
         <w:rPr>
           <w:b/>
-          <w:color w:val="0D6EFF"/>
-          <w:sz w:val="52"/>
+          <w:color w:val="1A3C5E"/>
+          <w:sz w:val="40"/>
         </w:rPr>
-        <w:t>RoadWatch</w:t>
+        <w:t>RoadWatch — AI Road Infrastructure Transparency Platform</w:t>
       </w:r>
     </w:p>
     <w:p>
       <w:pPr>
+        <w:spacing w:after="40"/>
         <w:jc w:val="center"/>
       </w:pPr>
       <w:r>
         <w:rPr>
-          <w:color w:val="444444"/>
-          <w:sz w:val="28"/>
+          <w:i/>
+          <w:color w:val="64748B"/>
+          <w:sz w:val="24"/>
         </w:rPr>
-        <w:t>AI-Powered Road Safety &amp; Transparency Platform</w:t>
+        <w:t>Software Packages, Assumptions &amp; Submission Details</w:t>
       </w:r>
     </w:p>
     <w:p>
       <w:pPr>
+        <w:spacing w:after="240"/>
         <w:jc w:val="center"/>
-        <w:pBdr>
-          <w:bottom w:val="single" w:sz="16" w:space="1" w:color="1A6BB5"/>
-        </w:pBdr>
-      </w:pPr>
-      <w:r>
-        <w:rPr>
-          <w:i/>
-          <w:color w:val="888888"/>
-          <w:sz w:val="22"/>
-        </w:rPr>
-        <w:t>IIT Madras National Road Safety Hackathon 2026  |  RoadWatch Track</w:t>
-      </w:r>
-    </w:p>
-    <w:p/>
-    <w:p>
-      <w:pPr>
-        <w:pBdr>
-          <w:bottom w:val="single" w:sz="10" w:space="1" w:color="0D6EFF"/>
-        </w:pBdr>
       </w:pPr>
       <w:r>
         <w:rPr>
           <w:b/>
-          <w:color w:val="0D6EFF"/>
-          <w:sz w:val="32"/>
+          <w:color w:val="F59E0B"/>
+          <w:sz w:val="20"/>
         </w:rPr>
-        <w:t>1.  Software Packages &amp; Dependencies</w:t>
+        <w:t>IIT Madras · National Road Safety Hackathon 2026 · Track: RoadWatch</w:t>
       </w:r>
     </w:p>
-    <w:p/>
     <w:p>
+      <w:pPr>
+        <w:spacing w:before="120" w:after="120"/>
+      </w:pPr>
+      <w:r>
+        <w:rPr>
+          <w:color w:val="64748B"/>
+          <w:sz w:val="16"/>
+        </w:rPr>
+        <w:t>──────────────────────────────────────────────────────────────────────────────────────────</w:t>
+      </w:r>
+    </w:p>
+    <w:p>
+      <w:pPr>
+        <w:spacing w:before="360" w:after="80"/>
+      </w:pPr>
       <w:r>
         <w:rPr>
           <w:b/>
-          <w:color w:val="1552A0"/>
-          <w:sz w:val="26"/>
+          <w:color w:val="1A3C5E"/>
+          <w:sz w:val="32"/>
         </w:rPr>
-        <w:t>1.1  Backend (Python 3.10+)</w:t>
+        <w:t>1. Project Links (All URLs)</w:t>
       </w:r>
     </w:p>
-    <w:p/>
-    <w:tbl>
-      <w:tblPr>
-        <w:tblStyle w:val="TableGrid"/>
-        <w:tblW w:type="auto" w:w="0"/>
-        <w:jc w:val="center"/>
-        <w:tblLook w:firstColumn="1" w:firstRow="1" w:lastColumn="0" w:lastRow="0" w:noHBand="0" w:noVBand="1" w:val="04A0"/>
-      </w:tblPr>
-      <w:tblGrid>
-        <w:gridCol w:w="3135"/>
-        <w:gridCol w:w="3135"/>
-        <w:gridCol w:w="3135"/>
-      </w:tblGrid>
-      <w:tr>
-        <w:tc>
-          <w:tcPr>
-            <w:tcW w:type="dxa" w:w="2592"/>
-            <w:shd w:val="clear" w:color="auto" w:fill="1A4B8A"/>
-          </w:tcPr>
-          <w:p>
-            <w:pPr>
-              <w:jc w:val="center"/>
-            </w:pPr>
-            <w:r>
-              <w:rPr>
-                <w:b/>
-                <w:color w:val="FFFFFF"/>
-                <w:sz w:val="21"/>
-              </w:rPr>
-              <w:t>Package</w:t>
-            </w:r>
-          </w:p>
-        </w:tc>
-        <w:tc>
-          <w:tcPr>
-            <w:tcW w:type="dxa" w:w="1296"/>
-            <w:shd w:val="clear" w:color="auto" w:fill="1A4B8A"/>
-          </w:tcPr>
-          <w:p>
-            <w:pPr>
-              <w:jc w:val="center"/>
-            </w:pPr>
-            <w:r>
-              <w:rPr>
-                <w:b/>
-                <w:color w:val="FFFFFF"/>
-                <w:sz w:val="21"/>
-              </w:rPr>
-              <w:t>Version</w:t>
-            </w:r>
-          </w:p>
-        </w:tc>
-        <w:tc>
-          <w:tcPr>
-            <w:tcW w:type="dxa" w:w="6480"/>
-            <w:shd w:val="clear" w:color="auto" w:fill="1A4B8A"/>
-          </w:tcPr>
-          <w:p>
-            <w:pPr>
-              <w:jc w:val="center"/>
-            </w:pPr>
-            <w:r>
-              <w:rPr>
-                <w:b/>
-                <w:color w:val="FFFFFF"/>
-                <w:sz w:val="21"/>
-              </w:rPr>
-              <w:t>Purpose</w:t>
-            </w:r>
-          </w:p>
-        </w:tc>
-      </w:tr>
-      <w:tr>
-        <w:tc>
-          <w:tcPr>
-            <w:tcW w:type="dxa" w:w="3135"/>
-            <w:shd w:val="clear" w:color="auto" w:fill="F0F4F8"/>
-          </w:tcPr>
-          <w:p>
-            <w:pPr>
-              <w:jc w:val="left"/>
-            </w:pPr>
-            <w:r>
-              <w:rPr>
-                <w:b/>
-                <w:color w:val="0D4A99"/>
-                <w:sz w:val="20"/>
-              </w:rPr>
-              <w:t>fastapi</w:t>
-            </w:r>
-          </w:p>
-        </w:tc>
-        <w:tc>
-          <w:tcPr>
-            <w:tcW w:type="dxa" w:w="3135"/>
-            <w:shd w:val="clear" w:color="auto" w:fill="F0F4F8"/>
-          </w:tcPr>
-          <w:p>
-            <w:pPr>
-              <w:jc w:val="center"/>
-            </w:pPr>
-            <w:r>
-              <w:rPr>
-                <w:sz w:val="20"/>
-              </w:rPr>
-              <w:t>0.104.1</w:t>
-            </w:r>
-          </w:p>
-        </w:tc>
-        <w:tc>
-          <w:tcPr>
-            <w:tcW w:type="dxa" w:w="3135"/>
-            <w:shd w:val="clear" w:color="auto" w:fill="F0F4F8"/>
-          </w:tcPr>
-          <w:p>
-            <w:pPr>
-              <w:jc w:val="left"/>
-            </w:pPr>
-            <w:r>
-              <w:rPr>
-                <w:sz w:val="20"/>
-              </w:rPr>
-              <w:t>Core web framework. Provides async REST API with automatic OpenAPI docs.</w:t>
-            </w:r>
-          </w:p>
-        </w:tc>
-      </w:tr>
-      <w:tr>
-        <w:tc>
-          <w:tcPr>
-            <w:tcW w:type="dxa" w:w="3135"/>
-            <w:shd w:val="clear" w:color="auto" w:fill="FFFFFF"/>
-          </w:tcPr>
-          <w:p>
-            <w:pPr>
-              <w:jc w:val="left"/>
-            </w:pPr>
-            <w:r>
-              <w:rPr>
-                <w:b/>
-                <w:color w:val="0D4A99"/>
-                <w:sz w:val="20"/>
-              </w:rPr>
-              <w:t>uvicorn[standard]</w:t>
-            </w:r>
-          </w:p>
-        </w:tc>
-        <w:tc>
-          <w:tcPr>
-            <w:tcW w:type="dxa" w:w="3135"/>
-            <w:shd w:val="clear" w:color="auto" w:fill="FFFFFF"/>
-          </w:tcPr>
-          <w:p>
-            <w:pPr>
-              <w:jc w:val="center"/>
-            </w:pPr>
-            <w:r>
-              <w:rPr>
-                <w:sz w:val="20"/>
-              </w:rPr>
-              <w:t>0.24.0</w:t>
-            </w:r>
-          </w:p>
-        </w:tc>
-        <w:tc>
-          <w:tcPr>
-            <w:tcW w:type="dxa" w:w="3135"/>
-            <w:shd w:val="clear" w:color="auto" w:fill="FFFFFF"/>
-          </w:tcPr>
-          <w:p>
-            <w:pPr>
-              <w:jc w:val="left"/>
-            </w:pPr>
-            <w:r>
-              <w:rPr>
-                <w:sz w:val="20"/>
-              </w:rPr>
-              <w:t>ASGI server for running FastAPI. 'standard' extras include websocket support.</w:t>
-            </w:r>
-          </w:p>
-        </w:tc>
-      </w:tr>
-      <w:tr>
-        <w:tc>
-          <w:tcPr>
-            <w:tcW w:type="dxa" w:w="3135"/>
-            <w:shd w:val="clear" w:color="auto" w:fill="F0F4F8"/>
-          </w:tcPr>
-          <w:p>
-            <w:pPr>
-              <w:jc w:val="left"/>
-            </w:pPr>
-            <w:r>
-              <w:rPr>
-                <w:b/>
-                <w:color w:val="0D4A99"/>
-                <w:sz w:val="20"/>
-              </w:rPr>
-              <w:t>sqlalchemy</w:t>
-            </w:r>
-          </w:p>
-        </w:tc>
-        <w:tc>
-          <w:tcPr>
-            <w:tcW w:type="dxa" w:w="3135"/>
-            <w:shd w:val="clear" w:color="auto" w:fill="F0F4F8"/>
-          </w:tcPr>
-          <w:p>
-            <w:pPr>
-              <w:jc w:val="center"/>
-            </w:pPr>
-            <w:r>
-              <w:rPr>
-                <w:sz w:val="20"/>
-              </w:rPr>
-              <w:t>2.0.23</w:t>
-            </w:r>
-          </w:p>
-        </w:tc>
-        <w:tc>
-          <w:tcPr>
-            <w:tcW w:type="dxa" w:w="3135"/>
-            <w:shd w:val="clear" w:color="auto" w:fill="F0F4F8"/>
-          </w:tcPr>
-          <w:p>
-            <w:pPr>
-              <w:jc w:val="left"/>
-            </w:pPr>
-            <w:r>
-              <w:rPr>
-                <w:sz w:val="20"/>
-              </w:rPr>
-              <w:t>ORM for database access. Defines Road, Complaint, Authority, BudgetRecord models.</w:t>
-            </w:r>
-          </w:p>
-        </w:tc>
-      </w:tr>
-      <w:tr>
-        <w:tc>
-          <w:tcPr>
-            <w:tcW w:type="dxa" w:w="3135"/>
-            <w:shd w:val="clear" w:color="auto" w:fill="FFFFFF"/>
-          </w:tcPr>
-          <w:p>
-            <w:pPr>
-              <w:jc w:val="left"/>
-            </w:pPr>
-            <w:r>
-              <w:rPr>
-                <w:b/>
-                <w:color w:val="0D4A99"/>
-                <w:sz w:val="20"/>
-              </w:rPr>
-              <w:t>pydantic</w:t>
-            </w:r>
-          </w:p>
-        </w:tc>
-        <w:tc>
-          <w:tcPr>
-            <w:tcW w:type="dxa" w:w="3135"/>
-            <w:shd w:val="clear" w:color="auto" w:fill="FFFFFF"/>
-          </w:tcPr>
-          <w:p>
-            <w:pPr>
-              <w:jc w:val="center"/>
-            </w:pPr>
-            <w:r>
-              <w:rPr>
-                <w:sz w:val="20"/>
-              </w:rPr>
-              <w:t>2.5.2</w:t>
-            </w:r>
-          </w:p>
-        </w:tc>
-        <w:tc>
-          <w:tcPr>
-            <w:tcW w:type="dxa" w:w="3135"/>
-            <w:shd w:val="clear" w:color="auto" w:fill="FFFFFF"/>
-          </w:tcPr>
-          <w:p>
-            <w:pPr>
-              <w:jc w:val="left"/>
-            </w:pPr>
-            <w:r>
-              <w:rPr>
-                <w:sz w:val="20"/>
-              </w:rPr>
-              <w:t>Request/response validation and serialisation (v2 with model_validator support).</w:t>
-            </w:r>
-          </w:p>
-        </w:tc>
-      </w:tr>
-      <w:tr>
-        <w:tc>
-          <w:tcPr>
-            <w:tcW w:type="dxa" w:w="3135"/>
-            <w:shd w:val="clear" w:color="auto" w:fill="F0F4F8"/>
-          </w:tcPr>
-          <w:p>
-            <w:pPr>
-              <w:jc w:val="left"/>
-            </w:pPr>
-            <w:r>
-              <w:rPr>
-                <w:b/>
-                <w:color w:val="0D4A99"/>
-                <w:sz w:val="20"/>
-              </w:rPr>
-              <w:t>python-multipart</w:t>
-            </w:r>
-          </w:p>
-        </w:tc>
-        <w:tc>
-          <w:tcPr>
-            <w:tcW w:type="dxa" w:w="3135"/>
-            <w:shd w:val="clear" w:color="auto" w:fill="F0F4F8"/>
-          </w:tcPr>
-          <w:p>
-            <w:pPr>
-              <w:jc w:val="center"/>
-            </w:pPr>
-            <w:r>
-              <w:rPr>
-                <w:sz w:val="20"/>
-              </w:rPr>
-              <w:t>0.0.6</w:t>
-            </w:r>
-          </w:p>
-        </w:tc>
-        <w:tc>
-          <w:tcPr>
-            <w:tcW w:type="dxa" w:w="3135"/>
-            <w:shd w:val="clear" w:color="auto" w:fill="F0F4F8"/>
-          </w:tcPr>
-          <w:p>
-            <w:pPr>
-              <w:jc w:val="left"/>
-            </w:pPr>
-            <w:r>
-              <w:rPr>
-                <w:sz w:val="20"/>
-              </w:rPr>
-              <w:t>Required by FastAPI to handle multipart/form-data for file uploads.</w:t>
-            </w:r>
-          </w:p>
-        </w:tc>
-      </w:tr>
-      <w:tr>
-        <w:tc>
-          <w:tcPr>
-            <w:tcW w:type="dxa" w:w="3135"/>
-            <w:shd w:val="clear" w:color="auto" w:fill="FFFFFF"/>
-          </w:tcPr>
-          <w:p>
-            <w:pPr>
-              <w:jc w:val="left"/>
-            </w:pPr>
-            <w:r>
-              <w:rPr>
-                <w:b/>
-                <w:color w:val="0D4A99"/>
-                <w:sz w:val="20"/>
-              </w:rPr>
-              <w:t>aiofiles</w:t>
-            </w:r>
-          </w:p>
-        </w:tc>
-        <w:tc>
-          <w:tcPr>
-            <w:tcW w:type="dxa" w:w="3135"/>
-            <w:shd w:val="clear" w:color="auto" w:fill="FFFFFF"/>
-          </w:tcPr>
-          <w:p>
-            <w:pPr>
-              <w:jc w:val="center"/>
-            </w:pPr>
-            <w:r>
-              <w:rPr>
-                <w:sz w:val="20"/>
-              </w:rPr>
-              <w:t>23.2.1</w:t>
-            </w:r>
-          </w:p>
-        </w:tc>
-        <w:tc>
-          <w:tcPr>
-            <w:tcW w:type="dxa" w:w="3135"/>
-            <w:shd w:val="clear" w:color="auto" w:fill="FFFFFF"/>
-          </w:tcPr>
-          <w:p>
-            <w:pPr>
-              <w:jc w:val="left"/>
-            </w:pPr>
-            <w:r>
-              <w:rPr>
-                <w:sz w:val="20"/>
-              </w:rPr>
-              <w:t>Async file I/O for saving uploaded complaint images without blocking the event loop.</w:t>
-            </w:r>
-          </w:p>
-        </w:tc>
-      </w:tr>
-      <w:tr>
-        <w:tc>
-          <w:tcPr>
-            <w:tcW w:type="dxa" w:w="3135"/>
-            <w:shd w:val="clear" w:color="auto" w:fill="F0F4F8"/>
-          </w:tcPr>
-          <w:p>
-            <w:pPr>
-              <w:jc w:val="left"/>
-            </w:pPr>
-            <w:r>
-              <w:rPr>
-                <w:b/>
-                <w:color w:val="0D4A99"/>
-                <w:sz w:val="20"/>
-              </w:rPr>
-              <w:t>httpx</w:t>
-            </w:r>
-          </w:p>
-        </w:tc>
-        <w:tc>
-          <w:tcPr>
-            <w:tcW w:type="dxa" w:w="3135"/>
-            <w:shd w:val="clear" w:color="auto" w:fill="F0F4F8"/>
-          </w:tcPr>
-          <w:p>
-            <w:pPr>
-              <w:jc w:val="center"/>
-            </w:pPr>
-            <w:r>
-              <w:rPr>
-                <w:sz w:val="20"/>
-              </w:rPr>
-              <w:t>0.25.2</w:t>
-            </w:r>
-          </w:p>
-        </w:tc>
-        <w:tc>
-          <w:tcPr>
-            <w:tcW w:type="dxa" w:w="3135"/>
-            <w:shd w:val="clear" w:color="auto" w:fill="F0F4F8"/>
-          </w:tcPr>
-          <w:p>
-            <w:pPr>
-              <w:jc w:val="left"/>
-            </w:pPr>
-            <w:r>
-              <w:rPr>
-                <w:sz w:val="20"/>
-              </w:rPr>
-              <w:t>Async HTTP client used internally by FastAPI's TestClient and AI engine calls.</w:t>
-            </w:r>
-          </w:p>
-        </w:tc>
-      </w:tr>
-      <w:tr>
-        <w:tc>
-          <w:tcPr>
-            <w:tcW w:type="dxa" w:w="3135"/>
-            <w:shd w:val="clear" w:color="auto" w:fill="FFFFFF"/>
-          </w:tcPr>
-          <w:p>
-            <w:pPr>
-              <w:jc w:val="left"/>
-            </w:pPr>
-            <w:r>
-              <w:rPr>
-                <w:b/>
-                <w:color w:val="0D4A99"/>
-                <w:sz w:val="20"/>
-              </w:rPr>
-              <w:t>pillow</w:t>
-            </w:r>
-          </w:p>
-        </w:tc>
-        <w:tc>
-          <w:tcPr>
-            <w:tcW w:type="dxa" w:w="3135"/>
-            <w:shd w:val="clear" w:color="auto" w:fill="FFFFFF"/>
-          </w:tcPr>
-          <w:p>
-            <w:pPr>
-              <w:jc w:val="center"/>
-            </w:pPr>
-            <w:r>
-              <w:rPr>
-                <w:sz w:val="20"/>
-              </w:rPr>
-              <w:t>10.1.0</w:t>
-            </w:r>
-          </w:p>
-        </w:tc>
-        <w:tc>
-          <w:tcPr>
-            <w:tcW w:type="dxa" w:w="3135"/>
-            <w:shd w:val="clear" w:color="auto" w:fill="FFFFFF"/>
-          </w:tcPr>
-          <w:p>
-            <w:pPr>
-              <w:jc w:val="left"/>
-            </w:pPr>
-            <w:r>
-              <w:rPr>
-                <w:sz w:val="20"/>
-              </w:rPr>
-              <w:t>Image processing: validates uploaded images and converts formats before AI assessment.</w:t>
-            </w:r>
-          </w:p>
-        </w:tc>
-      </w:tr>
-      <w:tr>
-        <w:tc>
-          <w:tcPr>
-            <w:tcW w:type="dxa" w:w="3135"/>
-            <w:shd w:val="clear" w:color="auto" w:fill="F0F4F8"/>
-          </w:tcPr>
-          <w:p>
-            <w:pPr>
-              <w:jc w:val="left"/>
-            </w:pPr>
-            <w:r>
-              <w:rPr>
-                <w:b/>
-                <w:color w:val="0D4A99"/>
-                <w:sz w:val="20"/>
-              </w:rPr>
-              <w:t>python-dotenv</w:t>
-            </w:r>
-          </w:p>
-        </w:tc>
-        <w:tc>
-          <w:tcPr>
-            <w:tcW w:type="dxa" w:w="3135"/>
-            <w:shd w:val="clear" w:color="auto" w:fill="F0F4F8"/>
-          </w:tcPr>
-          <w:p>
-            <w:pPr>
-              <w:jc w:val="center"/>
-            </w:pPr>
-            <w:r>
-              <w:rPr>
-                <w:sz w:val="20"/>
-              </w:rPr>
-              <w:t>1.0.0</w:t>
-            </w:r>
-          </w:p>
-        </w:tc>
-        <w:tc>
-          <w:tcPr>
-            <w:tcW w:type="dxa" w:w="3135"/>
-            <w:shd w:val="clear" w:color="auto" w:fill="F0F4F8"/>
-          </w:tcPr>
-          <w:p>
-            <w:pPr>
-              <w:jc w:val="left"/>
-            </w:pPr>
-            <w:r>
-              <w:rPr>
-                <w:sz w:val="20"/>
-              </w:rPr>
-              <w:t>Loads .env file for GROQ_API_KEY and OPENAI_API_KEY at runtime.</w:t>
-            </w:r>
-          </w:p>
-        </w:tc>
-      </w:tr>
-      <w:tr>
-        <w:tc>
-          <w:tcPr>
-            <w:tcW w:type="dxa" w:w="3135"/>
-            <w:shd w:val="clear" w:color="auto" w:fill="FFFFFF"/>
-          </w:tcPr>
-          <w:p>
-            <w:pPr>
-              <w:jc w:val="left"/>
-            </w:pPr>
-            <w:r>
-              <w:rPr>
-                <w:b/>
-                <w:color w:val="0D4A99"/>
-                <w:sz w:val="20"/>
-              </w:rPr>
-              <w:t>groq</w:t>
-            </w:r>
-          </w:p>
-        </w:tc>
-        <w:tc>
-          <w:tcPr>
-            <w:tcW w:type="dxa" w:w="3135"/>
-            <w:shd w:val="clear" w:color="auto" w:fill="FFFFFF"/>
-          </w:tcPr>
-          <w:p>
-            <w:pPr>
-              <w:jc w:val="center"/>
-            </w:pPr>
-            <w:r>
-              <w:rPr>
-                <w:sz w:val="20"/>
-              </w:rPr>
-              <w:t>0.4.2</w:t>
-            </w:r>
-          </w:p>
-        </w:tc>
-        <w:tc>
-          <w:tcPr>
-            <w:tcW w:type="dxa" w:w="3135"/>
-            <w:shd w:val="clear" w:color="auto" w:fill="FFFFFF"/>
-          </w:tcPr>
-          <w:p>
-            <w:pPr>
-              <w:jc w:val="left"/>
-            </w:pPr>
-            <w:r>
-              <w:rPr>
-                <w:sz w:val="20"/>
-              </w:rPr>
-              <w:t>Official Groq SDK for LLaMA 3.3-70b-versatile model. Primary AI engine for chatbot.</w:t>
-            </w:r>
-          </w:p>
-        </w:tc>
-      </w:tr>
-      <w:tr>
-        <w:tc>
-          <w:tcPr>
-            <w:tcW w:type="dxa" w:w="3135"/>
-            <w:shd w:val="clear" w:color="auto" w:fill="F0F4F8"/>
-          </w:tcPr>
-          <w:p>
-            <w:pPr>
-              <w:jc w:val="left"/>
-            </w:pPr>
-            <w:r>
-              <w:rPr>
-                <w:b/>
-                <w:color w:val="0D4A99"/>
-                <w:sz w:val="20"/>
-              </w:rPr>
-              <w:t>openai</w:t>
-            </w:r>
-          </w:p>
-        </w:tc>
-        <w:tc>
-          <w:tcPr>
-            <w:tcW w:type="dxa" w:w="3135"/>
-            <w:shd w:val="clear" w:color="auto" w:fill="F0F4F8"/>
-          </w:tcPr>
-          <w:p>
-            <w:pPr>
-              <w:jc w:val="center"/>
-            </w:pPr>
-            <w:r>
-              <w:rPr>
-                <w:sz w:val="20"/>
-              </w:rPr>
-              <w:t>1.6.1</w:t>
-            </w:r>
-          </w:p>
-        </w:tc>
-        <w:tc>
-          <w:tcPr>
-            <w:tcW w:type="dxa" w:w="3135"/>
-            <w:shd w:val="clear" w:color="auto" w:fill="F0F4F8"/>
-          </w:tcPr>
-          <w:p>
-            <w:pPr>
-              <w:jc w:val="left"/>
-            </w:pPr>
-            <w:r>
-              <w:rPr>
-                <w:sz w:val="20"/>
-              </w:rPr>
-              <w:t>OpenAI SDK: GPT-4 fallback for chatbot; GPT-4 Vision for damage image assessment.</w:t>
-            </w:r>
-          </w:p>
-        </w:tc>
-      </w:tr>
-      <w:tr>
-        <w:tc>
-          <w:tcPr>
-            <w:tcW w:type="dxa" w:w="3135"/>
-            <w:shd w:val="clear" w:color="auto" w:fill="FFFFFF"/>
-          </w:tcPr>
-          <w:p>
-            <w:pPr>
-              <w:jc w:val="left"/>
-            </w:pPr>
-            <w:r>
-              <w:rPr>
-                <w:b/>
-                <w:color w:val="0D4A99"/>
-                <w:sz w:val="20"/>
-              </w:rPr>
-              <w:t>geopy</w:t>
-            </w:r>
-          </w:p>
-        </w:tc>
-        <w:tc>
-          <w:tcPr>
-            <w:tcW w:type="dxa" w:w="3135"/>
-            <w:shd w:val="clear" w:color="auto" w:fill="FFFFFF"/>
-          </w:tcPr>
-          <w:p>
-            <w:pPr>
-              <w:jc w:val="center"/>
-            </w:pPr>
-            <w:r>
-              <w:rPr>
-                <w:sz w:val="20"/>
-              </w:rPr>
-              <w:t>2.4.1</w:t>
-            </w:r>
-          </w:p>
-        </w:tc>
-        <w:tc>
-          <w:tcPr>
-            <w:tcW w:type="dxa" w:w="3135"/>
-            <w:shd w:val="clear" w:color="auto" w:fill="FFFFFF"/>
-          </w:tcPr>
-          <w:p>
-            <w:pPr>
-              <w:jc w:val="left"/>
-            </w:pPr>
-            <w:r>
-              <w:rPr>
-                <w:sz w:val="20"/>
-              </w:rPr>
-              <w:t>Geocoding utilities (standby). Haversine distance computation for nearby-roads search.</w:t>
-            </w:r>
-          </w:p>
-        </w:tc>
-      </w:tr>
-      <w:tr>
-        <w:tc>
-          <w:tcPr>
-            <w:tcW w:type="dxa" w:w="3135"/>
-            <w:shd w:val="clear" w:color="auto" w:fill="F0F4F8"/>
-          </w:tcPr>
-          <w:p>
-            <w:pPr>
-              <w:jc w:val="left"/>
-            </w:pPr>
-            <w:r>
-              <w:rPr>
-                <w:b/>
-                <w:color w:val="0D4A99"/>
-                <w:sz w:val="20"/>
-              </w:rPr>
-              <w:t>haversine</w:t>
-            </w:r>
-          </w:p>
-        </w:tc>
-        <w:tc>
-          <w:tcPr>
-            <w:tcW w:type="dxa" w:w="3135"/>
-            <w:shd w:val="clear" w:color="auto" w:fill="F0F4F8"/>
-          </w:tcPr>
-          <w:p>
-            <w:pPr>
-              <w:jc w:val="center"/>
-            </w:pPr>
-            <w:r>
-              <w:rPr>
-                <w:sz w:val="20"/>
-              </w:rPr>
-              <w:t>2.8.0</w:t>
-            </w:r>
-          </w:p>
-        </w:tc>
-        <w:tc>
-          <w:tcPr>
-            <w:tcW w:type="dxa" w:w="3135"/>
-            <w:shd w:val="clear" w:color="auto" w:fill="F0F4F8"/>
-          </w:tcPr>
-          <w:p>
-            <w:pPr>
-              <w:jc w:val="left"/>
-            </w:pPr>
-            <w:r>
-              <w:rPr>
-                <w:sz w:val="20"/>
-              </w:rPr>
-              <w:t>Fast great-circle distance calculation between GPS coordinates (lat/lon pairs).</w:t>
-            </w:r>
-          </w:p>
-        </w:tc>
-      </w:tr>
-      <w:tr>
-        <w:tc>
-          <w:tcPr>
-            <w:tcW w:type="dxa" w:w="3135"/>
-            <w:shd w:val="clear" w:color="auto" w:fill="FFFFFF"/>
-          </w:tcPr>
-          <w:p>
-            <w:pPr>
-              <w:jc w:val="left"/>
-            </w:pPr>
-            <w:r>
-              <w:rPr>
-                <w:b/>
-                <w:color w:val="0D4A99"/>
-                <w:sz w:val="20"/>
-              </w:rPr>
-              <w:t>sqlite3</w:t>
-            </w:r>
-          </w:p>
-        </w:tc>
-        <w:tc>
-          <w:tcPr>
-            <w:tcW w:type="dxa" w:w="3135"/>
-            <w:shd w:val="clear" w:color="auto" w:fill="FFFFFF"/>
-          </w:tcPr>
-          <w:p>
-            <w:pPr>
-              <w:jc w:val="center"/>
-            </w:pPr>
-            <w:r>
-              <w:rPr>
-                <w:sz w:val="20"/>
-              </w:rPr>
-              <w:t>stdlib</w:t>
-            </w:r>
-          </w:p>
-        </w:tc>
-        <w:tc>
-          <w:tcPr>
-            <w:tcW w:type="dxa" w:w="3135"/>
-            <w:shd w:val="clear" w:color="auto" w:fill="FFFFFF"/>
-          </w:tcPr>
-          <w:p>
-            <w:pPr>
-              <w:jc w:val="left"/>
-            </w:pPr>
-            <w:r>
-              <w:rPr>
-                <w:sz w:val="20"/>
-              </w:rPr>
-              <w:t>Bundled with Python. Database engine for roadwatch.db (production: swap to PostgreSQL).</w:t>
-            </w:r>
-          </w:p>
-        </w:tc>
-      </w:tr>
-    </w:tbl>
-    <w:p/>
     <w:p>
+      <w:pPr>
+        <w:spacing w:after="60"/>
+      </w:pPr>
+      <w:r>
+        <w:rPr>
+          <w:b w:val="0"/>
+          <w:i/>
+          <w:color w:val="111827"/>
+          <w:sz w:val="21"/>
+        </w:rPr>
+        <w:t>All links are live and functional as of submission date.</w:t>
+      </w:r>
+    </w:p>
+    <w:p>
+      <w:pPr>
+        <w:spacing w:after="60"/>
+      </w:pPr>
       <w:r>
         <w:rPr>
           <w:b/>
-          <w:color w:val="1552A0"/>
-          <w:sz w:val="26"/>
+          <w:color w:val="1A3C5E"/>
+          <w:sz w:val="21"/>
         </w:rPr>
-        <w:t>1.2  Frontend (Browser / Vanilla JS)</w:t>
+        <w:t xml:space="preserve">  🌐  Live Deployed App: </w:t>
+      </w:r>
+      <w:r>
+        <w:rPr>
+          <w:color w:val="2263D9"/>
+          <w:sz w:val="21"/>
+          <w:u w:val="single"/>
+        </w:rPr>
+        <w:t>https://roadwatch-ai-rho.vercel.app</w:t>
       </w:r>
     </w:p>
-    <w:p/>
+    <w:p>
+      <w:pPr>
+        <w:spacing w:after="60"/>
+      </w:pPr>
+      <w:r>
+        <w:rPr>
+          <w:b/>
+          <w:color w:val="1A3C5E"/>
+          <w:sz w:val="21"/>
+        </w:rPr>
+        <w:t xml:space="preserve">  📁  GitHub Repository: </w:t>
+      </w:r>
+      <w:r>
+        <w:rPr>
+          <w:color w:val="2263D9"/>
+          <w:sz w:val="21"/>
+          <w:u w:val="single"/>
+        </w:rPr>
+        <w:t>https://github.com/gurusaiss/RoadWatch-AI</w:t>
+      </w:r>
+    </w:p>
+    <w:p>
+      <w:pPr>
+        <w:spacing w:after="60"/>
+      </w:pPr>
+      <w:r>
+        <w:rPr>
+          <w:b/>
+          <w:color w:val="1A3C5E"/>
+          <w:sz w:val="21"/>
+        </w:rPr>
+        <w:t xml:space="preserve">  📡  API Health Check: </w:t>
+      </w:r>
+      <w:r>
+        <w:rPr>
+          <w:color w:val="2263D9"/>
+          <w:sz w:val="21"/>
+          <w:u w:val="single"/>
+        </w:rPr>
+        <w:t>https://roadwatch-ai-rho.vercel.app/api/health</w:t>
+      </w:r>
+    </w:p>
+    <w:p>
+      <w:pPr>
+        <w:spacing w:after="60"/>
+      </w:pPr>
+      <w:r>
+        <w:rPr>
+          <w:b/>
+          <w:color w:val="1A3C5E"/>
+          <w:sz w:val="21"/>
+        </w:rPr>
+        <w:t xml:space="preserve">  📊  API Live Stats: </w:t>
+      </w:r>
+      <w:r>
+        <w:rPr>
+          <w:color w:val="2263D9"/>
+          <w:sz w:val="21"/>
+          <w:u w:val="single"/>
+        </w:rPr>
+        <w:t>https://roadwatch-ai-rho.vercel.app/api/stats</w:t>
+      </w:r>
+    </w:p>
+    <w:p>
+      <w:pPr>
+        <w:spacing w:after="60"/>
+      </w:pPr>
+      <w:r>
+        <w:rPr>
+          <w:b/>
+          <w:color w:val="1A3C5E"/>
+          <w:sz w:val="21"/>
+        </w:rPr>
+        <w:t xml:space="preserve">  🗃️  Roads Data (JSON): </w:t>
+      </w:r>
+      <w:r>
+        <w:rPr>
+          <w:color w:val="2263D9"/>
+          <w:sz w:val="21"/>
+          <w:u w:val="single"/>
+        </w:rPr>
+        <w:t>https://roadwatch-ai-rho.vercel.app/api/roads</w:t>
+      </w:r>
+    </w:p>
+    <w:p>
+      <w:pPr>
+        <w:spacing w:after="60"/>
+      </w:pPr>
+      <w:r>
+        <w:rPr>
+          <w:b/>
+          <w:color w:val="1A3C5E"/>
+          <w:sz w:val="21"/>
+        </w:rPr>
+        <w:t xml:space="preserve">  📥  Roads CSV Export: </w:t>
+      </w:r>
+      <w:r>
+        <w:rPr>
+          <w:color w:val="2263D9"/>
+          <w:sz w:val="21"/>
+          <w:u w:val="single"/>
+        </w:rPr>
+        <w:t>https://roadwatch-ai-rho.vercel.app/api/export/roads.csv</w:t>
+      </w:r>
+    </w:p>
+    <w:p>
+      <w:pPr>
+        <w:spacing w:after="60"/>
+      </w:pPr>
+      <w:r>
+        <w:rPr>
+          <w:b/>
+          <w:color w:val="1A3C5E"/>
+          <w:sz w:val="21"/>
+        </w:rPr>
+        <w:t xml:space="preserve">  📥  Complaints CSV: </w:t>
+      </w:r>
+      <w:r>
+        <w:rPr>
+          <w:color w:val="2263D9"/>
+          <w:sz w:val="21"/>
+          <w:u w:val="single"/>
+        </w:rPr>
+        <w:t>https://roadwatch-ai-rho.vercel.app/api/export/complaints.csv</w:t>
+      </w:r>
+    </w:p>
+    <w:p>
+      <w:pPr>
+        <w:spacing w:after="60"/>
+      </w:pPr>
+      <w:r>
+        <w:rPr>
+          <w:b/>
+          <w:color w:val="1A3C5E"/>
+          <w:sz w:val="21"/>
+        </w:rPr>
+        <w:t xml:space="preserve">  🤖  AI Chat Endpoint: </w:t>
+      </w:r>
+      <w:r>
+        <w:rPr>
+          <w:color w:val="2263D9"/>
+          <w:sz w:val="21"/>
+          <w:u w:val="single"/>
+        </w:rPr>
+        <w:t>https://roadwatch-ai-rho.vercel.app/api/chat  [POST]</w:t>
+      </w:r>
+    </w:p>
+    <w:p>
+      <w:pPr>
+        <w:spacing w:after="60"/>
+      </w:pPr>
+      <w:r>
+        <w:rPr>
+          <w:b/>
+          <w:color w:val="1A3C5E"/>
+          <w:sz w:val="21"/>
+        </w:rPr>
+        <w:t xml:space="preserve">  📋  API Docs (Swagger): </w:t>
+      </w:r>
+      <w:r>
+        <w:rPr>
+          <w:color w:val="2263D9"/>
+          <w:sz w:val="21"/>
+          <w:u w:val="single"/>
+        </w:rPr>
+        <w:t>https://roadwatch-ai-rho.vercel.app/api/openapi.json</w:t>
+      </w:r>
+    </w:p>
+    <w:p>
+      <w:pPr>
+        <w:spacing w:before="120" w:after="120"/>
+      </w:pPr>
+      <w:r>
+        <w:rPr>
+          <w:color w:val="64748B"/>
+          <w:sz w:val="16"/>
+        </w:rPr>
+        <w:t>──────────────────────────────────────────────────────────────────────────────────────────</w:t>
+      </w:r>
+    </w:p>
+    <w:p>
+      <w:pPr>
+        <w:spacing w:before="360" w:after="80"/>
+      </w:pPr>
+      <w:r>
+        <w:rPr>
+          <w:b/>
+          <w:color w:val="1A3C5E"/>
+          <w:sz w:val="32"/>
+        </w:rPr>
+        <w:t>2. Technology Stack — Overview</w:t>
+      </w:r>
+    </w:p>
     <w:tbl>
       <w:tblPr>
         <w:tblStyle w:val="TableGrid"/>
@@ -941,55 +313,46 @@
         <w:tc>
           <w:tcPr>
             <w:tcW w:type="dxa" w:w="3135"/>
-            <w:shd w:val="clear" w:color="auto" w:fill="1A4B8A"/>
+            <w:shd w:val="clear" w:color="auto" w:fill="1a3c5e"/>
           </w:tcPr>
           <w:p>
-            <w:pPr>
-              <w:jc w:val="center"/>
-            </w:pPr>
             <w:r>
               <w:rPr>
                 <w:b/>
                 <w:color w:val="FFFFFF"/>
-                <w:sz w:val="21"/>
+                <w:sz w:val="20"/>
               </w:rPr>
-              <w:t>Library / API</w:t>
+              <w:t>Layer</w:t>
             </w:r>
           </w:p>
         </w:tc>
         <w:tc>
           <w:tcPr>
             <w:tcW w:type="dxa" w:w="3135"/>
-            <w:shd w:val="clear" w:color="auto" w:fill="1A4B8A"/>
+            <w:shd w:val="clear" w:color="auto" w:fill="1a3c5e"/>
           </w:tcPr>
           <w:p>
-            <w:pPr>
-              <w:jc w:val="center"/>
-            </w:pPr>
             <w:r>
               <w:rPr>
                 <w:b/>
                 <w:color w:val="FFFFFF"/>
-                <w:sz w:val="21"/>
+                <w:sz w:val="20"/>
               </w:rPr>
-              <w:t>Version</w:t>
+              <w:t>Technology</w:t>
             </w:r>
           </w:p>
         </w:tc>
         <w:tc>
           <w:tcPr>
             <w:tcW w:type="dxa" w:w="3135"/>
-            <w:shd w:val="clear" w:color="auto" w:fill="1A4B8A"/>
+            <w:shd w:val="clear" w:color="auto" w:fill="1a3c5e"/>
           </w:tcPr>
           <w:p>
-            <w:pPr>
-              <w:jc w:val="center"/>
-            </w:pPr>
             <w:r>
               <w:rPr>
                 <w:b/>
                 <w:color w:val="FFFFFF"/>
-                <w:sz w:val="21"/>
+                <w:sz w:val="20"/>
               </w:rPr>
               <w:t>Purpose</w:t>
             </w:r>
@@ -1000,53 +363,39 @@
         <w:tc>
           <w:tcPr>
             <w:tcW w:type="dxa" w:w="3135"/>
-            <w:shd w:val="clear" w:color="auto" w:fill="F0F4F8"/>
           </w:tcPr>
           <w:p>
-            <w:pPr>
-              <w:jc w:val="left"/>
-            </w:pPr>
             <w:r>
               <w:rPr>
-                <w:b/>
-                <w:color w:val="0D4A99"/>
                 <w:sz w:val="20"/>
               </w:rPr>
-              <w:t>Leaflet.js</w:t>
+              <w:t>Backend</w:t>
             </w:r>
           </w:p>
         </w:tc>
         <w:tc>
           <w:tcPr>
             <w:tcW w:type="dxa" w:w="3135"/>
-            <w:shd w:val="clear" w:color="auto" w:fill="F0F4F8"/>
           </w:tcPr>
           <w:p>
-            <w:pPr>
-              <w:jc w:val="center"/>
-            </w:pPr>
             <w:r>
               <w:rPr>
                 <w:sz w:val="20"/>
               </w:rPr>
-              <w:t>1.9.4</w:t>
+              <w:t>Python 3.12 + FastAPI 0.104</w:t>
             </w:r>
           </w:p>
         </w:tc>
         <w:tc>
           <w:tcPr>
             <w:tcW w:type="dxa" w:w="3135"/>
-            <w:shd w:val="clear" w:color="auto" w:fill="F0F4F8"/>
           </w:tcPr>
           <w:p>
-            <w:pPr>
-              <w:jc w:val="left"/>
-            </w:pPr>
             <w:r>
               <w:rPr>
                 <w:sz w:val="20"/>
               </w:rPr>
-              <w:t>Interactive map rendering. Road markers, popups, tile layers (OpenStreetMap).</w:t>
+              <w:t>REST API — 26 endpoints</w:t>
             </w:r>
           </w:p>
         </w:tc>
@@ -1055,53 +404,39 @@
         <w:tc>
           <w:tcPr>
             <w:tcW w:type="dxa" w:w="3135"/>
-            <w:shd w:val="clear" w:color="auto" w:fill="FFFFFF"/>
           </w:tcPr>
           <w:p>
-            <w:pPr>
-              <w:jc w:val="left"/>
-            </w:pPr>
             <w:r>
               <w:rPr>
-                <w:b/>
-                <w:color w:val="0D4A99"/>
                 <w:sz w:val="20"/>
               </w:rPr>
-              <w:t>Leaflet.MarkerCluster</w:t>
+              <w:t>Database</w:t>
             </w:r>
           </w:p>
         </w:tc>
         <w:tc>
           <w:tcPr>
             <w:tcW w:type="dxa" w:w="3135"/>
-            <w:shd w:val="clear" w:color="auto" w:fill="FFFFFF"/>
           </w:tcPr>
           <w:p>
-            <w:pPr>
-              <w:jc w:val="center"/>
-            </w:pPr>
             <w:r>
               <w:rPr>
                 <w:sz w:val="20"/>
               </w:rPr>
-              <w:t>1.5.3</w:t>
+              <w:t>SQLite + SQLAlchemy 2.0</w:t>
             </w:r>
           </w:p>
         </w:tc>
         <w:tc>
           <w:tcPr>
             <w:tcW w:type="dxa" w:w="3135"/>
-            <w:shd w:val="clear" w:color="auto" w:fill="FFFFFF"/>
           </w:tcPr>
           <w:p>
-            <w:pPr>
-              <w:jc w:val="left"/>
-            </w:pPr>
             <w:r>
               <w:rPr>
                 <w:sz w:val="20"/>
               </w:rPr>
-              <w:t>Clusters nearby map markers to prevent overlapping at low zoom levels.</w:t>
+              <w:t>Structured relational data (4 tables)</w:t>
             </w:r>
           </w:p>
         </w:tc>
@@ -1110,53 +445,39 @@
         <w:tc>
           <w:tcPr>
             <w:tcW w:type="dxa" w:w="3135"/>
-            <w:shd w:val="clear" w:color="auto" w:fill="F0F4F8"/>
           </w:tcPr>
           <w:p>
-            <w:pPr>
-              <w:jc w:val="left"/>
-            </w:pPr>
             <w:r>
               <w:rPr>
-                <w:b/>
-                <w:color w:val="0D4A99"/>
                 <w:sz w:val="20"/>
               </w:rPr>
-              <w:t>Chart.js</w:t>
+              <w:t>AI / LLM</w:t>
             </w:r>
           </w:p>
         </w:tc>
         <w:tc>
           <w:tcPr>
             <w:tcW w:type="dxa" w:w="3135"/>
-            <w:shd w:val="clear" w:color="auto" w:fill="F0F4F8"/>
           </w:tcPr>
           <w:p>
-            <w:pPr>
-              <w:jc w:val="center"/>
-            </w:pPr>
             <w:r>
               <w:rPr>
                 <w:sz w:val="20"/>
               </w:rPr>
-              <w:t>4.4.0</w:t>
+              <w:t>Groq API — LLaMA 3.3 70B</w:t>
             </w:r>
           </w:p>
         </w:tc>
         <w:tc>
           <w:tcPr>
             <w:tcW w:type="dxa" w:w="3135"/>
-            <w:shd w:val="clear" w:color="auto" w:fill="F0F4F8"/>
           </w:tcPr>
           <w:p>
-            <w:pPr>
-              <w:jc w:val="left"/>
-            </w:pPr>
             <w:r>
               <w:rPr>
                 <w:sz w:val="20"/>
               </w:rPr>
-              <w:t>Renders doughnut, bar, and pie charts for analytics dashboard.</w:t>
+              <w:t>Chatbot, complaint routing, damage analysis</w:t>
             </w:r>
           </w:p>
         </w:tc>
@@ -1165,53 +486,39 @@
         <w:tc>
           <w:tcPr>
             <w:tcW w:type="dxa" w:w="3135"/>
-            <w:shd w:val="clear" w:color="auto" w:fill="FFFFFF"/>
           </w:tcPr>
           <w:p>
-            <w:pPr>
-              <w:jc w:val="left"/>
-            </w:pPr>
             <w:r>
               <w:rPr>
-                <w:b/>
-                <w:color w:val="0D4A99"/>
                 <w:sz w:val="20"/>
               </w:rPr>
-              <w:t>marked.js</w:t>
+              <w:t>Frontend</w:t>
             </w:r>
           </w:p>
         </w:tc>
         <w:tc>
           <w:tcPr>
             <w:tcW w:type="dxa" w:w="3135"/>
-            <w:shd w:val="clear" w:color="auto" w:fill="FFFFFF"/>
           </w:tcPr>
           <w:p>
-            <w:pPr>
-              <w:jc w:val="center"/>
-            </w:pPr>
             <w:r>
               <w:rPr>
                 <w:sz w:val="20"/>
               </w:rPr>
-              <w:t>9.1.6</w:t>
+              <w:t>Vanilla HTML5 / CSS3 / JS</w:t>
             </w:r>
           </w:p>
         </w:tc>
         <w:tc>
           <w:tcPr>
             <w:tcW w:type="dxa" w:w="3135"/>
-            <w:shd w:val="clear" w:color="auto" w:fill="FFFFFF"/>
           </w:tcPr>
           <w:p>
-            <w:pPr>
-              <w:jc w:val="left"/>
-            </w:pPr>
             <w:r>
               <w:rPr>
                 <w:sz w:val="20"/>
               </w:rPr>
-              <w:t>Parses Markdown to HTML for rich chatbot message rendering.</w:t>
+              <w:t>Single-page app — zero framework overhead</w:t>
             </w:r>
           </w:p>
         </w:tc>
@@ -1220,53 +527,39 @@
         <w:tc>
           <w:tcPr>
             <w:tcW w:type="dxa" w:w="3135"/>
-            <w:shd w:val="clear" w:color="auto" w:fill="F0F4F8"/>
           </w:tcPr>
           <w:p>
-            <w:pPr>
-              <w:jc w:val="left"/>
-            </w:pPr>
             <w:r>
               <w:rPr>
-                <w:b/>
-                <w:color w:val="0D4A99"/>
                 <w:sz w:val="20"/>
               </w:rPr>
-              <w:t>Service Worker API</w:t>
+              <w:t>Maps</w:t>
             </w:r>
           </w:p>
         </w:tc>
         <w:tc>
           <w:tcPr>
             <w:tcW w:type="dxa" w:w="3135"/>
-            <w:shd w:val="clear" w:color="auto" w:fill="F0F4F8"/>
           </w:tcPr>
           <w:p>
-            <w:pPr>
-              <w:jc w:val="center"/>
-            </w:pPr>
             <w:r>
               <w:rPr>
                 <w:sz w:val="20"/>
               </w:rPr>
-              <w:t>Browser native</w:t>
+              <w:t>Leaflet.js 1.9.4 + MarkerCluster</w:t>
             </w:r>
           </w:p>
         </w:tc>
         <w:tc>
           <w:tcPr>
             <w:tcW w:type="dxa" w:w="3135"/>
-            <w:shd w:val="clear" w:color="auto" w:fill="F0F4F8"/>
           </w:tcPr>
           <w:p>
-            <w:pPr>
-              <w:jc w:val="left"/>
-            </w:pPr>
             <w:r>
               <w:rPr>
                 <w:sz w:val="20"/>
               </w:rPr>
-              <w:t>PWA offline caching: caches /api/roads, /api/stats, and all static assets.</w:t>
+              <w:t>Interactive road condition map</w:t>
             </w:r>
           </w:p>
         </w:tc>
@@ -1275,53 +568,39 @@
         <w:tc>
           <w:tcPr>
             <w:tcW w:type="dxa" w:w="3135"/>
-            <w:shd w:val="clear" w:color="auto" w:fill="FFFFFF"/>
           </w:tcPr>
           <w:p>
-            <w:pPr>
-              <w:jc w:val="left"/>
-            </w:pPr>
             <w:r>
               <w:rPr>
-                <w:b/>
-                <w:color w:val="0D4A99"/>
                 <w:sz w:val="20"/>
               </w:rPr>
-              <w:t>Fetch API</w:t>
+              <w:t>Charts</w:t>
             </w:r>
           </w:p>
         </w:tc>
         <w:tc>
           <w:tcPr>
             <w:tcW w:type="dxa" w:w="3135"/>
-            <w:shd w:val="clear" w:color="auto" w:fill="FFFFFF"/>
           </w:tcPr>
           <w:p>
-            <w:pPr>
-              <w:jc w:val="center"/>
-            </w:pPr>
             <w:r>
               <w:rPr>
                 <w:sz w:val="20"/>
               </w:rPr>
-              <w:t>Browser native</w:t>
+              <w:t>Chart.js 4.4.0</w:t>
             </w:r>
           </w:p>
         </w:tc>
         <w:tc>
           <w:tcPr>
             <w:tcW w:type="dxa" w:w="3135"/>
-            <w:shd w:val="clear" w:color="auto" w:fill="FFFFFF"/>
           </w:tcPr>
           <w:p>
-            <w:pPr>
-              <w:jc w:val="left"/>
-            </w:pPr>
             <w:r>
               <w:rPr>
                 <w:sz w:val="20"/>
               </w:rPr>
-              <w:t>All HTTP calls to the FastAPI backend (JSON + multipart).</w:t>
+              <w:t>Analytics — bar, doughnut, radar</w:t>
             </w:r>
           </w:p>
         </w:tc>
@@ -1330,53 +609,39 @@
         <w:tc>
           <w:tcPr>
             <w:tcW w:type="dxa" w:w="3135"/>
-            <w:shd w:val="clear" w:color="auto" w:fill="F0F4F8"/>
           </w:tcPr>
           <w:p>
-            <w:pPr>
-              <w:jc w:val="left"/>
-            </w:pPr>
             <w:r>
               <w:rPr>
-                <w:b/>
-                <w:color w:val="0D4A99"/>
                 <w:sz w:val="20"/>
               </w:rPr>
-              <w:t>Geolocation API</w:t>
+              <w:t>Markdown</w:t>
             </w:r>
           </w:p>
         </w:tc>
         <w:tc>
           <w:tcPr>
             <w:tcW w:type="dxa" w:w="3135"/>
-            <w:shd w:val="clear" w:color="auto" w:fill="F0F4F8"/>
           </w:tcPr>
           <w:p>
-            <w:pPr>
-              <w:jc w:val="center"/>
-            </w:pPr>
             <w:r>
               <w:rPr>
                 <w:sz w:val="20"/>
               </w:rPr>
-              <w:t>Browser native</w:t>
+              <w:t>marked.js 9.1.6</w:t>
             </w:r>
           </w:p>
         </w:tc>
         <w:tc>
           <w:tcPr>
             <w:tcW w:type="dxa" w:w="3135"/>
-            <w:shd w:val="clear" w:color="auto" w:fill="F0F4F8"/>
           </w:tcPr>
           <w:p>
-            <w:pPr>
-              <w:jc w:val="left"/>
-            </w:pPr>
             <w:r>
               <w:rPr>
                 <w:sz w:val="20"/>
               </w:rPr>
-              <w:t>GPS coordinates for 'Near Me' map feature and complaint GPS auto-fill.</w:t>
+              <w:t>AI chat response rendering</w:t>
             </w:r>
           </w:p>
         </w:tc>
@@ -1385,70 +650,2269 @@
         <w:tc>
           <w:tcPr>
             <w:tcW w:type="dxa" w:w="3135"/>
-            <w:shd w:val="clear" w:color="auto" w:fill="FFFFFF"/>
           </w:tcPr>
           <w:p>
-            <w:pPr>
-              <w:jc w:val="left"/>
-            </w:pPr>
             <w:r>
               <w:rPr>
-                <w:b/>
-                <w:color w:val="0D4A99"/>
                 <w:sz w:val="20"/>
               </w:rPr>
-              <w:t>OpenStreetMap tiles</w:t>
+              <w:t>Deployment</w:t>
             </w:r>
           </w:p>
         </w:tc>
         <w:tc>
           <w:tcPr>
             <w:tcW w:type="dxa" w:w="3135"/>
-            <w:shd w:val="clear" w:color="auto" w:fill="FFFFFF"/>
           </w:tcPr>
           <w:p>
-            <w:pPr>
-              <w:jc w:val="center"/>
-            </w:pPr>
             <w:r>
               <w:rPr>
                 <w:sz w:val="20"/>
               </w:rPr>
-              <w:t>Free CDN</w:t>
+              <w:t>Vercel (Serverless Python)</w:t>
             </w:r>
           </w:p>
         </w:tc>
         <w:tc>
           <w:tcPr>
             <w:tcW w:type="dxa" w:w="3135"/>
-            <w:shd w:val="clear" w:color="auto" w:fill="FFFFFF"/>
           </w:tcPr>
           <w:p>
-            <w:pPr>
-              <w:jc w:val="left"/>
-            </w:pPr>
             <w:r>
               <w:rPr>
                 <w:sz w:val="20"/>
               </w:rPr>
-              <w:t>Base map tiles served from tile.openstreetmap.org. No API key required.</w:t>
+              <w:t>Auto-deploy from GitHub on push</w:t>
+            </w:r>
+          </w:p>
+        </w:tc>
+      </w:tr>
+      <w:tr>
+        <w:tc>
+          <w:tcPr>
+            <w:tcW w:type="dxa" w:w="3135"/>
+          </w:tcPr>
+          <w:p>
+            <w:r>
+              <w:rPr>
+                <w:sz w:val="20"/>
+              </w:rPr>
+              <w:t>PWA</w:t>
+            </w:r>
+          </w:p>
+        </w:tc>
+        <w:tc>
+          <w:tcPr>
+            <w:tcW w:type="dxa" w:w="3135"/>
+          </w:tcPr>
+          <w:p>
+            <w:r>
+              <w:rPr>
+                <w:sz w:val="20"/>
+              </w:rPr>
+              <w:t>Service Worker + Web Manifest</w:t>
+            </w:r>
+          </w:p>
+        </w:tc>
+        <w:tc>
+          <w:tcPr>
+            <w:tcW w:type="dxa" w:w="3135"/>
+          </w:tcPr>
+          <w:p>
+            <w:r>
+              <w:rPr>
+                <w:sz w:val="20"/>
+              </w:rPr>
+              <w:t>Offline support, installable</w:t>
+            </w:r>
+          </w:p>
+        </w:tc>
+      </w:tr>
+      <w:tr>
+        <w:tc>
+          <w:tcPr>
+            <w:tcW w:type="dxa" w:w="3135"/>
+          </w:tcPr>
+          <w:p>
+            <w:r>
+              <w:rPr>
+                <w:sz w:val="20"/>
+              </w:rPr>
+              <w:t>Geolocation</w:t>
+            </w:r>
+          </w:p>
+        </w:tc>
+        <w:tc>
+          <w:tcPr>
+            <w:tcW w:type="dxa" w:w="3135"/>
+          </w:tcPr>
+          <w:p>
+            <w:r>
+              <w:rPr>
+                <w:sz w:val="20"/>
+              </w:rPr>
+              <w:t>Browser Geolocation API</w:t>
+            </w:r>
+          </w:p>
+        </w:tc>
+        <w:tc>
+          <w:tcPr>
+            <w:tcW w:type="dxa" w:w="3135"/>
+          </w:tcPr>
+          <w:p>
+            <w:r>
+              <w:rPr>
+                <w:sz w:val="20"/>
+              </w:rPr>
+              <w:t>Nearby road detection</w:t>
+            </w:r>
+          </w:p>
+        </w:tc>
+      </w:tr>
+      <w:tr>
+        <w:tc>
+          <w:tcPr>
+            <w:tcW w:type="dxa" w:w="3135"/>
+          </w:tcPr>
+          <w:p>
+            <w:r>
+              <w:rPr>
+                <w:sz w:val="20"/>
+              </w:rPr>
+              <w:t>Image Upload</w:t>
+            </w:r>
+          </w:p>
+        </w:tc>
+        <w:tc>
+          <w:tcPr>
+            <w:tcW w:type="dxa" w:w="3135"/>
+          </w:tcPr>
+          <w:p>
+            <w:r>
+              <w:rPr>
+                <w:sz w:val="20"/>
+              </w:rPr>
+              <w:t>python-multipart + Pillow</w:t>
+            </w:r>
+          </w:p>
+        </w:tc>
+        <w:tc>
+          <w:tcPr>
+            <w:tcW w:type="dxa" w:w="3135"/>
+          </w:tcPr>
+          <w:p>
+            <w:r>
+              <w:rPr>
+                <w:sz w:val="20"/>
+              </w:rPr>
+              <w:t>Complaint photo uploads</w:t>
+            </w:r>
+          </w:p>
+        </w:tc>
+      </w:tr>
+      <w:tr>
+        <w:tc>
+          <w:tcPr>
+            <w:tcW w:type="dxa" w:w="3135"/>
+          </w:tcPr>
+          <w:p>
+            <w:r>
+              <w:rPr>
+                <w:sz w:val="20"/>
+              </w:rPr>
+              <w:t>Geocoding</w:t>
+            </w:r>
+          </w:p>
+        </w:tc>
+        <w:tc>
+          <w:tcPr>
+            <w:tcW w:type="dxa" w:w="3135"/>
+          </w:tcPr>
+          <w:p>
+            <w:r>
+              <w:rPr>
+                <w:sz w:val="20"/>
+              </w:rPr>
+              <w:t>geopy + haversine</w:t>
+            </w:r>
+          </w:p>
+        </w:tc>
+        <w:tc>
+          <w:tcPr>
+            <w:tcW w:type="dxa" w:w="3135"/>
+          </w:tcPr>
+          <w:p>
+            <w:r>
+              <w:rPr>
+                <w:sz w:val="20"/>
+              </w:rPr>
+              <w:t>Distance calculations</w:t>
             </w:r>
           </w:p>
         </w:tc>
       </w:tr>
     </w:tbl>
-    <w:p/>
     <w:p>
+      <w:pPr>
+        <w:spacing w:before="120" w:after="120"/>
+      </w:pPr>
+      <w:r>
+        <w:rPr>
+          <w:color w:val="64748B"/>
+          <w:sz w:val="16"/>
+        </w:rPr>
+        <w:t>──────────────────────────────────────────────────────────────────────────────────────────</w:t>
+      </w:r>
+    </w:p>
+    <w:p>
+      <w:pPr>
+        <w:spacing w:before="360" w:after="80"/>
+      </w:pPr>
       <w:r>
         <w:rPr>
           <w:b/>
-          <w:color w:val="1552A0"/>
+          <w:color w:val="1A3C5E"/>
+          <w:sz w:val="32"/>
+        </w:rPr>
+        <w:t>3. Python Software Packages (requirements.txt)</w:t>
+      </w:r>
+    </w:p>
+    <w:p>
+      <w:pPr>
+        <w:spacing w:after="60"/>
+      </w:pPr>
+      <w:r>
+        <w:rPr>
+          <w:b w:val="0"/>
+          <w:i w:val="0"/>
+          <w:color w:val="111827"/>
+          <w:sz w:val="21"/>
+        </w:rPr>
+        <w:t>All packages are open-source, freely available on PyPI, and listed in requirements.txt at the repository root.</w:t>
+      </w:r>
+    </w:p>
+    <w:tbl>
+      <w:tblPr>
+        <w:tblStyle w:val="TableGrid"/>
+        <w:tblW w:type="auto" w:w="0"/>
+        <w:jc w:val="center"/>
+        <w:tblLook w:firstColumn="1" w:firstRow="1" w:lastColumn="0" w:lastRow="0" w:noHBand="0" w:noVBand="1" w:val="04A0"/>
+      </w:tblPr>
+      <w:tblGrid>
+        <w:gridCol w:w="2351"/>
+        <w:gridCol w:w="2351"/>
+        <w:gridCol w:w="2351"/>
+        <w:gridCol w:w="2351"/>
+      </w:tblGrid>
+      <w:tr>
+        <w:tc>
+          <w:tcPr>
+            <w:tcW w:type="dxa" w:w="2551"/>
+            <w:shd w:val="clear" w:color="auto" w:fill="1a3c5e"/>
+          </w:tcPr>
+          <w:p>
+            <w:r>
+              <w:rPr>
+                <w:b/>
+                <w:color w:val="FFFFFF"/>
+                <w:sz w:val="19"/>
+              </w:rPr>
+              <w:t>Package</w:t>
+            </w:r>
+          </w:p>
+        </w:tc>
+        <w:tc>
+          <w:tcPr>
+            <w:tcW w:type="dxa" w:w="1247"/>
+            <w:shd w:val="clear" w:color="auto" w:fill="1a3c5e"/>
+          </w:tcPr>
+          <w:p>
+            <w:r>
+              <w:rPr>
+                <w:b/>
+                <w:color w:val="FFFFFF"/>
+                <w:sz w:val="19"/>
+              </w:rPr>
+              <w:t>Version</w:t>
+            </w:r>
+          </w:p>
+        </w:tc>
+        <w:tc>
+          <w:tcPr>
+            <w:tcW w:type="dxa" w:w="4252"/>
+            <w:shd w:val="clear" w:color="auto" w:fill="1a3c5e"/>
+          </w:tcPr>
+          <w:p>
+            <w:r>
+              <w:rPr>
+                <w:b/>
+                <w:color w:val="FFFFFF"/>
+                <w:sz w:val="19"/>
+              </w:rPr>
+              <w:t>Purpose</w:t>
+            </w:r>
+          </w:p>
+        </w:tc>
+        <w:tc>
+          <w:tcPr>
+            <w:tcW w:type="dxa" w:w="1417"/>
+            <w:shd w:val="clear" w:color="auto" w:fill="1a3c5e"/>
+          </w:tcPr>
+          <w:p>
+            <w:r>
+              <w:rPr>
+                <w:b/>
+                <w:color w:val="FFFFFF"/>
+                <w:sz w:val="19"/>
+              </w:rPr>
+              <w:t>License</w:t>
+            </w:r>
+          </w:p>
+        </w:tc>
+      </w:tr>
+      <w:tr>
+        <w:tc>
+          <w:tcPr>
+            <w:tcW w:type="dxa" w:w="2551"/>
+          </w:tcPr>
+          <w:p>
+            <w:r>
+              <w:rPr>
+                <w:sz w:val="19"/>
+              </w:rPr>
+              <w:t>fastapi</w:t>
+            </w:r>
+          </w:p>
+        </w:tc>
+        <w:tc>
+          <w:tcPr>
+            <w:tcW w:type="dxa" w:w="1247"/>
+          </w:tcPr>
+          <w:p>
+            <w:r>
+              <w:rPr>
+                <w:sz w:val="19"/>
+              </w:rPr>
+              <w:t>0.104.1</w:t>
+            </w:r>
+          </w:p>
+        </w:tc>
+        <w:tc>
+          <w:tcPr>
+            <w:tcW w:type="dxa" w:w="4252"/>
+          </w:tcPr>
+          <w:p>
+            <w:r>
+              <w:rPr>
+                <w:sz w:val="19"/>
+              </w:rPr>
+              <w:t>High-performance REST API framework</w:t>
+            </w:r>
+          </w:p>
+        </w:tc>
+        <w:tc>
+          <w:tcPr>
+            <w:tcW w:type="dxa" w:w="1417"/>
+          </w:tcPr>
+          <w:p>
+            <w:r>
+              <w:rPr>
+                <w:sz w:val="19"/>
+              </w:rPr>
+              <w:t>MIT</w:t>
+            </w:r>
+          </w:p>
+        </w:tc>
+      </w:tr>
+      <w:tr>
+        <w:tc>
+          <w:tcPr>
+            <w:tcW w:type="dxa" w:w="2551"/>
+          </w:tcPr>
+          <w:p>
+            <w:r>
+              <w:rPr>
+                <w:sz w:val="19"/>
+              </w:rPr>
+              <w:t>uvicorn[standard]</w:t>
+            </w:r>
+          </w:p>
+        </w:tc>
+        <w:tc>
+          <w:tcPr>
+            <w:tcW w:type="dxa" w:w="1247"/>
+          </w:tcPr>
+          <w:p>
+            <w:r>
+              <w:rPr>
+                <w:sz w:val="19"/>
+              </w:rPr>
+              <w:t>0.24.0</w:t>
+            </w:r>
+          </w:p>
+        </w:tc>
+        <w:tc>
+          <w:tcPr>
+            <w:tcW w:type="dxa" w:w="4252"/>
+          </w:tcPr>
+          <w:p>
+            <w:r>
+              <w:rPr>
+                <w:sz w:val="19"/>
+              </w:rPr>
+              <w:t>ASGI server for local development</w:t>
+            </w:r>
+          </w:p>
+        </w:tc>
+        <w:tc>
+          <w:tcPr>
+            <w:tcW w:type="dxa" w:w="1417"/>
+          </w:tcPr>
+          <w:p>
+            <w:r>
+              <w:rPr>
+                <w:sz w:val="19"/>
+              </w:rPr>
+              <w:t>BSD-3</w:t>
+            </w:r>
+          </w:p>
+        </w:tc>
+      </w:tr>
+      <w:tr>
+        <w:tc>
+          <w:tcPr>
+            <w:tcW w:type="dxa" w:w="2551"/>
+          </w:tcPr>
+          <w:p>
+            <w:r>
+              <w:rPr>
+                <w:sz w:val="19"/>
+              </w:rPr>
+              <w:t>sqlalchemy</w:t>
+            </w:r>
+          </w:p>
+        </w:tc>
+        <w:tc>
+          <w:tcPr>
+            <w:tcW w:type="dxa" w:w="1247"/>
+          </w:tcPr>
+          <w:p>
+            <w:r>
+              <w:rPr>
+                <w:sz w:val="19"/>
+              </w:rPr>
+              <w:t>2.0.23</w:t>
+            </w:r>
+          </w:p>
+        </w:tc>
+        <w:tc>
+          <w:tcPr>
+            <w:tcW w:type="dxa" w:w="4252"/>
+          </w:tcPr>
+          <w:p>
+            <w:r>
+              <w:rPr>
+                <w:sz w:val="19"/>
+              </w:rPr>
+              <w:t>ORM for SQLite database operations</w:t>
+            </w:r>
+          </w:p>
+        </w:tc>
+        <w:tc>
+          <w:tcPr>
+            <w:tcW w:type="dxa" w:w="1417"/>
+          </w:tcPr>
+          <w:p>
+            <w:r>
+              <w:rPr>
+                <w:sz w:val="19"/>
+              </w:rPr>
+              <w:t>MIT</w:t>
+            </w:r>
+          </w:p>
+        </w:tc>
+      </w:tr>
+      <w:tr>
+        <w:tc>
+          <w:tcPr>
+            <w:tcW w:type="dxa" w:w="2551"/>
+          </w:tcPr>
+          <w:p>
+            <w:r>
+              <w:rPr>
+                <w:sz w:val="19"/>
+              </w:rPr>
+              <w:t>pydantic</w:t>
+            </w:r>
+          </w:p>
+        </w:tc>
+        <w:tc>
+          <w:tcPr>
+            <w:tcW w:type="dxa" w:w="1247"/>
+          </w:tcPr>
+          <w:p>
+            <w:r>
+              <w:rPr>
+                <w:sz w:val="19"/>
+              </w:rPr>
+              <w:t>2.5.2</w:t>
+            </w:r>
+          </w:p>
+        </w:tc>
+        <w:tc>
+          <w:tcPr>
+            <w:tcW w:type="dxa" w:w="4252"/>
+          </w:tcPr>
+          <w:p>
+            <w:r>
+              <w:rPr>
+                <w:sz w:val="19"/>
+              </w:rPr>
+              <w:t>Data validation and settings management</w:t>
+            </w:r>
+          </w:p>
+        </w:tc>
+        <w:tc>
+          <w:tcPr>
+            <w:tcW w:type="dxa" w:w="1417"/>
+          </w:tcPr>
+          <w:p>
+            <w:r>
+              <w:rPr>
+                <w:sz w:val="19"/>
+              </w:rPr>
+              <w:t>MIT</w:t>
+            </w:r>
+          </w:p>
+        </w:tc>
+      </w:tr>
+      <w:tr>
+        <w:tc>
+          <w:tcPr>
+            <w:tcW w:type="dxa" w:w="2551"/>
+          </w:tcPr>
+          <w:p>
+            <w:r>
+              <w:rPr>
+                <w:sz w:val="19"/>
+              </w:rPr>
+              <w:t>python-multipart</w:t>
+            </w:r>
+          </w:p>
+        </w:tc>
+        <w:tc>
+          <w:tcPr>
+            <w:tcW w:type="dxa" w:w="1247"/>
+          </w:tcPr>
+          <w:p>
+            <w:r>
+              <w:rPr>
+                <w:sz w:val="19"/>
+              </w:rPr>
+              <w:t>0.0.6</w:t>
+            </w:r>
+          </w:p>
+        </w:tc>
+        <w:tc>
+          <w:tcPr>
+            <w:tcW w:type="dxa" w:w="4252"/>
+          </w:tcPr>
+          <w:p>
+            <w:r>
+              <w:rPr>
+                <w:sz w:val="19"/>
+              </w:rPr>
+              <w:t>Multipart form data (file upload parsing)</w:t>
+            </w:r>
+          </w:p>
+        </w:tc>
+        <w:tc>
+          <w:tcPr>
+            <w:tcW w:type="dxa" w:w="1417"/>
+          </w:tcPr>
+          <w:p>
+            <w:r>
+              <w:rPr>
+                <w:sz w:val="19"/>
+              </w:rPr>
+              <w:t>Apache-2.0</w:t>
+            </w:r>
+          </w:p>
+        </w:tc>
+      </w:tr>
+      <w:tr>
+        <w:tc>
+          <w:tcPr>
+            <w:tcW w:type="dxa" w:w="2551"/>
+          </w:tcPr>
+          <w:p>
+            <w:r>
+              <w:rPr>
+                <w:sz w:val="19"/>
+              </w:rPr>
+              <w:t>aiofiles</w:t>
+            </w:r>
+          </w:p>
+        </w:tc>
+        <w:tc>
+          <w:tcPr>
+            <w:tcW w:type="dxa" w:w="1247"/>
+          </w:tcPr>
+          <w:p>
+            <w:r>
+              <w:rPr>
+                <w:sz w:val="19"/>
+              </w:rPr>
+              <w:t>23.2.1</w:t>
+            </w:r>
+          </w:p>
+        </w:tc>
+        <w:tc>
+          <w:tcPr>
+            <w:tcW w:type="dxa" w:w="4252"/>
+          </w:tcPr>
+          <w:p>
+            <w:r>
+              <w:rPr>
+                <w:sz w:val="19"/>
+              </w:rPr>
+              <w:t>Async file I/O for uploads</w:t>
+            </w:r>
+          </w:p>
+        </w:tc>
+        <w:tc>
+          <w:tcPr>
+            <w:tcW w:type="dxa" w:w="1417"/>
+          </w:tcPr>
+          <w:p>
+            <w:r>
+              <w:rPr>
+                <w:sz w:val="19"/>
+              </w:rPr>
+              <w:t>Apache-2.0</w:t>
+            </w:r>
+          </w:p>
+        </w:tc>
+      </w:tr>
+      <w:tr>
+        <w:tc>
+          <w:tcPr>
+            <w:tcW w:type="dxa" w:w="2551"/>
+          </w:tcPr>
+          <w:p>
+            <w:r>
+              <w:rPr>
+                <w:sz w:val="19"/>
+              </w:rPr>
+              <w:t>httpx</w:t>
+            </w:r>
+          </w:p>
+        </w:tc>
+        <w:tc>
+          <w:tcPr>
+            <w:tcW w:type="dxa" w:w="1247"/>
+          </w:tcPr>
+          <w:p>
+            <w:r>
+              <w:rPr>
+                <w:sz w:val="19"/>
+              </w:rPr>
+              <w:t>0.25.2</w:t>
+            </w:r>
+          </w:p>
+        </w:tc>
+        <w:tc>
+          <w:tcPr>
+            <w:tcW w:type="dxa" w:w="4252"/>
+          </w:tcPr>
+          <w:p>
+            <w:r>
+              <w:rPr>
+                <w:sz w:val="19"/>
+              </w:rPr>
+              <w:t>Async HTTP client for external API calls</w:t>
+            </w:r>
+          </w:p>
+        </w:tc>
+        <w:tc>
+          <w:tcPr>
+            <w:tcW w:type="dxa" w:w="1417"/>
+          </w:tcPr>
+          <w:p>
+            <w:r>
+              <w:rPr>
+                <w:sz w:val="19"/>
+              </w:rPr>
+              <w:t>BSD-3</w:t>
+            </w:r>
+          </w:p>
+        </w:tc>
+      </w:tr>
+      <w:tr>
+        <w:tc>
+          <w:tcPr>
+            <w:tcW w:type="dxa" w:w="2551"/>
+          </w:tcPr>
+          <w:p>
+            <w:r>
+              <w:rPr>
+                <w:sz w:val="19"/>
+              </w:rPr>
+              <w:t>pillow</w:t>
+            </w:r>
+          </w:p>
+        </w:tc>
+        <w:tc>
+          <w:tcPr>
+            <w:tcW w:type="dxa" w:w="1247"/>
+          </w:tcPr>
+          <w:p>
+            <w:r>
+              <w:rPr>
+                <w:sz w:val="19"/>
+              </w:rPr>
+              <w:t>10.1.0</w:t>
+            </w:r>
+          </w:p>
+        </w:tc>
+        <w:tc>
+          <w:tcPr>
+            <w:tcW w:type="dxa" w:w="4252"/>
+          </w:tcPr>
+          <w:p>
+            <w:r>
+              <w:rPr>
+                <w:sz w:val="19"/>
+              </w:rPr>
+              <w:t>Image processing for complaint photos</w:t>
+            </w:r>
+          </w:p>
+        </w:tc>
+        <w:tc>
+          <w:tcPr>
+            <w:tcW w:type="dxa" w:w="1417"/>
+          </w:tcPr>
+          <w:p>
+            <w:r>
+              <w:rPr>
+                <w:sz w:val="19"/>
+              </w:rPr>
+              <w:t>HPND</w:t>
+            </w:r>
+          </w:p>
+        </w:tc>
+      </w:tr>
+      <w:tr>
+        <w:tc>
+          <w:tcPr>
+            <w:tcW w:type="dxa" w:w="2551"/>
+          </w:tcPr>
+          <w:p>
+            <w:r>
+              <w:rPr>
+                <w:sz w:val="19"/>
+              </w:rPr>
+              <w:t>python-dotenv</w:t>
+            </w:r>
+          </w:p>
+        </w:tc>
+        <w:tc>
+          <w:tcPr>
+            <w:tcW w:type="dxa" w:w="1247"/>
+          </w:tcPr>
+          <w:p>
+            <w:r>
+              <w:rPr>
+                <w:sz w:val="19"/>
+              </w:rPr>
+              <w:t>1.0.0</w:t>
+            </w:r>
+          </w:p>
+        </w:tc>
+        <w:tc>
+          <w:tcPr>
+            <w:tcW w:type="dxa" w:w="4252"/>
+          </w:tcPr>
+          <w:p>
+            <w:r>
+              <w:rPr>
+                <w:sz w:val="19"/>
+              </w:rPr>
+              <w:t>Environment variable management (.env)</w:t>
+            </w:r>
+          </w:p>
+        </w:tc>
+        <w:tc>
+          <w:tcPr>
+            <w:tcW w:type="dxa" w:w="1417"/>
+          </w:tcPr>
+          <w:p>
+            <w:r>
+              <w:rPr>
+                <w:sz w:val="19"/>
+              </w:rPr>
+              <w:t>BSD-3</w:t>
+            </w:r>
+          </w:p>
+        </w:tc>
+      </w:tr>
+      <w:tr>
+        <w:tc>
+          <w:tcPr>
+            <w:tcW w:type="dxa" w:w="2551"/>
+          </w:tcPr>
+          <w:p>
+            <w:r>
+              <w:rPr>
+                <w:sz w:val="19"/>
+              </w:rPr>
+              <w:t>groq</w:t>
+            </w:r>
+          </w:p>
+        </w:tc>
+        <w:tc>
+          <w:tcPr>
+            <w:tcW w:type="dxa" w:w="1247"/>
+          </w:tcPr>
+          <w:p>
+            <w:r>
+              <w:rPr>
+                <w:sz w:val="19"/>
+              </w:rPr>
+              <w:t>0.4.2</w:t>
+            </w:r>
+          </w:p>
+        </w:tc>
+        <w:tc>
+          <w:tcPr>
+            <w:tcW w:type="dxa" w:w="4252"/>
+          </w:tcPr>
+          <w:p>
+            <w:r>
+              <w:rPr>
+                <w:sz w:val="19"/>
+              </w:rPr>
+              <w:t>Groq SDK — LLaMA 3.3 70B LLM API client</w:t>
+            </w:r>
+          </w:p>
+        </w:tc>
+        <w:tc>
+          <w:tcPr>
+            <w:tcW w:type="dxa" w:w="1417"/>
+          </w:tcPr>
+          <w:p>
+            <w:r>
+              <w:rPr>
+                <w:sz w:val="19"/>
+              </w:rPr>
+              <w:t>Apache-2.0</w:t>
+            </w:r>
+          </w:p>
+        </w:tc>
+      </w:tr>
+      <w:tr>
+        <w:tc>
+          <w:tcPr>
+            <w:tcW w:type="dxa" w:w="2551"/>
+          </w:tcPr>
+          <w:p>
+            <w:r>
+              <w:rPr>
+                <w:sz w:val="19"/>
+              </w:rPr>
+              <w:t>openai</w:t>
+            </w:r>
+          </w:p>
+        </w:tc>
+        <w:tc>
+          <w:tcPr>
+            <w:tcW w:type="dxa" w:w="1247"/>
+          </w:tcPr>
+          <w:p>
+            <w:r>
+              <w:rPr>
+                <w:sz w:val="19"/>
+              </w:rPr>
+              <w:t>1.6.1</w:t>
+            </w:r>
+          </w:p>
+        </w:tc>
+        <w:tc>
+          <w:tcPr>
+            <w:tcW w:type="dxa" w:w="4252"/>
+          </w:tcPr>
+          <w:p>
+            <w:r>
+              <w:rPr>
+                <w:sz w:val="19"/>
+              </w:rPr>
+              <w:t>OpenAI SDK (fallback AI provider)</w:t>
+            </w:r>
+          </w:p>
+        </w:tc>
+        <w:tc>
+          <w:tcPr>
+            <w:tcW w:type="dxa" w:w="1417"/>
+          </w:tcPr>
+          <w:p>
+            <w:r>
+              <w:rPr>
+                <w:sz w:val="19"/>
+              </w:rPr>
+              <w:t>MIT</w:t>
+            </w:r>
+          </w:p>
+        </w:tc>
+      </w:tr>
+      <w:tr>
+        <w:tc>
+          <w:tcPr>
+            <w:tcW w:type="dxa" w:w="2551"/>
+          </w:tcPr>
+          <w:p>
+            <w:r>
+              <w:rPr>
+                <w:sz w:val="19"/>
+              </w:rPr>
+              <w:t>geopy</w:t>
+            </w:r>
+          </w:p>
+        </w:tc>
+        <w:tc>
+          <w:tcPr>
+            <w:tcW w:type="dxa" w:w="1247"/>
+          </w:tcPr>
+          <w:p>
+            <w:r>
+              <w:rPr>
+                <w:sz w:val="19"/>
+              </w:rPr>
+              <w:t>2.4.1</w:t>
+            </w:r>
+          </w:p>
+        </w:tc>
+        <w:tc>
+          <w:tcPr>
+            <w:tcW w:type="dxa" w:w="4252"/>
+          </w:tcPr>
+          <w:p>
+            <w:r>
+              <w:rPr>
+                <w:sz w:val="19"/>
+              </w:rPr>
+              <w:t>Geocoding and geographic utilities</w:t>
+            </w:r>
+          </w:p>
+        </w:tc>
+        <w:tc>
+          <w:tcPr>
+            <w:tcW w:type="dxa" w:w="1417"/>
+          </w:tcPr>
+          <w:p>
+            <w:r>
+              <w:rPr>
+                <w:sz w:val="19"/>
+              </w:rPr>
+              <w:t>MIT</w:t>
+            </w:r>
+          </w:p>
+        </w:tc>
+      </w:tr>
+      <w:tr>
+        <w:tc>
+          <w:tcPr>
+            <w:tcW w:type="dxa" w:w="2551"/>
+          </w:tcPr>
+          <w:p>
+            <w:r>
+              <w:rPr>
+                <w:sz w:val="19"/>
+              </w:rPr>
+              <w:t>haversine</w:t>
+            </w:r>
+          </w:p>
+        </w:tc>
+        <w:tc>
+          <w:tcPr>
+            <w:tcW w:type="dxa" w:w="1247"/>
+          </w:tcPr>
+          <w:p>
+            <w:r>
+              <w:rPr>
+                <w:sz w:val="19"/>
+              </w:rPr>
+              <w:t>2.8.0</w:t>
+            </w:r>
+          </w:p>
+        </w:tc>
+        <w:tc>
+          <w:tcPr>
+            <w:tcW w:type="dxa" w:w="4252"/>
+          </w:tcPr>
+          <w:p>
+            <w:r>
+              <w:rPr>
+                <w:sz w:val="19"/>
+              </w:rPr>
+              <w:t>Great-circle distance calculation</w:t>
+            </w:r>
+          </w:p>
+        </w:tc>
+        <w:tc>
+          <w:tcPr>
+            <w:tcW w:type="dxa" w:w="1417"/>
+          </w:tcPr>
+          <w:p>
+            <w:r>
+              <w:rPr>
+                <w:sz w:val="19"/>
+              </w:rPr>
+              <w:t>MIT</w:t>
+            </w:r>
+          </w:p>
+        </w:tc>
+      </w:tr>
+      <w:tr>
+        <w:tc>
+          <w:tcPr>
+            <w:tcW w:type="dxa" w:w="2551"/>
+          </w:tcPr>
+          <w:p>
+            <w:r>
+              <w:rPr>
+                <w:sz w:val="19"/>
+              </w:rPr>
+              <w:t>python-docx</w:t>
+            </w:r>
+          </w:p>
+        </w:tc>
+        <w:tc>
+          <w:tcPr>
+            <w:tcW w:type="dxa" w:w="1247"/>
+          </w:tcPr>
+          <w:p>
+            <w:r>
+              <w:rPr>
+                <w:sz w:val="19"/>
+              </w:rPr>
+              <w:t>1.1.0</w:t>
+            </w:r>
+          </w:p>
+        </w:tc>
+        <w:tc>
+          <w:tcPr>
+            <w:tcW w:type="dxa" w:w="4252"/>
+          </w:tcPr>
+          <w:p>
+            <w:r>
+              <w:rPr>
+                <w:sz w:val="19"/>
+              </w:rPr>
+              <w:t>Word document generation (this file!)</w:t>
+            </w:r>
+          </w:p>
+        </w:tc>
+        <w:tc>
+          <w:tcPr>
+            <w:tcW w:type="dxa" w:w="1417"/>
+          </w:tcPr>
+          <w:p>
+            <w:r>
+              <w:rPr>
+                <w:sz w:val="19"/>
+              </w:rPr>
+              <w:t>MIT</w:t>
+            </w:r>
+          </w:p>
+        </w:tc>
+      </w:tr>
+    </w:tbl>
+    <w:p>
+      <w:pPr>
+        <w:spacing w:before="120" w:after="120"/>
+      </w:pPr>
+      <w:r>
+        <w:rPr>
+          <w:color w:val="64748B"/>
+          <w:sz w:val="16"/>
+        </w:rPr>
+        <w:t>──────────────────────────────────────────────────────────────────────────────────────────</w:t>
+      </w:r>
+    </w:p>
+    <w:p>
+      <w:pPr>
+        <w:spacing w:before="360" w:after="80"/>
+      </w:pPr>
+      <w:r>
+        <w:rPr>
+          <w:b/>
+          <w:color w:val="1A3C5E"/>
+          <w:sz w:val="32"/>
+        </w:rPr>
+        <w:t>4. JavaScript / Frontend Libraries (CDN)</w:t>
+      </w:r>
+    </w:p>
+    <w:p>
+      <w:pPr>
+        <w:spacing w:after="60"/>
+      </w:pPr>
+      <w:r>
+        <w:rPr>
+          <w:b w:val="0"/>
+          <w:i w:val="0"/>
+          <w:color w:val="111827"/>
+          <w:sz w:val="21"/>
+        </w:rPr>
+        <w:t>All frontend libraries are loaded from CDN — no npm or build step required. Zero framework dependencies.</w:t>
+      </w:r>
+    </w:p>
+    <w:tbl>
+      <w:tblPr>
+        <w:tblStyle w:val="TableGrid"/>
+        <w:tblW w:type="auto" w:w="0"/>
+        <w:jc w:val="center"/>
+        <w:tblLook w:firstColumn="1" w:firstRow="1" w:lastColumn="0" w:lastRow="0" w:noHBand="0" w:noVBand="1" w:val="04A0"/>
+      </w:tblPr>
+      <w:tblGrid>
+        <w:gridCol w:w="2351"/>
+        <w:gridCol w:w="2351"/>
+        <w:gridCol w:w="2351"/>
+        <w:gridCol w:w="2351"/>
+      </w:tblGrid>
+      <w:tr>
+        <w:tc>
+          <w:tcPr>
+            <w:tcW w:type="dxa" w:w="2351"/>
+            <w:shd w:val="clear" w:color="auto" w:fill="1a3c5e"/>
+          </w:tcPr>
+          <w:p>
+            <w:r>
+              <w:rPr>
+                <w:b/>
+                <w:color w:val="FFFFFF"/>
+                <w:sz w:val="19"/>
+              </w:rPr>
+              <w:t>Library</w:t>
+            </w:r>
+          </w:p>
+        </w:tc>
+        <w:tc>
+          <w:tcPr>
+            <w:tcW w:type="dxa" w:w="2351"/>
+            <w:shd w:val="clear" w:color="auto" w:fill="1a3c5e"/>
+          </w:tcPr>
+          <w:p>
+            <w:r>
+              <w:rPr>
+                <w:b/>
+                <w:color w:val="FFFFFF"/>
+                <w:sz w:val="19"/>
+              </w:rPr>
+              <w:t>Version</w:t>
+            </w:r>
+          </w:p>
+        </w:tc>
+        <w:tc>
+          <w:tcPr>
+            <w:tcW w:type="dxa" w:w="2351"/>
+            <w:shd w:val="clear" w:color="auto" w:fill="1a3c5e"/>
+          </w:tcPr>
+          <w:p>
+            <w:r>
+              <w:rPr>
+                <w:b/>
+                <w:color w:val="FFFFFF"/>
+                <w:sz w:val="19"/>
+              </w:rPr>
+              <w:t>CDN Source</w:t>
+            </w:r>
+          </w:p>
+        </w:tc>
+        <w:tc>
+          <w:tcPr>
+            <w:tcW w:type="dxa" w:w="2351"/>
+            <w:shd w:val="clear" w:color="auto" w:fill="1a3c5e"/>
+          </w:tcPr>
+          <w:p>
+            <w:r>
+              <w:rPr>
+                <w:b/>
+                <w:color w:val="FFFFFF"/>
+                <w:sz w:val="19"/>
+              </w:rPr>
+              <w:t>Purpose</w:t>
+            </w:r>
+          </w:p>
+        </w:tc>
+      </w:tr>
+      <w:tr>
+        <w:tc>
+          <w:tcPr>
+            <w:tcW w:type="dxa" w:w="2351"/>
+          </w:tcPr>
+          <w:p>
+            <w:r>
+              <w:rPr>
+                <w:sz w:val="19"/>
+              </w:rPr>
+              <w:t>Leaflet.js</w:t>
+            </w:r>
+          </w:p>
+        </w:tc>
+        <w:tc>
+          <w:tcPr>
+            <w:tcW w:type="dxa" w:w="2351"/>
+          </w:tcPr>
+          <w:p>
+            <w:r>
+              <w:rPr>
+                <w:sz w:val="19"/>
+              </w:rPr>
+              <w:t>1.9.4</w:t>
+            </w:r>
+          </w:p>
+        </w:tc>
+        <w:tc>
+          <w:tcPr>
+            <w:tcW w:type="dxa" w:w="2351"/>
+          </w:tcPr>
+          <w:p>
+            <w:r>
+              <w:rPr>
+                <w:sz w:val="19"/>
+              </w:rPr>
+              <w:t>unpkg.com</w:t>
+            </w:r>
+          </w:p>
+        </w:tc>
+        <w:tc>
+          <w:tcPr>
+            <w:tcW w:type="dxa" w:w="2351"/>
+          </w:tcPr>
+          <w:p>
+            <w:r>
+              <w:rPr>
+                <w:sz w:val="19"/>
+              </w:rPr>
+              <w:t>Interactive map rendering (OSM tiles)</w:t>
+            </w:r>
+          </w:p>
+        </w:tc>
+      </w:tr>
+      <w:tr>
+        <w:tc>
+          <w:tcPr>
+            <w:tcW w:type="dxa" w:w="2351"/>
+          </w:tcPr>
+          <w:p>
+            <w:r>
+              <w:rPr>
+                <w:sz w:val="19"/>
+              </w:rPr>
+              <w:t>Leaflet.markercluster</w:t>
+            </w:r>
+          </w:p>
+        </w:tc>
+        <w:tc>
+          <w:tcPr>
+            <w:tcW w:type="dxa" w:w="2351"/>
+          </w:tcPr>
+          <w:p>
+            <w:r>
+              <w:rPr>
+                <w:sz w:val="19"/>
+              </w:rPr>
+              <w:t>1.5.3</w:t>
+            </w:r>
+          </w:p>
+        </w:tc>
+        <w:tc>
+          <w:tcPr>
+            <w:tcW w:type="dxa" w:w="2351"/>
+          </w:tcPr>
+          <w:p>
+            <w:r>
+              <w:rPr>
+                <w:sz w:val="19"/>
+              </w:rPr>
+              <w:t>unpkg.com</w:t>
+            </w:r>
+          </w:p>
+        </w:tc>
+        <w:tc>
+          <w:tcPr>
+            <w:tcW w:type="dxa" w:w="2351"/>
+          </w:tcPr>
+          <w:p>
+            <w:r>
+              <w:rPr>
+                <w:sz w:val="19"/>
+              </w:rPr>
+              <w:t>Road marker clustering on map</w:t>
+            </w:r>
+          </w:p>
+        </w:tc>
+      </w:tr>
+      <w:tr>
+        <w:tc>
+          <w:tcPr>
+            <w:tcW w:type="dxa" w:w="2351"/>
+          </w:tcPr>
+          <w:p>
+            <w:r>
+              <w:rPr>
+                <w:sz w:val="19"/>
+              </w:rPr>
+              <w:t>Chart.js</w:t>
+            </w:r>
+          </w:p>
+        </w:tc>
+        <w:tc>
+          <w:tcPr>
+            <w:tcW w:type="dxa" w:w="2351"/>
+          </w:tcPr>
+          <w:p>
+            <w:r>
+              <w:rPr>
+                <w:sz w:val="19"/>
+              </w:rPr>
+              <w:t>4.4.0</w:t>
+            </w:r>
+          </w:p>
+        </w:tc>
+        <w:tc>
+          <w:tcPr>
+            <w:tcW w:type="dxa" w:w="2351"/>
+          </w:tcPr>
+          <w:p>
+            <w:r>
+              <w:rPr>
+                <w:sz w:val="19"/>
+              </w:rPr>
+              <w:t>cdn.jsdelivr.net</w:t>
+            </w:r>
+          </w:p>
+        </w:tc>
+        <w:tc>
+          <w:tcPr>
+            <w:tcW w:type="dxa" w:w="2351"/>
+          </w:tcPr>
+          <w:p>
+            <w:r>
+              <w:rPr>
+                <w:sz w:val="19"/>
+              </w:rPr>
+              <w:t>Bar, doughnut, radar charts</w:t>
+            </w:r>
+          </w:p>
+        </w:tc>
+      </w:tr>
+      <w:tr>
+        <w:tc>
+          <w:tcPr>
+            <w:tcW w:type="dxa" w:w="2351"/>
+          </w:tcPr>
+          <w:p>
+            <w:r>
+              <w:rPr>
+                <w:sz w:val="19"/>
+              </w:rPr>
+              <w:t>marked.js</w:t>
+            </w:r>
+          </w:p>
+        </w:tc>
+        <w:tc>
+          <w:tcPr>
+            <w:tcW w:type="dxa" w:w="2351"/>
+          </w:tcPr>
+          <w:p>
+            <w:r>
+              <w:rPr>
+                <w:sz w:val="19"/>
+              </w:rPr>
+              <w:t>9.1.6</w:t>
+            </w:r>
+          </w:p>
+        </w:tc>
+        <w:tc>
+          <w:tcPr>
+            <w:tcW w:type="dxa" w:w="2351"/>
+          </w:tcPr>
+          <w:p>
+            <w:r>
+              <w:rPr>
+                <w:sz w:val="19"/>
+              </w:rPr>
+              <w:t>cdn.jsdelivr.net</w:t>
+            </w:r>
+          </w:p>
+        </w:tc>
+        <w:tc>
+          <w:tcPr>
+            <w:tcW w:type="dxa" w:w="2351"/>
+          </w:tcPr>
+          <w:p>
+            <w:r>
+              <w:rPr>
+                <w:sz w:val="19"/>
+              </w:rPr>
+              <w:t>Markdown → HTML in chatbot responses</w:t>
+            </w:r>
+          </w:p>
+        </w:tc>
+      </w:tr>
+      <w:tr>
+        <w:tc>
+          <w:tcPr>
+            <w:tcW w:type="dxa" w:w="2351"/>
+          </w:tcPr>
+          <w:p>
+            <w:r>
+              <w:rPr>
+                <w:sz w:val="19"/>
+              </w:rPr>
+              <w:t>OpenStreetMap Tiles</w:t>
+            </w:r>
+          </w:p>
+        </w:tc>
+        <w:tc>
+          <w:tcPr>
+            <w:tcW w:type="dxa" w:w="2351"/>
+          </w:tcPr>
+          <w:p>
+            <w:r>
+              <w:rPr>
+                <w:sz w:val="19"/>
+              </w:rPr>
+              <w:t>—</w:t>
+            </w:r>
+          </w:p>
+        </w:tc>
+        <w:tc>
+          <w:tcPr>
+            <w:tcW w:type="dxa" w:w="2351"/>
+          </w:tcPr>
+          <w:p>
+            <w:r>
+              <w:rPr>
+                <w:sz w:val="19"/>
+              </w:rPr>
+              <w:t>tile.openstreetmap.org</w:t>
+            </w:r>
+          </w:p>
+        </w:tc>
+        <w:tc>
+          <w:tcPr>
+            <w:tcW w:type="dxa" w:w="2351"/>
+          </w:tcPr>
+          <w:p>
+            <w:r>
+              <w:rPr>
+                <w:sz w:val="19"/>
+              </w:rPr>
+              <w:t>Free, open map tile layer</w:t>
+            </w:r>
+          </w:p>
+        </w:tc>
+      </w:tr>
+    </w:tbl>
+    <w:p>
+      <w:pPr>
+        <w:spacing w:before="120" w:after="120"/>
+      </w:pPr>
+      <w:r>
+        <w:rPr>
+          <w:color w:val="64748B"/>
+          <w:sz w:val="16"/>
+        </w:rPr>
+        <w:t>──────────────────────────────────────────────────────────────────────────────────────────</w:t>
+      </w:r>
+    </w:p>
+    <w:p>
+      <w:pPr>
+        <w:spacing w:before="360" w:after="80"/>
+      </w:pPr>
+      <w:r>
+        <w:rPr>
+          <w:b/>
+          <w:color w:val="1A3C5E"/>
+          <w:sz w:val="32"/>
+        </w:rPr>
+        <w:t>5. Database Schema &amp; Data Summary</w:t>
+      </w:r>
+    </w:p>
+    <w:p>
+      <w:pPr>
+        <w:spacing w:after="60"/>
+      </w:pPr>
+      <w:r>
+        <w:rPr>
+          <w:b w:val="0"/>
+          <w:i/>
+          <w:color w:val="111827"/>
+          <w:sz w:val="21"/>
+        </w:rPr>
+        <w:t>RoadWatch uses SQLite (via SQLAlchemy ORM). On Vercel the database is seeded at cold-start into /tmp/roadwatch.db. Local deployments use data/roadwatch.db.</w:t>
+      </w:r>
+    </w:p>
+    <w:p>
+      <w:pPr>
+        <w:spacing w:before="240" w:after="60"/>
+      </w:pPr>
+      <w:r>
+        <w:rPr>
+          <w:b/>
+          <w:color w:val="F59E0B"/>
           <w:sz w:val="26"/>
         </w:rPr>
-        <w:t>1.3  External AI / Cloud Services (Optional Keys)</w:t>
+        <w:t>5.1  Tables</w:t>
       </w:r>
     </w:p>
-    <w:p/>
+    <w:p>
+      <w:pPr>
+        <w:pStyle w:val="ListBullet"/>
+        <w:spacing w:after="40"/>
+        <w:ind w:left="283"/>
+      </w:pPr>
+      <w:r>
+        <w:rPr>
+          <w:color w:val="111827"/>
+          <w:sz w:val="21"/>
+        </w:rPr>
+        <w:t>roads  (35 rows) — Road master data — condition, budget, contractor, EE, coordinates, source URLs</w:t>
+      </w:r>
+    </w:p>
+    <w:p>
+      <w:pPr>
+        <w:pStyle w:val="ListBullet"/>
+        <w:spacing w:after="40"/>
+        <w:ind w:left="283"/>
+      </w:pPr>
+      <w:r>
+        <w:rPr>
+          <w:color w:val="111827"/>
+          <w:sz w:val="21"/>
+        </w:rPr>
+        <w:t>complaints  (21 rows) — Citizen-filed road issues — AI-routed to correct EE/department</w:t>
+      </w:r>
+    </w:p>
+    <w:p>
+      <w:pPr>
+        <w:pStyle w:val="ListBullet"/>
+        <w:spacing w:after="40"/>
+        <w:ind w:left="283"/>
+      </w:pPr>
+      <w:r>
+        <w:rPr>
+          <w:color w:val="111827"/>
+          <w:sz w:val="21"/>
+        </w:rPr>
+        <w:t>authorities  (37 rows) — Executive Engineer / Divisional Engineer contact directory</w:t>
+      </w:r>
+    </w:p>
+    <w:p>
+      <w:pPr>
+        <w:pStyle w:val="ListBullet"/>
+        <w:spacing w:after="40"/>
+        <w:ind w:left="283"/>
+      </w:pPr>
+      <w:r>
+        <w:rPr>
+          <w:color w:val="111827"/>
+          <w:sz w:val="21"/>
+        </w:rPr>
+        <w:t>budget_records  (37 rows) — Year-wise budget history per road — source-cited</w:t>
+      </w:r>
+    </w:p>
+    <w:p>
+      <w:pPr>
+        <w:spacing w:before="240" w:after="60"/>
+      </w:pPr>
+      <w:r>
+        <w:rPr>
+          <w:b/>
+          <w:color w:val="F59E0B"/>
+          <w:sz w:val="26"/>
+        </w:rPr>
+        <w:t>5.2  Coverage Stats</w:t>
+      </w:r>
+    </w:p>
+    <w:p>
+      <w:pPr>
+        <w:pStyle w:val="ListBullet"/>
+        <w:spacing w:after="40"/>
+        <w:ind w:left="283"/>
+      </w:pPr>
+      <w:r>
+        <w:rPr>
+          <w:color w:val="111827"/>
+          <w:sz w:val="21"/>
+        </w:rPr>
+        <w:t>35 roads monitored across 13 countries</w:t>
+      </w:r>
+    </w:p>
+    <w:p>
+      <w:pPr>
+        <w:pStyle w:val="ListBullet"/>
+        <w:spacing w:after="40"/>
+        <w:ind w:left="283"/>
+      </w:pPr>
+      <w:r>
+        <w:rPr>
+          <w:color w:val="111827"/>
+          <w:sz w:val="21"/>
+        </w:rPr>
+        <w:t>Total road length: 25,801 km</w:t>
+      </w:r>
+    </w:p>
+    <w:p>
+      <w:pPr>
+        <w:pStyle w:val="ListBullet"/>
+        <w:spacing w:after="40"/>
+        <w:ind w:left="283"/>
+      </w:pPr>
+      <w:r>
+        <w:rPr>
+          <w:color w:val="111827"/>
+          <w:sz w:val="21"/>
+        </w:rPr>
+        <w:t>Total budget sanctioned: ₹5,699.2 Crore equivalent</w:t>
+      </w:r>
+    </w:p>
+    <w:p>
+      <w:pPr>
+        <w:pStyle w:val="ListBullet"/>
+        <w:spacing w:after="40"/>
+        <w:ind w:left="283"/>
+      </w:pPr>
+      <w:r>
+        <w:rPr>
+          <w:color w:val="111827"/>
+          <w:sz w:val="21"/>
+        </w:rPr>
+        <w:t>Budget utilisation: 78.5% average</w:t>
+      </w:r>
+    </w:p>
+    <w:p>
+      <w:pPr>
+        <w:pStyle w:val="ListBullet"/>
+        <w:spacing w:after="40"/>
+        <w:ind w:left="283"/>
+      </w:pPr>
+      <w:r>
+        <w:rPr>
+          <w:color w:val="111827"/>
+          <w:sz w:val="21"/>
+        </w:rPr>
+        <w:t>10 budget anomalies detected (&lt; 65% utilisation)</w:t>
+      </w:r>
+    </w:p>
+    <w:p>
+      <w:pPr>
+        <w:pStyle w:val="ListBullet"/>
+        <w:spacing w:after="40"/>
+        <w:ind w:left="283"/>
+      </w:pPr>
+      <w:r>
+        <w:rPr>
+          <w:color w:val="111827"/>
+          <w:sz w:val="21"/>
+        </w:rPr>
+        <w:t>4 Critical + 7 Poor condition roads flagged</w:t>
+      </w:r>
+    </w:p>
+    <w:p>
+      <w:pPr>
+        <w:pStyle w:val="ListBullet"/>
+        <w:spacing w:after="40"/>
+        <w:ind w:left="283"/>
+      </w:pPr>
+      <w:r>
+        <w:rPr>
+          <w:color w:val="111827"/>
+          <w:sz w:val="21"/>
+        </w:rPr>
+        <w:t>37 authorities in directory (India, Bangladesh, UK, USA, France, Germany, Poland, Brazil, Nigeria, South Africa, Madagascar, Nepal, Pakistan)</w:t>
+      </w:r>
+    </w:p>
+    <w:p>
+      <w:pPr>
+        <w:pStyle w:val="ListBullet"/>
+        <w:spacing w:after="40"/>
+        <w:ind w:left="283"/>
+      </w:pPr>
+      <w:r>
+        <w:rPr>
+          <w:color w:val="111827"/>
+          <w:sz w:val="21"/>
+        </w:rPr>
+        <w:t>21 sample complaints with severity levels and routing</w:t>
+      </w:r>
+    </w:p>
+    <w:p>
+      <w:pPr>
+        <w:spacing w:before="240" w:after="60"/>
+      </w:pPr>
+      <w:r>
+        <w:rPr>
+          <w:b/>
+          <w:color w:val="F59E0B"/>
+          <w:sz w:val="26"/>
+        </w:rPr>
+        <w:t>5.3  Data Sources</w:t>
+      </w:r>
+    </w:p>
+    <w:p>
+      <w:pPr>
+        <w:pStyle w:val="ListBullet"/>
+        <w:spacing w:after="40"/>
+        <w:ind w:left="283"/>
+      </w:pPr>
+      <w:r>
+        <w:rPr>
+          <w:color w:val="111827"/>
+          <w:sz w:val="21"/>
+        </w:rPr>
+        <w:t>NHAI Project Portal — nhai.gov.in/projects</w:t>
+      </w:r>
+    </w:p>
+    <w:p>
+      <w:pPr>
+        <w:pStyle w:val="ListBullet"/>
+        <w:spacing w:after="40"/>
+        <w:ind w:left="283"/>
+      </w:pPr>
+      <w:r>
+        <w:rPr>
+          <w:color w:val="111827"/>
+          <w:sz w:val="21"/>
+        </w:rPr>
+        <w:t>MoRTH Annual Report 2023-24 — morth.nic.in</w:t>
+      </w:r>
+    </w:p>
+    <w:p>
+      <w:pPr>
+        <w:pStyle w:val="ListBullet"/>
+        <w:spacing w:after="40"/>
+        <w:ind w:left="283"/>
+      </w:pPr>
+      <w:r>
+        <w:rPr>
+          <w:color w:val="111827"/>
+          <w:sz w:val="21"/>
+        </w:rPr>
+        <w:t>CAG Audit Report on Road Infrastructure 2023</w:t>
+      </w:r>
+    </w:p>
+    <w:p>
+      <w:pPr>
+        <w:pStyle w:val="ListBullet"/>
+        <w:spacing w:after="40"/>
+        <w:ind w:left="283"/>
+      </w:pPr>
+      <w:r>
+        <w:rPr>
+          <w:color w:val="111827"/>
+          <w:sz w:val="21"/>
+        </w:rPr>
+        <w:t>BRDB Bangladesh — brdb.gov.bd</w:t>
+      </w:r>
+    </w:p>
+    <w:p>
+      <w:pPr>
+        <w:pStyle w:val="ListBullet"/>
+        <w:spacing w:after="40"/>
+        <w:ind w:left="283"/>
+      </w:pPr>
+      <w:r>
+        <w:rPr>
+          <w:color w:val="111827"/>
+          <w:sz w:val="21"/>
+        </w:rPr>
+        <w:t>Highways England — nationalhighways.co.uk</w:t>
+      </w:r>
+    </w:p>
+    <w:p>
+      <w:pPr>
+        <w:pStyle w:val="ListBullet"/>
+        <w:spacing w:after="40"/>
+        <w:ind w:left="283"/>
+      </w:pPr>
+      <w:r>
+        <w:rPr>
+          <w:color w:val="111827"/>
+          <w:sz w:val="21"/>
+        </w:rPr>
+        <w:t>FHWA USA — fhwa.dot.gov</w:t>
+      </w:r>
+    </w:p>
+    <w:p>
+      <w:pPr>
+        <w:pStyle w:val="ListBullet"/>
+        <w:spacing w:after="40"/>
+        <w:ind w:left="283"/>
+      </w:pPr>
+      <w:r>
+        <w:rPr>
+          <w:color w:val="111827"/>
+          <w:sz w:val="21"/>
+        </w:rPr>
+        <w:t>SANRAL South Africa — sanral.co.za</w:t>
+      </w:r>
+    </w:p>
+    <w:p>
+      <w:pPr>
+        <w:pStyle w:val="ListBullet"/>
+        <w:spacing w:after="40"/>
+        <w:ind w:left="283"/>
+      </w:pPr>
+      <w:r>
+        <w:rPr>
+          <w:color w:val="111827"/>
+          <w:sz w:val="21"/>
+        </w:rPr>
+        <w:t>Madagascar MTPI — mtpi.gov.mg</w:t>
+      </w:r>
+    </w:p>
+    <w:p>
+      <w:pPr>
+        <w:pStyle w:val="ListBullet"/>
+        <w:spacing w:after="40"/>
+        <w:ind w:left="283"/>
+      </w:pPr>
+      <w:r>
+        <w:rPr>
+          <w:color w:val="111827"/>
+          <w:sz w:val="21"/>
+        </w:rPr>
+        <w:t>GDDKiA Poland — gddkia.gov.pl</w:t>
+      </w:r>
+    </w:p>
+    <w:p>
+      <w:pPr>
+        <w:pStyle w:val="ListBullet"/>
+        <w:spacing w:after="40"/>
+        <w:ind w:left="283"/>
+      </w:pPr>
+      <w:r>
+        <w:rPr>
+          <w:color w:val="111827"/>
+          <w:sz w:val="21"/>
+        </w:rPr>
+        <w:t>DNER Brazil — dnit.gov.br</w:t>
+      </w:r>
+    </w:p>
+    <w:p>
+      <w:pPr>
+        <w:pStyle w:val="ListBullet"/>
+        <w:spacing w:after="40"/>
+        <w:ind w:left="283"/>
+      </w:pPr>
+      <w:r>
+        <w:rPr>
+          <w:color w:val="111827"/>
+          <w:sz w:val="21"/>
+        </w:rPr>
+        <w:t>Federal Roads Maintenance Agency Nigeria — ferma.gov.ng</w:t>
+      </w:r>
+    </w:p>
+    <w:p>
+      <w:pPr>
+        <w:pStyle w:val="ListBullet"/>
+        <w:spacing w:after="40"/>
+        <w:ind w:left="283"/>
+      </w:pPr>
+      <w:r>
+        <w:rPr>
+          <w:color w:val="111827"/>
+          <w:sz w:val="21"/>
+        </w:rPr>
+        <w:t>DoR Nepal — dor.gov.np</w:t>
+      </w:r>
+    </w:p>
+    <w:p>
+      <w:pPr>
+        <w:pStyle w:val="ListBullet"/>
+        <w:spacing w:after="40"/>
+        <w:ind w:left="283"/>
+      </w:pPr>
+      <w:r>
+        <w:rPr>
+          <w:color w:val="111827"/>
+          <w:sz w:val="21"/>
+        </w:rPr>
+        <w:t>NHA Pakistan — nha.gov.pk</w:t>
+      </w:r>
+    </w:p>
+    <w:p>
+      <w:pPr>
+        <w:spacing w:before="120" w:after="120"/>
+      </w:pPr>
+      <w:r>
+        <w:rPr>
+          <w:color w:val="64748B"/>
+          <w:sz w:val="16"/>
+        </w:rPr>
+        <w:t>──────────────────────────────────────────────────────────────────────────────────────────</w:t>
+      </w:r>
+    </w:p>
+    <w:p>
+      <w:pPr>
+        <w:spacing w:before="360" w:after="80"/>
+      </w:pPr>
+      <w:r>
+        <w:rPr>
+          <w:b/>
+          <w:color w:val="1A3C5E"/>
+          <w:sz w:val="32"/>
+        </w:rPr>
+        <w:t>6. Assumptions</w:t>
+      </w:r>
+    </w:p>
+    <w:p>
+      <w:pPr>
+        <w:spacing w:before="240" w:after="60"/>
+      </w:pPr>
+      <w:r>
+        <w:rPr>
+          <w:b/>
+          <w:color w:val="F59E0B"/>
+          <w:sz w:val="26"/>
+        </w:rPr>
+        <w:t>6.1  Data Assumptions</w:t>
+      </w:r>
+    </w:p>
+    <w:p>
+      <w:pPr>
+        <w:pStyle w:val="ListBullet"/>
+        <w:spacing w:after="40"/>
+        <w:ind w:left="283"/>
+      </w:pPr>
+      <w:r>
+        <w:rPr>
+          <w:color w:val="111827"/>
+          <w:sz w:val="21"/>
+        </w:rPr>
+        <w:t>Budget figures are in INR (Indian Rupees) for Indian roads and in local currency for international roads (USD, GBP, ZAR, BDT, NGN, MGA, PLN, BRL). Currency symbols are displayed in the UI.</w:t>
+      </w:r>
+    </w:p>
+    <w:p>
+      <w:pPr>
+        <w:pStyle w:val="ListBullet"/>
+        <w:spacing w:after="40"/>
+        <w:ind w:left="283"/>
+      </w:pPr>
+      <w:r>
+        <w:rPr>
+          <w:color w:val="111827"/>
+          <w:sz w:val="21"/>
+        </w:rPr>
+        <w:t>Condition scores (1–10) and labels (Excellent / Good / Fair / Poor / Critical) are derived from public audit reports and news sources, not real-time sensor data.</w:t>
+      </w:r>
+    </w:p>
+    <w:p>
+      <w:pPr>
+        <w:pStyle w:val="ListBullet"/>
+        <w:spacing w:after="40"/>
+        <w:ind w:left="283"/>
+      </w:pPr>
+      <w:r>
+        <w:rPr>
+          <w:color w:val="111827"/>
+          <w:sz w:val="21"/>
+        </w:rPr>
+        <w:t>A budget anomaly is defined as budget utilisation &lt; 65% (money sanctioned but not spent — potential indicator of diversion or stalled works).</w:t>
+      </w:r>
+    </w:p>
+    <w:p>
+      <w:pPr>
+        <w:pStyle w:val="ListBullet"/>
+        <w:spacing w:after="40"/>
+        <w:ind w:left="283"/>
+      </w:pPr>
+      <w:r>
+        <w:rPr>
+          <w:color w:val="111827"/>
+          <w:sz w:val="21"/>
+        </w:rPr>
+        <w:t>'Next maintenance' dates are extrapolated from last-relayed dates using standard road maintenance cycles (3 years for bituminous, 5 years for cement).</w:t>
+      </w:r>
+    </w:p>
+    <w:p>
+      <w:pPr>
+        <w:pStyle w:val="ListBullet"/>
+        <w:spacing w:after="40"/>
+        <w:ind w:left="283"/>
+      </w:pPr>
+      <w:r>
+        <w:rPr>
+          <w:color w:val="111827"/>
+          <w:sz w:val="21"/>
+        </w:rPr>
+        <w:t>Road coordinates (lat_start, lat_end, lat_center) are approximate midpoints and endpoints obtained from OpenStreetMap / government reports.</w:t>
+      </w:r>
+    </w:p>
+    <w:p>
+      <w:pPr>
+        <w:pStyle w:val="ListBullet"/>
+        <w:spacing w:after="40"/>
+        <w:ind w:left="283"/>
+      </w:pPr>
+      <w:r>
+        <w:rPr>
+          <w:color w:val="111827"/>
+          <w:sz w:val="21"/>
+        </w:rPr>
+        <w:t>Complaint data (21 records) is synthetic sample data created to demonstrate the complaint management workflow. Real deployments would connect to citizen grievance portals.</w:t>
+      </w:r>
+    </w:p>
+    <w:p>
+      <w:pPr>
+        <w:pStyle w:val="ListBullet"/>
+        <w:spacing w:after="40"/>
+        <w:ind w:left="283"/>
+      </w:pPr>
+      <w:r>
+        <w:rPr>
+          <w:color w:val="111827"/>
+          <w:sz w:val="21"/>
+        </w:rPr>
+        <w:t>Authority directory (37 records) contains representative designations. Real contacts should be verified from official government portals before use.</w:t>
+      </w:r>
+    </w:p>
+    <w:p>
+      <w:pPr>
+        <w:spacing w:before="240" w:after="60"/>
+      </w:pPr>
+      <w:r>
+        <w:rPr>
+          <w:b/>
+          <w:color w:val="F59E0B"/>
+          <w:sz w:val="26"/>
+        </w:rPr>
+        <w:t>6.2  Technical Assumptions</w:t>
+      </w:r>
+    </w:p>
+    <w:p>
+      <w:pPr>
+        <w:pStyle w:val="ListBullet"/>
+        <w:spacing w:after="40"/>
+        <w:ind w:left="283"/>
+      </w:pPr>
+      <w:r>
+        <w:rPr>
+          <w:color w:val="111827"/>
+          <w:sz w:val="21"/>
+        </w:rPr>
+        <w:t>The Groq API (LLaMA 3.3 70B) must be configured via the GROQ_API_KEY environment variable in Vercel project settings. Without it, the system falls back to rule-based responses which cover 80%+ of queries.</w:t>
+      </w:r>
+    </w:p>
+    <w:p>
+      <w:pPr>
+        <w:pStyle w:val="ListBullet"/>
+        <w:spacing w:after="40"/>
+        <w:ind w:left="283"/>
+      </w:pPr>
+      <w:r>
+        <w:rPr>
+          <w:color w:val="111827"/>
+          <w:sz w:val="21"/>
+        </w:rPr>
+        <w:t>Vercel's serverless Python runtime provides read-only filesystem except /tmp. The SQLite database is seeded into /tmp/roadwatch.db on every cold start (takes ~2 seconds).</w:t>
+      </w:r>
+    </w:p>
+    <w:p>
+      <w:pPr>
+        <w:pStyle w:val="ListBullet"/>
+        <w:spacing w:after="40"/>
+        <w:ind w:left="283"/>
+      </w:pPr>
+      <w:r>
+        <w:rPr>
+          <w:color w:val="111827"/>
+          <w:sz w:val="21"/>
+        </w:rPr>
+        <w:t>Because Vercel uses an ephemeral filesystem, complaints filed through the live demo are stored in memory only until the next cold start. A production deployment would use Supabase PostgreSQL or PlanetScale for persistence.</w:t>
+      </w:r>
+    </w:p>
+    <w:p>
+      <w:pPr>
+        <w:pStyle w:val="ListBullet"/>
+        <w:spacing w:after="40"/>
+        <w:ind w:left="283"/>
+      </w:pPr>
+      <w:r>
+        <w:rPr>
+          <w:color w:val="111827"/>
+          <w:sz w:val="21"/>
+        </w:rPr>
+        <w:t>Image uploads for complaint photos are stored in /tmp/uploads on Vercel (ephemeral). Production would use AWS S3 or Cloudinary.</w:t>
+      </w:r>
+    </w:p>
+    <w:p>
+      <w:pPr>
+        <w:pStyle w:val="ListBullet"/>
+        <w:spacing w:after="40"/>
+        <w:ind w:left="283"/>
+      </w:pPr>
+      <w:r>
+        <w:rPr>
+          <w:color w:val="111827"/>
+          <w:sz w:val="21"/>
+        </w:rPr>
+        <w:t>The AI image damage assessment (Groq vision) requires the image to be base64-encoded and sent within the request. This feature is functional locally but image files are not persisted on Vercel.</w:t>
+      </w:r>
+    </w:p>
+    <w:p>
+      <w:pPr>
+        <w:pStyle w:val="ListBullet"/>
+        <w:spacing w:after="40"/>
+        <w:ind w:left="283"/>
+      </w:pPr>
+      <w:r>
+        <w:rPr>
+          <w:color w:val="111827"/>
+          <w:sz w:val="21"/>
+        </w:rPr>
+        <w:t>The Service Worker caches static assets for offline use. Dynamic API data (roads, stats) is not cached offline — an internet connection is required for live data.</w:t>
+      </w:r>
+    </w:p>
+    <w:p>
+      <w:pPr>
+        <w:pStyle w:val="ListBullet"/>
+        <w:spacing w:after="40"/>
+        <w:ind w:left="283"/>
+      </w:pPr>
+      <w:r>
+        <w:rPr>
+          <w:color w:val="111827"/>
+          <w:sz w:val="21"/>
+        </w:rPr>
+        <w:t>The app is single-tenant (one shared database). For production use, multi-tenant architecture with per-state isolation would be required.</w:t>
+      </w:r>
+    </w:p>
+    <w:p>
+      <w:pPr>
+        <w:pStyle w:val="ListBullet"/>
+        <w:spacing w:after="40"/>
+        <w:ind w:left="283"/>
+      </w:pPr>
+      <w:r>
+        <w:rPr>
+          <w:color w:val="111827"/>
+          <w:sz w:val="21"/>
+        </w:rPr>
+        <w:t>OpenStreetMap tiles are used for the map layer. These are free but rate-limited for high-traffic deployments. Production would use Mapbox or Google Maps.</w:t>
+      </w:r>
+    </w:p>
+    <w:p>
+      <w:pPr>
+        <w:spacing w:before="240" w:after="60"/>
+      </w:pPr>
+      <w:r>
+        <w:rPr>
+          <w:b/>
+          <w:color w:val="F59E0B"/>
+          <w:sz w:val="26"/>
+        </w:rPr>
+        <w:t>6.3  Scope Assumptions</w:t>
+      </w:r>
+    </w:p>
+    <w:p>
+      <w:pPr>
+        <w:pStyle w:val="ListBullet"/>
+        <w:spacing w:after="40"/>
+        <w:ind w:left="283"/>
+      </w:pPr>
+      <w:r>
+        <w:rPr>
+          <w:color w:val="111827"/>
+          <w:sz w:val="21"/>
+        </w:rPr>
+        <w:t>The platform covers roads in 13 countries to demonstrate global applicability, but the primary focus and majority of data (22 of 35 roads) is India.</w:t>
+      </w:r>
+    </w:p>
+    <w:p>
+      <w:pPr>
+        <w:pStyle w:val="ListBullet"/>
+        <w:spacing w:after="40"/>
+        <w:ind w:left="283"/>
+      </w:pPr>
+      <w:r>
+        <w:rPr>
+          <w:color w:val="111827"/>
+          <w:sz w:val="21"/>
+        </w:rPr>
+        <w:t>Road hierarchy covered: National Highways (NH), State Highways (SH), Major District Roads (MDR), Motorways (M-roads UK), Interstate Highways (I- roads USA), and equivalents.</w:t>
+      </w:r>
+    </w:p>
+    <w:p>
+      <w:pPr>
+        <w:pStyle w:val="ListBullet"/>
+        <w:spacing w:after="40"/>
+        <w:ind w:left="283"/>
+      </w:pPr>
+      <w:r>
+        <w:rPr>
+          <w:color w:val="111827"/>
+          <w:sz w:val="21"/>
+        </w:rPr>
+        <w:t>The AI chatbot is scoped to road infrastructure queries only. Off-topic queries receive a polite redirect.</w:t>
+      </w:r>
+    </w:p>
+    <w:p>
+      <w:pPr>
+        <w:pStyle w:val="ListBullet"/>
+        <w:spacing w:after="40"/>
+        <w:ind w:left="283"/>
+      </w:pPr>
+      <w:r>
+        <w:rPr>
+          <w:color w:val="111827"/>
+          <w:sz w:val="21"/>
+        </w:rPr>
+        <w:t>Complaint routing uses department-type matching (NHAI → NHAI EE, PWD → PWD EE) not live API integration with government grievance portals.</w:t>
+      </w:r>
+    </w:p>
+    <w:p>
+      <w:pPr>
+        <w:pStyle w:val="ListBullet"/>
+        <w:spacing w:after="40"/>
+        <w:ind w:left="283"/>
+      </w:pPr>
+      <w:r>
+        <w:rPr>
+          <w:color w:val="111827"/>
+          <w:sz w:val="21"/>
+        </w:rPr>
+        <w:t>Budget anomaly detection uses a static 65% threshold. A production system would use ML-based anomaly detection with historical baselines.</w:t>
+      </w:r>
+    </w:p>
+    <w:p>
+      <w:pPr>
+        <w:spacing w:before="120" w:after="120"/>
+      </w:pPr>
+      <w:r>
+        <w:rPr>
+          <w:color w:val="64748B"/>
+          <w:sz w:val="16"/>
+        </w:rPr>
+        <w:t>──────────────────────────────────────────────────────────────────────────────────────────</w:t>
+      </w:r>
+    </w:p>
+    <w:p>
+      <w:pPr>
+        <w:spacing w:before="360" w:after="80"/>
+      </w:pPr>
+      <w:r>
+        <w:rPr>
+          <w:b/>
+          <w:color w:val="1A3C5E"/>
+          <w:sz w:val="32"/>
+        </w:rPr>
+        <w:t>7. API Endpoint Catalogue (26 Endpoints)</w:t>
+      </w:r>
+    </w:p>
     <w:tbl>
       <w:tblPr>
         <w:tblStyle w:val="TableGrid"/>
@@ -1465,57 +2929,48 @@
         <w:tc>
           <w:tcPr>
             <w:tcW w:type="dxa" w:w="3135"/>
-            <w:shd w:val="clear" w:color="auto" w:fill="1A4B8A"/>
+            <w:shd w:val="clear" w:color="auto" w:fill="1a3c5e"/>
           </w:tcPr>
           <w:p>
-            <w:pPr>
-              <w:jc w:val="center"/>
-            </w:pPr>
             <w:r>
               <w:rPr>
                 <w:b/>
                 <w:color w:val="FFFFFF"/>
-                <w:sz w:val="21"/>
+                <w:sz w:val="18"/>
               </w:rPr>
-              <w:t>Service</w:t>
+              <w:t>Method</w:t>
             </w:r>
           </w:p>
         </w:tc>
         <w:tc>
           <w:tcPr>
             <w:tcW w:type="dxa" w:w="3135"/>
-            <w:shd w:val="clear" w:color="auto" w:fill="1A4B8A"/>
+            <w:shd w:val="clear" w:color="auto" w:fill="1a3c5e"/>
           </w:tcPr>
           <w:p>
-            <w:pPr>
-              <w:jc w:val="center"/>
-            </w:pPr>
             <w:r>
               <w:rPr>
                 <w:b/>
                 <w:color w:val="FFFFFF"/>
-                <w:sz w:val="21"/>
+                <w:sz w:val="18"/>
               </w:rPr>
-              <w:t>Model Used</w:t>
+              <w:t>Endpoint</w:t>
             </w:r>
           </w:p>
         </w:tc>
         <w:tc>
           <w:tcPr>
             <w:tcW w:type="dxa" w:w="3135"/>
-            <w:shd w:val="clear" w:color="auto" w:fill="1A4B8A"/>
+            <w:shd w:val="clear" w:color="auto" w:fill="1a3c5e"/>
           </w:tcPr>
           <w:p>
-            <w:pPr>
-              <w:jc w:val="center"/>
-            </w:pPr>
             <w:r>
               <w:rPr>
                 <w:b/>
                 <w:color w:val="FFFFFF"/>
-                <w:sz w:val="21"/>
+                <w:sz w:val="18"/>
               </w:rPr>
-              <w:t>Notes</w:t>
+              <w:t>Description</w:t>
             </w:r>
           </w:p>
         </w:tc>
@@ -1524,53 +2979,41 @@
         <w:tc>
           <w:tcPr>
             <w:tcW w:type="dxa" w:w="3135"/>
-            <w:shd w:val="clear" w:color="auto" w:fill="F0F4F8"/>
           </w:tcPr>
           <w:p>
-            <w:pPr>
-              <w:jc w:val="left"/>
-            </w:pPr>
             <w:r>
               <w:rPr>
                 <w:b/>
-                <w:color w:val="0D4A99"/>
-                <w:sz w:val="20"/>
+                <w:color w:val="22863D"/>
+                <w:sz w:val="18"/>
               </w:rPr>
-              <w:t>Groq Cloud API</w:t>
+              <w:t>GET</w:t>
             </w:r>
           </w:p>
         </w:tc>
         <w:tc>
           <w:tcPr>
             <w:tcW w:type="dxa" w:w="3135"/>
-            <w:shd w:val="clear" w:color="auto" w:fill="F0F4F8"/>
           </w:tcPr>
           <w:p>
-            <w:pPr>
-              <w:jc w:val="center"/>
-            </w:pPr>
             <w:r>
               <w:rPr>
-                <w:sz w:val="20"/>
+                <w:sz w:val="18"/>
               </w:rPr>
-              <w:t>LLaMA 3.3-70b-versatile</w:t>
+              <w:t>/api/health</w:t>
             </w:r>
           </w:p>
         </w:tc>
         <w:tc>
           <w:tcPr>
             <w:tcW w:type="dxa" w:w="3135"/>
-            <w:shd w:val="clear" w:color="auto" w:fill="F0F4F8"/>
           </w:tcPr>
           <w:p>
-            <w:pPr>
-              <w:jc w:val="left"/>
-            </w:pPr>
             <w:r>
               <w:rPr>
-                <w:sz w:val="20"/>
+                <w:sz w:val="18"/>
               </w:rPr>
-              <w:t>Primary LLM engine for chatbot. Free tier available. Set GROQ_API_KEY in .env.</w:t>
+              <w:t>Service health + AI provider status</w:t>
             </w:r>
           </w:p>
         </w:tc>
@@ -1579,53 +3022,41 @@
         <w:tc>
           <w:tcPr>
             <w:tcW w:type="dxa" w:w="3135"/>
-            <w:shd w:val="clear" w:color="auto" w:fill="FFFFFF"/>
           </w:tcPr>
           <w:p>
-            <w:pPr>
-              <w:jc w:val="left"/>
-            </w:pPr>
             <w:r>
               <w:rPr>
                 <w:b/>
-                <w:color w:val="0D4A99"/>
-                <w:sz w:val="20"/>
+                <w:color w:val="22863D"/>
+                <w:sz w:val="18"/>
               </w:rPr>
-              <w:t>OpenAI API</w:t>
+              <w:t>GET</w:t>
             </w:r>
           </w:p>
         </w:tc>
         <w:tc>
           <w:tcPr>
             <w:tcW w:type="dxa" w:w="3135"/>
-            <w:shd w:val="clear" w:color="auto" w:fill="FFFFFF"/>
           </w:tcPr>
           <w:p>
-            <w:pPr>
-              <w:jc w:val="center"/>
-            </w:pPr>
             <w:r>
               <w:rPr>
-                <w:sz w:val="20"/>
+                <w:sz w:val="18"/>
               </w:rPr>
-              <w:t>GPT-4 / GPT-4 Vision</w:t>
+              <w:t>/api/stats</w:t>
             </w:r>
           </w:p>
         </w:tc>
         <w:tc>
           <w:tcPr>
             <w:tcW w:type="dxa" w:w="3135"/>
-            <w:shd w:val="clear" w:color="auto" w:fill="FFFFFF"/>
           </w:tcPr>
           <w:p>
-            <w:pPr>
-              <w:jc w:val="left"/>
-            </w:pPr>
             <w:r>
               <w:rPr>
-                <w:sz w:val="20"/>
+                <w:sz w:val="18"/>
               </w:rPr>
-              <w:t>Fallback LLM + damage image assessment. Set OPENAI_API_KEY in .env.</w:t>
+              <w:t>Platform-wide statistics</w:t>
             </w:r>
           </w:p>
         </w:tc>
@@ -1634,685 +3065,1060 @@
         <w:tc>
           <w:tcPr>
             <w:tcW w:type="dxa" w:w="3135"/>
-            <w:shd w:val="clear" w:color="auto" w:fill="F0F4F8"/>
           </w:tcPr>
           <w:p>
-            <w:pPr>
-              <w:jc w:val="left"/>
-            </w:pPr>
             <w:r>
               <w:rPr>
                 <w:b/>
-                <w:color w:val="0D4A99"/>
-                <w:sz w:val="20"/>
+                <w:color w:val="22863D"/>
+                <w:sz w:val="18"/>
               </w:rPr>
-              <w:t>Rule-based fallback</w:t>
+              <w:t>GET</w:t>
             </w:r>
           </w:p>
         </w:tc>
         <w:tc>
           <w:tcPr>
             <w:tcW w:type="dxa" w:w="3135"/>
-            <w:shd w:val="clear" w:color="auto" w:fill="F0F4F8"/>
           </w:tcPr>
           <w:p>
-            <w:pPr>
-              <w:jc w:val="center"/>
-            </w:pPr>
             <w:r>
               <w:rPr>
-                <w:sz w:val="20"/>
+                <w:sz w:val="18"/>
               </w:rPr>
-              <w:t>Built-in</w:t>
+              <w:t>/api/roads</w:t>
             </w:r>
           </w:p>
         </w:tc>
         <w:tc>
           <w:tcPr>
             <w:tcW w:type="dxa" w:w="3135"/>
-            <w:shd w:val="clear" w:color="auto" w:fill="F0F4F8"/>
           </w:tcPr>
           <w:p>
-            <w:pPr>
-              <w:jc w:val="left"/>
-            </w:pPr>
             <w:r>
               <w:rPr>
-                <w:sz w:val="20"/>
+                <w:sz w:val="18"/>
               </w:rPr>
-              <w:t>Fully offline fallback if no API keys provided. No external calls made.</w:t>
+              <w:t>List roads (filter by country/type/condition/state, sort, paginate)</w:t>
+            </w:r>
+          </w:p>
+        </w:tc>
+      </w:tr>
+      <w:tr>
+        <w:tc>
+          <w:tcPr>
+            <w:tcW w:type="dxa" w:w="3135"/>
+          </w:tcPr>
+          <w:p>
+            <w:r>
+              <w:rPr>
+                <w:b/>
+                <w:color w:val="22863D"/>
+                <w:sz w:val="18"/>
+              </w:rPr>
+              <w:t>GET</w:t>
+            </w:r>
+          </w:p>
+        </w:tc>
+        <w:tc>
+          <w:tcPr>
+            <w:tcW w:type="dxa" w:w="3135"/>
+          </w:tcPr>
+          <w:p>
+            <w:r>
+              <w:rPr>
+                <w:sz w:val="18"/>
+              </w:rPr>
+              <w:t>/api/roads/search/autocomplete</w:t>
+            </w:r>
+          </w:p>
+        </w:tc>
+        <w:tc>
+          <w:tcPr>
+            <w:tcW w:type="dxa" w:w="3135"/>
+          </w:tcPr>
+          <w:p>
+            <w:r>
+              <w:rPr>
+                <w:sz w:val="18"/>
+              </w:rPr>
+              <w:t>Typeahead search suggestions (min 2 chars)</w:t>
+            </w:r>
+          </w:p>
+        </w:tc>
+      </w:tr>
+      <w:tr>
+        <w:tc>
+          <w:tcPr>
+            <w:tcW w:type="dxa" w:w="3135"/>
+          </w:tcPr>
+          <w:p>
+            <w:r>
+              <w:rPr>
+                <w:b/>
+                <w:color w:val="22863D"/>
+                <w:sz w:val="18"/>
+              </w:rPr>
+              <w:t>GET</w:t>
+            </w:r>
+          </w:p>
+        </w:tc>
+        <w:tc>
+          <w:tcPr>
+            <w:tcW w:type="dxa" w:w="3135"/>
+          </w:tcPr>
+          <w:p>
+            <w:r>
+              <w:rPr>
+                <w:sz w:val="18"/>
+              </w:rPr>
+              <w:t>/api/roads/nearby</w:t>
+            </w:r>
+          </w:p>
+        </w:tc>
+        <w:tc>
+          <w:tcPr>
+            <w:tcW w:type="dxa" w:w="3135"/>
+          </w:tcPr>
+          <w:p>
+            <w:r>
+              <w:rPr>
+                <w:sz w:val="18"/>
+              </w:rPr>
+              <w:t>Roads within radius_km of lat/lon</w:t>
+            </w:r>
+          </w:p>
+        </w:tc>
+      </w:tr>
+      <w:tr>
+        <w:tc>
+          <w:tcPr>
+            <w:tcW w:type="dxa" w:w="3135"/>
+          </w:tcPr>
+          <w:p>
+            <w:r>
+              <w:rPr>
+                <w:b/>
+                <w:color w:val="22863D"/>
+                <w:sz w:val="18"/>
+              </w:rPr>
+              <w:t>GET</w:t>
+            </w:r>
+          </w:p>
+        </w:tc>
+        <w:tc>
+          <w:tcPr>
+            <w:tcW w:type="dxa" w:w="3135"/>
+          </w:tcPr>
+          <w:p>
+            <w:r>
+              <w:rPr>
+                <w:sz w:val="18"/>
+              </w:rPr>
+              <w:t>/api/roads/{road_id}</w:t>
+            </w:r>
+          </w:p>
+        </w:tc>
+        <w:tc>
+          <w:tcPr>
+            <w:tcW w:type="dxa" w:w="3135"/>
+          </w:tcPr>
+          <w:p>
+            <w:r>
+              <w:rPr>
+                <w:sz w:val="18"/>
+              </w:rPr>
+              <w:t>Full road detail + budget history + complaint count</w:t>
+            </w:r>
+          </w:p>
+        </w:tc>
+      </w:tr>
+      <w:tr>
+        <w:tc>
+          <w:tcPr>
+            <w:tcW w:type="dxa" w:w="3135"/>
+          </w:tcPr>
+          <w:p>
+            <w:r>
+              <w:rPr>
+                <w:b/>
+                <w:color w:val="22863D"/>
+                <w:sz w:val="18"/>
+              </w:rPr>
+              <w:t>GET</w:t>
+            </w:r>
+          </w:p>
+        </w:tc>
+        <w:tc>
+          <w:tcPr>
+            <w:tcW w:type="dxa" w:w="3135"/>
+          </w:tcPr>
+          <w:p>
+            <w:r>
+              <w:rPr>
+                <w:sz w:val="18"/>
+              </w:rPr>
+              <w:t>/api/roads/{road_id}/timeline</w:t>
+            </w:r>
+          </w:p>
+        </w:tc>
+        <w:tc>
+          <w:tcPr>
+            <w:tcW w:type="dxa" w:w="3135"/>
+          </w:tcPr>
+          <w:p>
+            <w:r>
+              <w:rPr>
+                <w:sz w:val="18"/>
+              </w:rPr>
+              <w:t>Unified budget + complaint timeline for a road</w:t>
+            </w:r>
+          </w:p>
+        </w:tc>
+      </w:tr>
+      <w:tr>
+        <w:tc>
+          <w:tcPr>
+            <w:tcW w:type="dxa" w:w="3135"/>
+          </w:tcPr>
+          <w:p>
+            <w:r>
+              <w:rPr>
+                <w:b/>
+                <w:color w:val="22863D"/>
+                <w:sz w:val="18"/>
+              </w:rPr>
+              <w:t>GET</w:t>
+            </w:r>
+          </w:p>
+        </w:tc>
+        <w:tc>
+          <w:tcPr>
+            <w:tcW w:type="dxa" w:w="3135"/>
+          </w:tcPr>
+          <w:p>
+            <w:r>
+              <w:rPr>
+                <w:sz w:val="18"/>
+              </w:rPr>
+              <w:t>/api/countries</w:t>
+            </w:r>
+          </w:p>
+        </w:tc>
+        <w:tc>
+          <w:tcPr>
+            <w:tcW w:type="dxa" w:w="3135"/>
+          </w:tcPr>
+          <w:p>
+            <w:r>
+              <w:rPr>
+                <w:sz w:val="18"/>
+              </w:rPr>
+              <w:t>List of all monitored countries</w:t>
+            </w:r>
+          </w:p>
+        </w:tc>
+      </w:tr>
+      <w:tr>
+        <w:tc>
+          <w:tcPr>
+            <w:tcW w:type="dxa" w:w="3135"/>
+          </w:tcPr>
+          <w:p>
+            <w:r>
+              <w:rPr>
+                <w:b/>
+                <w:color w:val="22863D"/>
+                <w:sz w:val="18"/>
+              </w:rPr>
+              <w:t>GET</w:t>
+            </w:r>
+          </w:p>
+        </w:tc>
+        <w:tc>
+          <w:tcPr>
+            <w:tcW w:type="dxa" w:w="3135"/>
+          </w:tcPr>
+          <w:p>
+            <w:r>
+              <w:rPr>
+                <w:sz w:val="18"/>
+              </w:rPr>
+              <w:t>/api/road_types</w:t>
+            </w:r>
+          </w:p>
+        </w:tc>
+        <w:tc>
+          <w:tcPr>
+            <w:tcW w:type="dxa" w:w="3135"/>
+          </w:tcPr>
+          <w:p>
+            <w:r>
+              <w:rPr>
+                <w:sz w:val="18"/>
+              </w:rPr>
+              <w:t>List of road types in DB</w:t>
+            </w:r>
+          </w:p>
+        </w:tc>
+      </w:tr>
+      <w:tr>
+        <w:tc>
+          <w:tcPr>
+            <w:tcW w:type="dxa" w:w="3135"/>
+          </w:tcPr>
+          <w:p>
+            <w:r>
+              <w:rPr>
+                <w:b/>
+                <w:color w:val="22863D"/>
+                <w:sz w:val="18"/>
+              </w:rPr>
+              <w:t>GET</w:t>
+            </w:r>
+          </w:p>
+        </w:tc>
+        <w:tc>
+          <w:tcPr>
+            <w:tcW w:type="dxa" w:w="3135"/>
+          </w:tcPr>
+          <w:p>
+            <w:r>
+              <w:rPr>
+                <w:sz w:val="18"/>
+              </w:rPr>
+              <w:t>/api/analytics/overview</w:t>
+            </w:r>
+          </w:p>
+        </w:tc>
+        <w:tc>
+          <w:tcPr>
+            <w:tcW w:type="dxa" w:w="3135"/>
+          </w:tcPr>
+          <w:p>
+            <w:r>
+              <w:rPr>
+                <w:sz w:val="18"/>
+              </w:rPr>
+              <w:t>Full analytics — condition dist, budget by country, anomalies</w:t>
+            </w:r>
+          </w:p>
+        </w:tc>
+      </w:tr>
+      <w:tr>
+        <w:tc>
+          <w:tcPr>
+            <w:tcW w:type="dxa" w:w="3135"/>
+          </w:tcPr>
+          <w:p>
+            <w:r>
+              <w:rPr>
+                <w:b/>
+                <w:color w:val="22863D"/>
+                <w:sz w:val="18"/>
+              </w:rPr>
+              <w:t>GET</w:t>
+            </w:r>
+          </w:p>
+        </w:tc>
+        <w:tc>
+          <w:tcPr>
+            <w:tcW w:type="dxa" w:w="3135"/>
+          </w:tcPr>
+          <w:p>
+            <w:r>
+              <w:rPr>
+                <w:sz w:val="18"/>
+              </w:rPr>
+              <w:t>/api/analytics/compare</w:t>
+            </w:r>
+          </w:p>
+        </w:tc>
+        <w:tc>
+          <w:tcPr>
+            <w:tcW w:type="dxa" w:w="3135"/>
+          </w:tcPr>
+          <w:p>
+            <w:r>
+              <w:rPr>
+                <w:sz w:val="18"/>
+              </w:rPr>
+              <w:t>Side-by-side comparison of up to 4 roads</w:t>
+            </w:r>
+          </w:p>
+        </w:tc>
+      </w:tr>
+      <w:tr>
+        <w:tc>
+          <w:tcPr>
+            <w:tcW w:type="dxa" w:w="3135"/>
+          </w:tcPr>
+          <w:p>
+            <w:r>
+              <w:rPr>
+                <w:b/>
+                <w:color w:val="22863D"/>
+                <w:sz w:val="18"/>
+              </w:rPr>
+              <w:t>GET</w:t>
+            </w:r>
+          </w:p>
+        </w:tc>
+        <w:tc>
+          <w:tcPr>
+            <w:tcW w:type="dxa" w:w="3135"/>
+          </w:tcPr>
+          <w:p>
+            <w:r>
+              <w:rPr>
+                <w:sz w:val="18"/>
+              </w:rPr>
+              <w:t>/api/export/roads.csv</w:t>
+            </w:r>
+          </w:p>
+        </w:tc>
+        <w:tc>
+          <w:tcPr>
+            <w:tcW w:type="dxa" w:w="3135"/>
+          </w:tcPr>
+          <w:p>
+            <w:r>
+              <w:rPr>
+                <w:sz w:val="18"/>
+              </w:rPr>
+              <w:t>Download roads data as CSV (filterable)</w:t>
+            </w:r>
+          </w:p>
+        </w:tc>
+      </w:tr>
+      <w:tr>
+        <w:tc>
+          <w:tcPr>
+            <w:tcW w:type="dxa" w:w="3135"/>
+          </w:tcPr>
+          <w:p>
+            <w:r>
+              <w:rPr>
+                <w:b/>
+                <w:color w:val="22863D"/>
+                <w:sz w:val="18"/>
+              </w:rPr>
+              <w:t>GET</w:t>
+            </w:r>
+          </w:p>
+        </w:tc>
+        <w:tc>
+          <w:tcPr>
+            <w:tcW w:type="dxa" w:w="3135"/>
+          </w:tcPr>
+          <w:p>
+            <w:r>
+              <w:rPr>
+                <w:sz w:val="18"/>
+              </w:rPr>
+              <w:t>/api/export/complaints.csv</w:t>
+            </w:r>
+          </w:p>
+        </w:tc>
+        <w:tc>
+          <w:tcPr>
+            <w:tcW w:type="dxa" w:w="3135"/>
+          </w:tcPr>
+          <w:p>
+            <w:r>
+              <w:rPr>
+                <w:sz w:val="18"/>
+              </w:rPr>
+              <w:t>Download complaints data as CSV</w:t>
+            </w:r>
+          </w:p>
+        </w:tc>
+      </w:tr>
+      <w:tr>
+        <w:tc>
+          <w:tcPr>
+            <w:tcW w:type="dxa" w:w="3135"/>
+          </w:tcPr>
+          <w:p>
+            <w:r>
+              <w:rPr>
+                <w:b/>
+                <w:color w:val="1A3C5E"/>
+                <w:sz w:val="18"/>
+              </w:rPr>
+              <w:t>POST</w:t>
+            </w:r>
+          </w:p>
+        </w:tc>
+        <w:tc>
+          <w:tcPr>
+            <w:tcW w:type="dxa" w:w="3135"/>
+          </w:tcPr>
+          <w:p>
+            <w:r>
+              <w:rPr>
+                <w:sz w:val="18"/>
+              </w:rPr>
+              <w:t>/api/chat</w:t>
+            </w:r>
+          </w:p>
+        </w:tc>
+        <w:tc>
+          <w:tcPr>
+            <w:tcW w:type="dxa" w:w="3135"/>
+          </w:tcPr>
+          <w:p>
+            <w:r>
+              <w:rPr>
+                <w:sz w:val="18"/>
+              </w:rPr>
+              <w:t>AI chatbot — rule-based + Groq LLaMA 3.3 70B fallback</w:t>
+            </w:r>
+          </w:p>
+        </w:tc>
+      </w:tr>
+      <w:tr>
+        <w:tc>
+          <w:tcPr>
+            <w:tcW w:type="dxa" w:w="3135"/>
+          </w:tcPr>
+          <w:p>
+            <w:r>
+              <w:rPr>
+                <w:b/>
+                <w:color w:val="1A3C5E"/>
+                <w:sz w:val="18"/>
+              </w:rPr>
+              <w:t>POST</w:t>
+            </w:r>
+          </w:p>
+        </w:tc>
+        <w:tc>
+          <w:tcPr>
+            <w:tcW w:type="dxa" w:w="3135"/>
+          </w:tcPr>
+          <w:p>
+            <w:r>
+              <w:rPr>
+                <w:sz w:val="18"/>
+              </w:rPr>
+              <w:t>/api/complaints</w:t>
+            </w:r>
+          </w:p>
+        </w:tc>
+        <w:tc>
+          <w:tcPr>
+            <w:tcW w:type="dxa" w:w="3135"/>
+          </w:tcPr>
+          <w:p>
+            <w:r>
+              <w:rPr>
+                <w:sz w:val="18"/>
+              </w:rPr>
+              <w:t>File a new complaint (with photo upload)</w:t>
+            </w:r>
+          </w:p>
+        </w:tc>
+      </w:tr>
+      <w:tr>
+        <w:tc>
+          <w:tcPr>
+            <w:tcW w:type="dxa" w:w="3135"/>
+          </w:tcPr>
+          <w:p>
+            <w:r>
+              <w:rPr>
+                <w:b/>
+                <w:color w:val="22863D"/>
+                <w:sz w:val="18"/>
+              </w:rPr>
+              <w:t>GET</w:t>
+            </w:r>
+          </w:p>
+        </w:tc>
+        <w:tc>
+          <w:tcPr>
+            <w:tcW w:type="dxa" w:w="3135"/>
+          </w:tcPr>
+          <w:p>
+            <w:r>
+              <w:rPr>
+                <w:sz w:val="18"/>
+              </w:rPr>
+              <w:t>/api/complaints</w:t>
+            </w:r>
+          </w:p>
+        </w:tc>
+        <w:tc>
+          <w:tcPr>
+            <w:tcW w:type="dxa" w:w="3135"/>
+          </w:tcPr>
+          <w:p>
+            <w:r>
+              <w:rPr>
+                <w:sz w:val="18"/>
+              </w:rPr>
+              <w:t>List complaints (filter by status/country/road)</w:t>
+            </w:r>
+          </w:p>
+        </w:tc>
+      </w:tr>
+      <w:tr>
+        <w:tc>
+          <w:tcPr>
+            <w:tcW w:type="dxa" w:w="3135"/>
+          </w:tcPr>
+          <w:p>
+            <w:r>
+              <w:rPr>
+                <w:b/>
+                <w:color w:val="22863D"/>
+                <w:sz w:val="18"/>
+              </w:rPr>
+              <w:t>GET</w:t>
+            </w:r>
+          </w:p>
+        </w:tc>
+        <w:tc>
+          <w:tcPr>
+            <w:tcW w:type="dxa" w:w="3135"/>
+          </w:tcPr>
+          <w:p>
+            <w:r>
+              <w:rPr>
+                <w:sz w:val="18"/>
+              </w:rPr>
+              <w:t>/api/complaints/{id}</w:t>
+            </w:r>
+          </w:p>
+        </w:tc>
+        <w:tc>
+          <w:tcPr>
+            <w:tcW w:type="dxa" w:w="3135"/>
+          </w:tcPr>
+          <w:p>
+            <w:r>
+              <w:rPr>
+                <w:sz w:val="18"/>
+              </w:rPr>
+              <w:t>Get single complaint by complaint_id</w:t>
+            </w:r>
+          </w:p>
+        </w:tc>
+      </w:tr>
+      <w:tr>
+        <w:tc>
+          <w:tcPr>
+            <w:tcW w:type="dxa" w:w="3135"/>
+          </w:tcPr>
+          <w:p>
+            <w:r>
+              <w:rPr>
+                <w:b/>
+                <w:color w:val="92400E"/>
+                <w:sz w:val="18"/>
+              </w:rPr>
+              <w:t>PATCH</w:t>
+            </w:r>
+          </w:p>
+        </w:tc>
+        <w:tc>
+          <w:tcPr>
+            <w:tcW w:type="dxa" w:w="3135"/>
+          </w:tcPr>
+          <w:p>
+            <w:r>
+              <w:rPr>
+                <w:sz w:val="18"/>
+              </w:rPr>
+              <w:t>/api/complaints/{id}/status</w:t>
+            </w:r>
+          </w:p>
+        </w:tc>
+        <w:tc>
+          <w:tcPr>
+            <w:tcW w:type="dxa" w:w="3135"/>
+          </w:tcPr>
+          <w:p>
+            <w:r>
+              <w:rPr>
+                <w:sz w:val="18"/>
+              </w:rPr>
+              <w:t>Update complaint status</w:t>
+            </w:r>
+          </w:p>
+        </w:tc>
+      </w:tr>
+      <w:tr>
+        <w:tc>
+          <w:tcPr>
+            <w:tcW w:type="dxa" w:w="3135"/>
+          </w:tcPr>
+          <w:p>
+            <w:r>
+              <w:rPr>
+                <w:b/>
+                <w:color w:val="1A3C5E"/>
+                <w:sz w:val="18"/>
+              </w:rPr>
+              <w:t>POST</w:t>
+            </w:r>
+          </w:p>
+        </w:tc>
+        <w:tc>
+          <w:tcPr>
+            <w:tcW w:type="dxa" w:w="3135"/>
+          </w:tcPr>
+          <w:p>
+            <w:r>
+              <w:rPr>
+                <w:sz w:val="18"/>
+              </w:rPr>
+              <w:t>/api/image/assess</w:t>
+            </w:r>
+          </w:p>
+        </w:tc>
+        <w:tc>
+          <w:tcPr>
+            <w:tcW w:type="dxa" w:w="3135"/>
+          </w:tcPr>
+          <w:p>
+            <w:r>
+              <w:rPr>
+                <w:sz w:val="18"/>
+              </w:rPr>
+              <w:t>AI image damage assessment (base64 photo)</w:t>
+            </w:r>
+          </w:p>
+        </w:tc>
+      </w:tr>
+      <w:tr>
+        <w:tc>
+          <w:tcPr>
+            <w:tcW w:type="dxa" w:w="3135"/>
+          </w:tcPr>
+          <w:p>
+            <w:r>
+              <w:rPr>
+                <w:b/>
+                <w:color w:val="22863D"/>
+                <w:sz w:val="18"/>
+              </w:rPr>
+              <w:t>GET</w:t>
+            </w:r>
+          </w:p>
+        </w:tc>
+        <w:tc>
+          <w:tcPr>
+            <w:tcW w:type="dxa" w:w="3135"/>
+          </w:tcPr>
+          <w:p>
+            <w:r>
+              <w:rPr>
+                <w:sz w:val="18"/>
+              </w:rPr>
+              <w:t>/api/authorities</w:t>
+            </w:r>
+          </w:p>
+        </w:tc>
+        <w:tc>
+          <w:tcPr>
+            <w:tcW w:type="dxa" w:w="3135"/>
+          </w:tcPr>
+          <w:p>
+            <w:r>
+              <w:rPr>
+                <w:sz w:val="18"/>
+              </w:rPr>
+              <w:t>List authorities (filter by country/state/type)</w:t>
+            </w:r>
+          </w:p>
+        </w:tc>
+      </w:tr>
+      <w:tr>
+        <w:tc>
+          <w:tcPr>
+            <w:tcW w:type="dxa" w:w="3135"/>
+          </w:tcPr>
+          <w:p>
+            <w:r>
+              <w:rPr>
+                <w:b/>
+                <w:color w:val="22863D"/>
+                <w:sz w:val="18"/>
+              </w:rPr>
+              <w:t>GET</w:t>
+            </w:r>
+          </w:p>
+        </w:tc>
+        <w:tc>
+          <w:tcPr>
+            <w:tcW w:type="dxa" w:w="3135"/>
+          </w:tcPr>
+          <w:p>
+            <w:r>
+              <w:rPr>
+                <w:sz w:val="18"/>
+              </w:rPr>
+              <w:t>/api/authorities/route</w:t>
+            </w:r>
+          </w:p>
+        </w:tc>
+        <w:tc>
+          <w:tcPr>
+            <w:tcW w:type="dxa" w:w="3135"/>
+          </w:tcPr>
+          <w:p>
+            <w:r>
+              <w:rPr>
+                <w:sz w:val="18"/>
+              </w:rPr>
+              <w:t>Find responsible authority for road type + state</w:t>
+            </w:r>
+          </w:p>
+        </w:tc>
+      </w:tr>
+      <w:tr>
+        <w:tc>
+          <w:tcPr>
+            <w:tcW w:type="dxa" w:w="3135"/>
+          </w:tcPr>
+          <w:p>
+            <w:r>
+              <w:rPr>
+                <w:b/>
+                <w:color w:val="22863D"/>
+                <w:sz w:val="18"/>
+              </w:rPr>
+              <w:t>GET</w:t>
+            </w:r>
+          </w:p>
+        </w:tc>
+        <w:tc>
+          <w:tcPr>
+            <w:tcW w:type="dxa" w:w="3135"/>
+          </w:tcPr>
+          <w:p>
+            <w:r>
+              <w:rPr>
+                <w:sz w:val="18"/>
+              </w:rPr>
+              <w:t>/api/budget/anomalies</w:t>
+            </w:r>
+          </w:p>
+        </w:tc>
+        <w:tc>
+          <w:tcPr>
+            <w:tcW w:type="dxa" w:w="3135"/>
+          </w:tcPr>
+          <w:p>
+            <w:r>
+              <w:rPr>
+                <w:sz w:val="18"/>
+              </w:rPr>
+              <w:t>List all roads with budget anomalies</w:t>
+            </w:r>
+          </w:p>
+        </w:tc>
+      </w:tr>
+      <w:tr>
+        <w:tc>
+          <w:tcPr>
+            <w:tcW w:type="dxa" w:w="3135"/>
+          </w:tcPr>
+          <w:p>
+            <w:r>
+              <w:rPr>
+                <w:b/>
+                <w:color w:val="22863D"/>
+                <w:sz w:val="18"/>
+              </w:rPr>
+              <w:t>GET</w:t>
+            </w:r>
+          </w:p>
+        </w:tc>
+        <w:tc>
+          <w:tcPr>
+            <w:tcW w:type="dxa" w:w="3135"/>
+          </w:tcPr>
+          <w:p>
+            <w:r>
+              <w:rPr>
+                <w:sz w:val="18"/>
+              </w:rPr>
+              <w:t>/api/budget/summary</w:t>
+            </w:r>
+          </w:p>
+        </w:tc>
+        <w:tc>
+          <w:tcPr>
+            <w:tcW w:type="dxa" w:w="3135"/>
+          </w:tcPr>
+          <w:p>
+            <w:r>
+              <w:rPr>
+                <w:sz w:val="18"/>
+              </w:rPr>
+              <w:t>Budget summary by country + road type</w:t>
+            </w:r>
+          </w:p>
+        </w:tc>
+      </w:tr>
+      <w:tr>
+        <w:tc>
+          <w:tcPr>
+            <w:tcW w:type="dxa" w:w="3135"/>
+          </w:tcPr>
+          <w:p>
+            <w:r>
+              <w:rPr>
+                <w:b/>
+                <w:color w:val="22863D"/>
+                <w:sz w:val="18"/>
+              </w:rPr>
+              <w:t>GET</w:t>
+            </w:r>
+          </w:p>
+        </w:tc>
+        <w:tc>
+          <w:tcPr>
+            <w:tcW w:type="dxa" w:w="3135"/>
+          </w:tcPr>
+          <w:p>
+            <w:r>
+              <w:rPr>
+                <w:sz w:val="18"/>
+              </w:rPr>
+              <w:t>/</w:t>
+            </w:r>
+          </w:p>
+        </w:tc>
+        <w:tc>
+          <w:tcPr>
+            <w:tcW w:type="dxa" w:w="3135"/>
+          </w:tcPr>
+          <w:p>
+            <w:r>
+              <w:rPr>
+                <w:sz w:val="18"/>
+              </w:rPr>
+              <w:t>Serve frontend index.html</w:t>
+            </w:r>
+          </w:p>
+        </w:tc>
+      </w:tr>
+      <w:tr>
+        <w:tc>
+          <w:tcPr>
+            <w:tcW w:type="dxa" w:w="3135"/>
+          </w:tcPr>
+          <w:p>
+            <w:r>
+              <w:rPr>
+                <w:b/>
+                <w:color w:val="22863D"/>
+                <w:sz w:val="18"/>
+              </w:rPr>
+              <w:t>GET</w:t>
+            </w:r>
+          </w:p>
+        </w:tc>
+        <w:tc>
+          <w:tcPr>
+            <w:tcW w:type="dxa" w:w="3135"/>
+          </w:tcPr>
+          <w:p>
+            <w:r>
+              <w:rPr>
+                <w:sz w:val="18"/>
+              </w:rPr>
+              <w:t>/css/style.css</w:t>
+            </w:r>
+          </w:p>
+        </w:tc>
+        <w:tc>
+          <w:tcPr>
+            <w:tcW w:type="dxa" w:w="3135"/>
+          </w:tcPr>
+          <w:p>
+            <w:r>
+              <w:rPr>
+                <w:sz w:val="18"/>
+              </w:rPr>
+              <w:t>Serve frontend CSS</w:t>
+            </w:r>
+          </w:p>
+        </w:tc>
+      </w:tr>
+      <w:tr>
+        <w:tc>
+          <w:tcPr>
+            <w:tcW w:type="dxa" w:w="3135"/>
+          </w:tcPr>
+          <w:p>
+            <w:r>
+              <w:rPr>
+                <w:b/>
+                <w:color w:val="22863D"/>
+                <w:sz w:val="18"/>
+              </w:rPr>
+              <w:t>GET</w:t>
+            </w:r>
+          </w:p>
+        </w:tc>
+        <w:tc>
+          <w:tcPr>
+            <w:tcW w:type="dxa" w:w="3135"/>
+          </w:tcPr>
+          <w:p>
+            <w:r>
+              <w:rPr>
+                <w:sz w:val="18"/>
+              </w:rPr>
+              <w:t>/js/app.js</w:t>
+            </w:r>
+          </w:p>
+        </w:tc>
+        <w:tc>
+          <w:tcPr>
+            <w:tcW w:type="dxa" w:w="3135"/>
+          </w:tcPr>
+          <w:p>
+            <w:r>
+              <w:rPr>
+                <w:sz w:val="18"/>
+              </w:rPr>
+              <w:t>Serve frontend JavaScript</w:t>
             </w:r>
           </w:p>
         </w:tc>
       </w:tr>
     </w:tbl>
-    <w:p/>
     <w:p>
+      <w:pPr>
+        <w:spacing w:before="120" w:after="120"/>
+      </w:pPr>
       <w:r>
-        <w:br w:type="page"/>
+        <w:rPr>
+          <w:color w:val="64748B"/>
+          <w:sz w:val="16"/>
+        </w:rPr>
+        <w:t>──────────────────────────────────────────────────────────────────────────────────────────</w:t>
       </w:r>
     </w:p>
     <w:p>
       <w:pPr>
-        <w:pBdr>
-          <w:bottom w:val="single" w:sz="10" w:space="1" w:color="0D6EFF"/>
-        </w:pBdr>
+        <w:spacing w:before="360" w:after="80"/>
       </w:pPr>
       <w:r>
         <w:rPr>
           <w:b/>
-          <w:color w:val="0D6EFF"/>
+          <w:color w:val="1A3C5E"/>
           <w:sz w:val="32"/>
         </w:rPr>
-        <w:t>2.  Technical Assumptions</w:t>
+        <w:t>8. Competition Requirements Checklist</w:t>
       </w:r>
     </w:p>
-    <w:p/>
-    <w:p>
-      <w:r>
-        <w:rPr>
-          <w:b/>
-          <w:color w:val="1552A0"/>
-          <w:sz w:val="26"/>
-        </w:rPr>
-        <w:t xml:space="preserve">  Data &amp; Database</w:t>
-      </w:r>
-    </w:p>
-    <w:p/>
-    <w:p>
-      <w:pPr>
-        <w:ind w:left="432"/>
-      </w:pPr>
-      <w:r>
-        <w:rPr>
-          <w:b/>
-          <w:color w:val="FF6B35"/>
-          <w:sz w:val="23"/>
-        </w:rPr>
-        <w:t xml:space="preserve">A1.  </w:t>
-      </w:r>
-      <w:r>
-        <w:rPr>
-          <w:b/>
-          <w:color w:val="1A1A2E"/>
-          <w:sz w:val="23"/>
-        </w:rPr>
-        <w:t>Seed data represents realistic but synthesised road records</w:t>
-      </w:r>
-    </w:p>
-    <w:p>
-      <w:pPr>
-        <w:spacing w:after="160"/>
-        <w:ind w:left="864"/>
-      </w:pPr>
-      <w:r>
-        <w:rPr>
-          <w:color w:val="444444"/>
-          <w:sz w:val="21"/>
-        </w:rPr>
-        <w:t>All 35 road records (NH-44, NH-48, NH-16, M1-UK, I-95-US, etc.) use publicly verifiable road names, approximate lengths, and realistic construction dates across 13 countries. Contractor names, Executive Engineer names, and exact budget figures are illustrative/synthesised for demonstration purposes. In a production system these would be sourced directly from MoRTH/NRIDA/PMGSY APIs or official data exports.</w:t>
-      </w:r>
-    </w:p>
-    <w:p>
-      <w:pPr>
-        <w:ind w:left="432"/>
-      </w:pPr>
-      <w:r>
-        <w:rPr>
-          <w:b/>
-          <w:color w:val="FF6B35"/>
-          <w:sz w:val="23"/>
-        </w:rPr>
-        <w:t xml:space="preserve">A2.  </w:t>
-      </w:r>
-      <w:r>
-        <w:rPr>
-          <w:b/>
-          <w:color w:val="1A1A2E"/>
-          <w:sz w:val="23"/>
-        </w:rPr>
-        <w:t>SQLite used for development; PostgreSQL recommended for production</w:t>
-      </w:r>
-    </w:p>
-    <w:p>
-      <w:pPr>
-        <w:spacing w:after="160"/>
-        <w:ind w:left="864"/>
-      </w:pPr>
-      <w:r>
-        <w:rPr>
-          <w:color w:val="444444"/>
-          <w:sz w:val="21"/>
-        </w:rPr>
-        <w:t>SQLite with check_same_thread=False is used for simplicity during the hackathon. The SQLAlchemy ORM layer is database-agnostic — switching to PostgreSQL requires only a one-line DATABASE_URL change in database.py with no model changes needed.</w:t>
-      </w:r>
-    </w:p>
-    <w:p>
-      <w:pPr>
-        <w:ind w:left="432"/>
-      </w:pPr>
-      <w:r>
-        <w:rPr>
-          <w:b/>
-          <w:color w:val="FF6B35"/>
-          <w:sz w:val="23"/>
-        </w:rPr>
-        <w:t xml:space="preserve">A3.  </w:t>
-      </w:r>
-      <w:r>
-        <w:rPr>
-          <w:b/>
-          <w:color w:val="1A1A2E"/>
-          <w:sz w:val="23"/>
-        </w:rPr>
-        <w:t>Road IDs follow official Indian and international naming conventions</w:t>
-      </w:r>
-    </w:p>
-    <w:p>
-      <w:pPr>
-        <w:spacing w:after="160"/>
-        <w:ind w:left="864"/>
-      </w:pPr>
-      <w:r>
-        <w:rPr>
-          <w:color w:val="444444"/>
-          <w:sz w:val="21"/>
-        </w:rPr>
-        <w:t>Indian roads use codes like NH-44, SH-36-MH, MDR-23-TN following NHAI / MoRTH classification. International roads use country-specific conventions (M1-UK for UK motorways, I-95-US for US Interstate, AH1-BD for Asian Highway, etc.).</w:t>
-      </w:r>
-    </w:p>
-    <w:p/>
-    <w:p>
-      <w:r>
-        <w:rPr>
-          <w:b/>
-          <w:color w:val="1552A0"/>
-          <w:sz w:val="26"/>
-        </w:rPr>
-        <w:t xml:space="preserve">  AI &amp; Machine Learning</w:t>
-      </w:r>
-    </w:p>
-    <w:p/>
-    <w:p>
-      <w:pPr>
-        <w:ind w:left="432"/>
-      </w:pPr>
-      <w:r>
-        <w:rPr>
-          <w:b/>
-          <w:color w:val="FF6B35"/>
-          <w:sz w:val="23"/>
-        </w:rPr>
-        <w:t xml:space="preserve">A4.  </w:t>
-      </w:r>
-      <w:r>
-        <w:rPr>
-          <w:b/>
-          <w:color w:val="1A1A2E"/>
-          <w:sz w:val="23"/>
-        </w:rPr>
-        <w:t>Damage assessment is rule-based mock unless OpenAI Vision key is provided</w:t>
-      </w:r>
-    </w:p>
-    <w:p>
-      <w:pPr>
-        <w:spacing w:after="160"/>
-        <w:ind w:left="864"/>
-      </w:pPr>
-      <w:r>
-        <w:rPr>
-          <w:color w:val="444444"/>
-          <w:sz w:val="21"/>
-        </w:rPr>
-        <w:t>Without OPENAI_API_KEY, the /api/complaints endpoint returns a structured mock assessment with randomised damage type (pothole/crack/subsidence/erosion/waterlogging) and severity. Confidence score is set to 0.85 for mock responses. With a valid key, GPT-4 Vision analyses the actual uploaded image.</w:t>
-      </w:r>
-    </w:p>
-    <w:p>
-      <w:pPr>
-        <w:ind w:left="432"/>
-      </w:pPr>
-      <w:r>
-        <w:rPr>
-          <w:b/>
-          <w:color w:val="FF6B35"/>
-          <w:sz w:val="23"/>
-        </w:rPr>
-        <w:t xml:space="preserve">A5.  </w:t>
-      </w:r>
-      <w:r>
-        <w:rPr>
-          <w:b/>
-          <w:color w:val="1A1A2E"/>
-          <w:sz w:val="23"/>
-        </w:rPr>
-        <w:t>LLM chatbot falls back gracefully without API keys</w:t>
-      </w:r>
-    </w:p>
-    <w:p>
-      <w:pPr>
-        <w:spacing w:after="160"/>
-        <w:ind w:left="864"/>
-      </w:pPr>
-      <w:r>
-        <w:rPr>
-          <w:color w:val="444444"/>
-          <w:sz w:val="21"/>
-        </w:rPr>
-        <w:t>The AI engine tries: (1) Groq LLaMA-3.3-70b-versatile, (2) OpenAI GPT-4, (3) comprehensive rule-based engine with 40+ query handlers. The rule-based fallback handles all core queries (road conditions, budget info, critical roads list, anomalies, contractor details, complaint routing) using live data fetched from the database, ensuring full functionality even offline.</w:t>
-      </w:r>
-    </w:p>
-    <w:p/>
-    <w:p>
-      <w:r>
-        <w:rPr>
-          <w:b/>
-          <w:color w:val="1552A0"/>
-          <w:sz w:val="26"/>
-        </w:rPr>
-        <w:t xml:space="preserve">  Geolocation &amp; Mapping</w:t>
-      </w:r>
-    </w:p>
-    <w:p/>
-    <w:p>
-      <w:pPr>
-        <w:ind w:left="432"/>
-      </w:pPr>
-      <w:r>
-        <w:rPr>
-          <w:b/>
-          <w:color w:val="FF6B35"/>
-          <w:sz w:val="23"/>
-        </w:rPr>
-        <w:t xml:space="preserve">A6.  </w:t>
-      </w:r>
-      <w:r>
-        <w:rPr>
-          <w:b/>
-          <w:color w:val="1A1A2E"/>
-          <w:sz w:val="23"/>
-        </w:rPr>
-        <w:t>GPS coordinates in seed data are approximate road centroids</w:t>
-      </w:r>
-    </w:p>
-    <w:p>
-      <w:pPr>
-        <w:spacing w:after="160"/>
-        <w:ind w:left="864"/>
-      </w:pPr>
-      <w:r>
-        <w:rPr>
-          <w:color w:val="444444"/>
-          <w:sz w:val="21"/>
-        </w:rPr>
-        <w:t>lat_center / lon_center coordinates are approximate midpoints of the named roads using publicly available highway GPS data. They are accurate enough for map display and nearby-road calculations but not survey-grade.</w:t>
-      </w:r>
-    </w:p>
-    <w:p>
-      <w:pPr>
-        <w:ind w:left="432"/>
-      </w:pPr>
-      <w:r>
-        <w:rPr>
-          <w:b/>
-          <w:color w:val="FF6B35"/>
-          <w:sz w:val="23"/>
-        </w:rPr>
-        <w:t xml:space="preserve">A7.  </w:t>
-      </w:r>
-      <w:r>
-        <w:rPr>
-          <w:b/>
-          <w:color w:val="1A1A2E"/>
-          <w:sz w:val="23"/>
-        </w:rPr>
-        <w:t>Nearby roads search uses flat-earth Haversine approximation</w:t>
-      </w:r>
-    </w:p>
-    <w:p>
-      <w:pPr>
-        <w:spacing w:after="160"/>
-        <w:ind w:left="864"/>
-      </w:pPr>
-      <w:r>
-        <w:rPr>
-          <w:color w:val="444444"/>
-          <w:sz w:val="21"/>
-        </w:rPr>
-        <w:t>The /api/roads/nearby endpoint uses the haversine formula assuming a spherical Earth (R = 6371 km). This introduces &lt; 0.5% error at distances under 100 km, which is acceptable for road proximity search.</w:t>
-      </w:r>
-    </w:p>
-    <w:p/>
-    <w:p>
-      <w:r>
-        <w:rPr>
-          <w:b/>
-          <w:color w:val="1552A0"/>
-          <w:sz w:val="26"/>
-        </w:rPr>
-        <w:t xml:space="preserve">  Complaint Routing</w:t>
-      </w:r>
-    </w:p>
-    <w:p/>
-    <w:p>
-      <w:pPr>
-        <w:ind w:left="432"/>
-      </w:pPr>
-      <w:r>
-        <w:rPr>
-          <w:b/>
-          <w:color w:val="FF6B35"/>
-          <w:sz w:val="23"/>
-        </w:rPr>
-        <w:t xml:space="preserve">A8.  </w:t>
-      </w:r>
-      <w:r>
-        <w:rPr>
-          <w:b/>
-          <w:color w:val="1A1A2E"/>
-          <w:sz w:val="23"/>
-        </w:rPr>
-        <w:t>Authority routing priority: database record &gt; rule-based fallback</w:t>
-      </w:r>
-    </w:p>
-    <w:p>
-      <w:pPr>
-        <w:spacing w:after="160"/>
-        <w:ind w:left="864"/>
-      </w:pPr>
-      <w:r>
-        <w:rPr>
-          <w:color w:val="444444"/>
-          <w:sz w:val="21"/>
-        </w:rPr>
-        <w:t>When a complaint is filed, the system first queries the Authority table for a matching (country, state, road_type, district) record. If no exact match is found, it falls back to a hard-coded ROUTING_RULES dictionary covering all 7 countries. Production deployment would populate the Authority table from official department directories.</w:t>
-      </w:r>
-    </w:p>
-    <w:p>
-      <w:pPr>
-        <w:ind w:left="432"/>
-      </w:pPr>
-      <w:r>
-        <w:rPr>
-          <w:b/>
-          <w:color w:val="FF6B35"/>
-          <w:sz w:val="23"/>
-        </w:rPr>
-        <w:t xml:space="preserve">A9.  </w:t>
-      </w:r>
-      <w:r>
-        <w:rPr>
-          <w:b/>
-          <w:color w:val="1A1A2E"/>
-          <w:sz w:val="23"/>
-        </w:rPr>
-        <w:t>Budget anomaly threshold set at 65% utilisation</w:t>
-      </w:r>
-    </w:p>
-    <w:p>
-      <w:pPr>
-        <w:spacing w:after="160"/>
-        <w:ind w:left="864"/>
-      </w:pPr>
-      <w:r>
-        <w:rPr>
-          <w:color w:val="444444"/>
-          <w:sz w:val="21"/>
-        </w:rPr>
-        <w:t>A road's budget is flagged as anomalous if amount_spent / amount_sanctioned &lt; 0.65. This threshold is based on general public works norms suggesting that under-utilisation below 65% warrants scrutiny. The threshold is configurable in main.py.</w:t>
-      </w:r>
-    </w:p>
-    <w:p/>
-    <w:p>
-      <w:r>
-        <w:rPr>
-          <w:b/>
-          <w:color w:val="1552A0"/>
-          <w:sz w:val="26"/>
-        </w:rPr>
-        <w:t xml:space="preserve">  Offline / PWA</w:t>
-      </w:r>
-    </w:p>
-    <w:p/>
-    <w:p>
-      <w:pPr>
-        <w:ind w:left="432"/>
-      </w:pPr>
-      <w:r>
-        <w:rPr>
-          <w:b/>
-          <w:color w:val="FF6B35"/>
-          <w:sz w:val="23"/>
-        </w:rPr>
-        <w:t xml:space="preserve">A10.  </w:t>
-      </w:r>
-      <w:r>
-        <w:rPr>
-          <w:b/>
-          <w:color w:val="1A1A2E"/>
-          <w:sz w:val="23"/>
-        </w:rPr>
-        <w:t>Service Worker caches last-fetched road and stats data</w:t>
-      </w:r>
-    </w:p>
-    <w:p>
-      <w:pPr>
-        <w:spacing w:after="160"/>
-        <w:ind w:left="864"/>
-      </w:pPr>
-      <w:r>
-        <w:rPr>
-          <w:color w:val="444444"/>
-          <w:sz w:val="21"/>
-        </w:rPr>
-        <w:t>The PWA service worker uses a network-first strategy for API routes: it always tries the network first and falls back to the last cached response if offline. Static assets (HTML, CSS, JS) use cache-first. Cache version is 'roadwatch-v1'; bumping this string forces a full refresh on next visit.</w:t>
-      </w:r>
-    </w:p>
-    <w:p/>
-    <w:p>
-      <w:r>
-        <w:rPr>
-          <w:b/>
-          <w:color w:val="1552A0"/>
-          <w:sz w:val="26"/>
-        </w:rPr>
-        <w:t xml:space="preserve">  Security &amp; Privacy</w:t>
-      </w:r>
-    </w:p>
-    <w:p/>
-    <w:p>
-      <w:pPr>
-        <w:ind w:left="432"/>
-      </w:pPr>
-      <w:r>
-        <w:rPr>
-          <w:b/>
-          <w:color w:val="FF6B35"/>
-          <w:sz w:val="23"/>
-        </w:rPr>
-        <w:t xml:space="preserve">A11.  </w:t>
-      </w:r>
-      <w:r>
-        <w:rPr>
-          <w:b/>
-          <w:color w:val="1A1A2E"/>
-          <w:sz w:val="23"/>
-        </w:rPr>
-        <w:t>No authentication implemented (hackathon scope)</w:t>
-      </w:r>
-    </w:p>
-    <w:p>
-      <w:pPr>
-        <w:spacing w:after="160"/>
-        <w:ind w:left="864"/>
-      </w:pPr>
-      <w:r>
-        <w:rPr>
-          <w:color w:val="444444"/>
-          <w:sz w:val="21"/>
-        </w:rPr>
-        <w:t>The current implementation has no user authentication or role-based access control. For production: JWT-based auth for complaint status updates, OAuth for authority logins, and row-level security on the complaint table would be added.</w:t>
-      </w:r>
-    </w:p>
-    <w:p/>
-    <w:p>
-      <w:r>
-        <w:rPr>
-          <w:b/>
-          <w:color w:val="1552A0"/>
-          <w:sz w:val="26"/>
-        </w:rPr>
-        <w:t xml:space="preserve">  Internationalisation</w:t>
-      </w:r>
-    </w:p>
-    <w:p/>
-    <w:p>
-      <w:pPr>
-        <w:ind w:left="432"/>
-      </w:pPr>
-      <w:r>
-        <w:rPr>
-          <w:b/>
-          <w:color w:val="FF6B35"/>
-          <w:sz w:val="23"/>
-        </w:rPr>
-        <w:t xml:space="preserve">A12.  </w:t>
-      </w:r>
-      <w:r>
-        <w:rPr>
-          <w:b/>
-          <w:color w:val="1A1A2E"/>
-          <w:sz w:val="23"/>
-        </w:rPr>
-        <w:t>Currency display is informational; no conversion performed</w:t>
-      </w:r>
-    </w:p>
-    <w:p>
-      <w:pPr>
-        <w:spacing w:after="160"/>
-        <w:ind w:left="864"/>
-      </w:pPr>
-      <w:r>
-        <w:rPr>
-          <w:color w:val="444444"/>
-          <w:sz w:val="21"/>
-        </w:rPr>
-        <w:t>Budget figures are stored with their original currency (INR, GBP, USD, BDT, ZAR, MGA, PLN). The UI displays the stored currency symbol without live FX conversion. All amounts are in local currency as reported by the respective road authority.</w:t>
-      </w:r>
-    </w:p>
-    <w:p/>
-    <w:p>
-      <w:r>
-        <w:rPr>
-          <w:b/>
-          <w:color w:val="1552A0"/>
-          <w:sz w:val="26"/>
-        </w:rPr>
-        <w:t xml:space="preserve">  Image Uploads</w:t>
-      </w:r>
-    </w:p>
-    <w:p/>
-    <w:p>
-      <w:pPr>
-        <w:ind w:left="432"/>
-      </w:pPr>
-      <w:r>
-        <w:rPr>
-          <w:b/>
-          <w:color w:val="FF6B35"/>
-          <w:sz w:val="23"/>
-        </w:rPr>
-        <w:t xml:space="preserve">A13.  </w:t>
-      </w:r>
-      <w:r>
-        <w:rPr>
-          <w:b/>
-          <w:color w:val="1A1A2E"/>
-          <w:sz w:val="23"/>
-        </w:rPr>
-        <w:t>Uploaded images are stored locally in data/uploads/</w:t>
-      </w:r>
-    </w:p>
-    <w:p>
-      <w:pPr>
-        <w:spacing w:after="160"/>
-        <w:ind w:left="864"/>
-      </w:pPr>
-      <w:r>
-        <w:rPr>
-          <w:color w:val="444444"/>
-          <w:sz w:val="21"/>
-        </w:rPr>
-        <w:t>In the hackathon setup, images are saved to ../data/uploads/ relative to the backend. File size is limited to 10 MB per upload. Accepted formats: JPEG, PNG, WebP, GIF. Production would use cloud object storage (AWS S3 / Google Cloud Storage).</w:t>
-      </w:r>
-    </w:p>
-    <w:p/>
-    <w:p>
-      <w:r>
-        <w:rPr>
-          <w:b/>
-          <w:color w:val="1552A0"/>
-          <w:sz w:val="26"/>
-        </w:rPr>
-        <w:t xml:space="preserve">  Road Classification</w:t>
-      </w:r>
-    </w:p>
-    <w:p/>
-    <w:p>
-      <w:pPr>
-        <w:ind w:left="432"/>
-      </w:pPr>
-      <w:r>
-        <w:rPr>
-          <w:b/>
-          <w:color w:val="FF6B35"/>
-          <w:sz w:val="23"/>
-        </w:rPr>
-        <w:t xml:space="preserve">A14.  </w:t>
-      </w:r>
-      <w:r>
-        <w:rPr>
-          <w:b/>
-          <w:color w:val="1A1A2E"/>
-          <w:sz w:val="23"/>
-        </w:rPr>
-        <w:t>India road type hierarchy follows MoRTH official classification</w:t>
-      </w:r>
-    </w:p>
-    <w:p>
-      <w:pPr>
-        <w:spacing w:after="160"/>
-        <w:ind w:left="864"/>
-      </w:pPr>
-      <w:r>
-        <w:rPr>
-          <w:color w:val="444444"/>
-          <w:sz w:val="21"/>
-        </w:rPr>
-        <w:t>NH (National Highway) -&gt; NHAI/MoRTH, SH (State Highway) -&gt; State PWD, MDR (Major District Road) -&gt; District PWD, ODR (Other District Road) -&gt; District PWD, VR (Village Road) -&gt; Municipal/Gram Panchayat. Expressways are treated as a special sub-type of NH for routing purposes.</w:t>
-      </w:r>
-    </w:p>
-    <w:p/>
-    <w:p>
-      <w:r>
-        <w:br w:type="page"/>
-      </w:r>
-    </w:p>
-    <w:p>
-      <w:pPr>
-        <w:pBdr>
-          <w:bottom w:val="single" w:sz="10" w:space="1" w:color="0D6EFF"/>
-        </w:pBdr>
-      </w:pPr>
-      <w:r>
-        <w:rPr>
-          <w:b/>
-          <w:color w:val="0D6EFF"/>
-          <w:sz w:val="32"/>
-        </w:rPr>
-        <w:t>3.  Evaluation Criteria Coverage</w:t>
-      </w:r>
-    </w:p>
-    <w:p/>
     <w:tbl>
       <w:tblPr>
         <w:tblStyle w:val="TableGrid"/>
@@ -2321,45 +4127,56 @@
         <w:tblLook w:firstColumn="1" w:firstRow="1" w:lastColumn="0" w:lastRow="0" w:noHBand="0" w:noVBand="1" w:val="04A0"/>
       </w:tblPr>
       <w:tblGrid>
-        <w:gridCol w:w="4703"/>
-        <w:gridCol w:w="4703"/>
+        <w:gridCol w:w="3135"/>
+        <w:gridCol w:w="3135"/>
+        <w:gridCol w:w="3135"/>
       </w:tblGrid>
       <w:tr>
         <w:tc>
           <w:tcPr>
-            <w:tcW w:type="dxa" w:w="4703"/>
-            <w:shd w:val="clear" w:color="auto" w:fill="0D6EFF"/>
+            <w:tcW w:type="dxa" w:w="3135"/>
+            <w:shd w:val="clear" w:color="auto" w:fill="1a3c5e"/>
           </w:tcPr>
           <w:p>
-            <w:pPr>
-              <w:jc w:val="center"/>
-            </w:pPr>
             <w:r>
               <w:rPr>
                 <w:b/>
                 <w:color w:val="FFFFFF"/>
-                <w:sz w:val="22"/>
+                <w:sz w:val="19"/>
               </w:rPr>
-              <w:t>Evaluation Criterion</w:t>
+              <w:t>Requirement</w:t>
             </w:r>
           </w:p>
         </w:tc>
         <w:tc>
           <w:tcPr>
-            <w:tcW w:type="dxa" w:w="4703"/>
-            <w:shd w:val="clear" w:color="auto" w:fill="0D6EFF"/>
+            <w:tcW w:type="dxa" w:w="3135"/>
+            <w:shd w:val="clear" w:color="auto" w:fill="1a3c5e"/>
           </w:tcPr>
           <w:p>
-            <w:pPr>
-              <w:jc w:val="center"/>
-            </w:pPr>
             <w:r>
               <w:rPr>
                 <w:b/>
                 <w:color w:val="FFFFFF"/>
-                <w:sz w:val="22"/>
+                <w:sz w:val="19"/>
               </w:rPr>
-              <w:t>How RoadWatch Satisfies It</w:t>
+              <w:t>Status</w:t>
+            </w:r>
+          </w:p>
+        </w:tc>
+        <w:tc>
+          <w:tcPr>
+            <w:tcW w:type="dxa" w:w="3135"/>
+            <w:shd w:val="clear" w:color="auto" w:fill="1a3c5e"/>
+          </w:tcPr>
+          <w:p>
+            <w:r>
+              <w:rPr>
+                <w:b/>
+                <w:color w:val="FFFFFF"/>
+                <w:sz w:val="19"/>
+              </w:rPr>
+              <w:t>Implementation</w:t>
             </w:r>
           </w:p>
         </w:tc>
@@ -2367,32 +4184,42 @@
       <w:tr>
         <w:tc>
           <w:tcPr>
-            <w:tcW w:type="dxa" w:w="4703"/>
-            <w:shd w:val="clear" w:color="auto" w:fill="EAF3FF"/>
+            <w:tcW w:type="dxa" w:w="3135"/>
+          </w:tcPr>
+          <w:p>
+            <w:r>
+              <w:rPr>
+                <w:sz w:val="19"/>
+              </w:rPr>
+              <w:t>Real-time road condition monitoring</w:t>
+            </w:r>
+          </w:p>
+        </w:tc>
+        <w:tc>
+          <w:tcPr>
+            <w:tcW w:type="dxa" w:w="3135"/>
           </w:tcPr>
           <w:p>
             <w:r>
               <w:rPr>
                 <w:b/>
-                <w:color w:val="0D6EFF"/>
-                <w:sz w:val="21"/>
+                <w:color w:val="10B981"/>
+                <w:sz w:val="19"/>
               </w:rPr>
-              <w:t>[checkmark] Data Accuracy</w:t>
+              <w:t>✅ Done</w:t>
             </w:r>
           </w:p>
         </w:tc>
         <w:tc>
           <w:tcPr>
-            <w:tcW w:type="dxa" w:w="4703"/>
-            <w:shd w:val="clear" w:color="auto" w:fill="EAF3FF"/>
+            <w:tcW w:type="dxa" w:w="3135"/>
           </w:tcPr>
           <w:p>
             <w:r>
               <w:rPr>
-                <w:color w:val="222222"/>
-                <w:sz w:val="20"/>
+                <w:sz w:val="19"/>
               </w:rPr>
-              <w:t>Road Type, last relaying date, contractor name, EE stored per road. All fields have source_label (NHAI, State PWD, PMGSY, etc.) and source_url. Budget records include verified flag and source link.</w:t>
+              <w:t>35 roads with condition scores, labels, and dates</w:t>
             </w:r>
           </w:p>
         </w:tc>
@@ -2400,32 +4227,42 @@
       <w:tr>
         <w:tc>
           <w:tcPr>
-            <w:tcW w:type="dxa" w:w="4703"/>
-            <w:shd w:val="clear" w:color="auto" w:fill="FFFFFF"/>
+            <w:tcW w:type="dxa" w:w="3135"/>
+          </w:tcPr>
+          <w:p>
+            <w:r>
+              <w:rPr>
+                <w:sz w:val="19"/>
+              </w:rPr>
+              <w:t>Public spending transparency</w:t>
+            </w:r>
+          </w:p>
+        </w:tc>
+        <w:tc>
+          <w:tcPr>
+            <w:tcW w:type="dxa" w:w="3135"/>
           </w:tcPr>
           <w:p>
             <w:r>
               <w:rPr>
                 <w:b/>
-                <w:color w:val="0D6EFF"/>
-                <w:sz w:val="21"/>
+                <w:color w:val="10B981"/>
+                <w:sz w:val="19"/>
               </w:rPr>
-              <w:t>[checkmark] Correct Complaint Routing</w:t>
+              <w:t>✅ Done</w:t>
             </w:r>
           </w:p>
         </w:tc>
         <w:tc>
           <w:tcPr>
-            <w:tcW w:type="dxa" w:w="4703"/>
-            <w:shd w:val="clear" w:color="auto" w:fill="FFFFFF"/>
+            <w:tcW w:type="dxa" w:w="3135"/>
           </w:tcPr>
           <w:p>
             <w:r>
               <w:rPr>
-                <w:color w:val="222222"/>
-                <w:sz w:val="20"/>
+                <w:sz w:val="19"/>
               </w:rPr>
-              <w:t>Complaint filing wizard identifies road type -&gt; queries Authority table -&gt; returns correct Executive Engineer name, email, phone, department. AI engine (Groq/GPT-4/fallback) confirms routing in chatbot.</w:t>
+              <w:t>Budget sanctioned vs spent per road, utilisation %, source URLs</w:t>
             </w:r>
           </w:p>
         </w:tc>
@@ -2433,32 +4270,42 @@
       <w:tr>
         <w:tc>
           <w:tcPr>
-            <w:tcW w:type="dxa" w:w="4703"/>
-            <w:shd w:val="clear" w:color="auto" w:fill="EAF3FF"/>
+            <w:tcW w:type="dxa" w:w="3135"/>
+          </w:tcPr>
+          <w:p>
+            <w:r>
+              <w:rPr>
+                <w:sz w:val="19"/>
+              </w:rPr>
+              <w:t>Budget anomaly detection</w:t>
+            </w:r>
+          </w:p>
+        </w:tc>
+        <w:tc>
+          <w:tcPr>
+            <w:tcW w:type="dxa" w:w="3135"/>
           </w:tcPr>
           <w:p>
             <w:r>
               <w:rPr>
                 <w:b/>
-                <w:color w:val="0D6EFF"/>
-                <w:sz w:val="21"/>
+                <w:color w:val="10B981"/>
+                <w:sz w:val="19"/>
               </w:rPr>
-              <w:t>[checkmark] Budget Transparency with Source</w:t>
+              <w:t>✅ Done</w:t>
             </w:r>
           </w:p>
         </w:tc>
         <w:tc>
           <w:tcPr>
-            <w:tcW w:type="dxa" w:w="4703"/>
-            <w:shd w:val="clear" w:color="auto" w:fill="EAF3FF"/>
+            <w:tcW w:type="dxa" w:w="3135"/>
           </w:tcPr>
           <w:p>
             <w:r>
               <w:rPr>
-                <w:color w:val="222222"/>
-                <w:sz w:val="20"/>
+                <w:sz w:val="19"/>
               </w:rPr>
-              <w:t>Each road has budget_sanctioned, budget_spent, financial_year, currency. BudgetRecord table stores multi-year history with contractor and source_url. Anomaly flag auto-set when utilisation &lt; 65%.</w:t>
+              <w:t>10 anomalies detected (&lt; 65% utilisation threshold)</w:t>
             </w:r>
           </w:p>
         </w:tc>
@@ -2466,32 +4313,42 @@
       <w:tr>
         <w:tc>
           <w:tcPr>
-            <w:tcW w:type="dxa" w:w="4703"/>
-            <w:shd w:val="clear" w:color="auto" w:fill="FFFFFF"/>
+            <w:tcW w:type="dxa" w:w="3135"/>
+          </w:tcPr>
+          <w:p>
+            <w:r>
+              <w:rPr>
+                <w:sz w:val="19"/>
+              </w:rPr>
+              <w:t>Citizen complaint filing</w:t>
+            </w:r>
+          </w:p>
+        </w:tc>
+        <w:tc>
+          <w:tcPr>
+            <w:tcW w:type="dxa" w:w="3135"/>
           </w:tcPr>
           <w:p>
             <w:r>
               <w:rPr>
                 <w:b/>
-                <w:color w:val="0D6EFF"/>
-                <w:sz w:val="21"/>
+                <w:color w:val="10B981"/>
+                <w:sz w:val="19"/>
               </w:rPr>
-              <w:t>[checkmark] Global / Cross-Country Applicability</w:t>
+              <w:t>✅ Done</w:t>
             </w:r>
           </w:p>
         </w:tc>
         <w:tc>
           <w:tcPr>
-            <w:tcW w:type="dxa" w:w="4703"/>
-            <w:shd w:val="clear" w:color="auto" w:fill="FFFFFF"/>
+            <w:tcW w:type="dxa" w:w="3135"/>
           </w:tcPr>
           <w:p>
             <w:r>
               <w:rPr>
-                <w:color w:val="222222"/>
-                <w:sz w:val="20"/>
+                <w:sz w:val="19"/>
               </w:rPr>
-              <w:t>13 countries seeded: India, UK, USA, Bangladesh, South Africa, Madagascar, Poland, Germany, Australia, Nigeria, Kenya, Japan, Malaysia. 37 authorities mapped across all countries. Currency displayed in local denomination.</w:t>
+              <w:t>4-step wizard with photo upload, GPS, AI routing</w:t>
             </w:r>
           </w:p>
         </w:tc>
@@ -2499,32 +4356,42 @@
       <w:tr>
         <w:tc>
           <w:tcPr>
-            <w:tcW w:type="dxa" w:w="4703"/>
-            <w:shd w:val="clear" w:color="auto" w:fill="EAF3FF"/>
+            <w:tcW w:type="dxa" w:w="3135"/>
+          </w:tcPr>
+          <w:p>
+            <w:r>
+              <w:rPr>
+                <w:sz w:val="19"/>
+              </w:rPr>
+              <w:t>AI-powered complaint routing</w:t>
+            </w:r>
+          </w:p>
+        </w:tc>
+        <w:tc>
+          <w:tcPr>
+            <w:tcW w:type="dxa" w:w="3135"/>
           </w:tcPr>
           <w:p>
             <w:r>
               <w:rPr>
                 <w:b/>
-                <w:color w:val="0D6EFF"/>
-                <w:sz w:val="21"/>
+                <w:color w:val="10B981"/>
+                <w:sz w:val="19"/>
               </w:rPr>
-              <w:t>[checkmark] Offline Functionality</w:t>
+              <w:t>✅ Done</w:t>
             </w:r>
           </w:p>
         </w:tc>
         <w:tc>
           <w:tcPr>
-            <w:tcW w:type="dxa" w:w="4703"/>
-            <w:shd w:val="clear" w:color="auto" w:fill="EAF3FF"/>
+            <w:tcW w:type="dxa" w:w="3135"/>
           </w:tcPr>
           <w:p>
             <w:r>
               <w:rPr>
-                <w:color w:val="222222"/>
-                <w:sz w:val="20"/>
+                <w:sz w:val="19"/>
               </w:rPr>
-              <w:t>Service Worker (service-worker.js) caches /api/roads, /api/stats, and all frontend assets. App works fully offline for road browsing. Complaints queue locally (future).</w:t>
+              <w:t>Groq LLaMA 3.3 70B routes to correct Executive Engineer</w:t>
             </w:r>
           </w:p>
         </w:tc>
@@ -2532,58 +4399,1120 @@
       <w:tr>
         <w:tc>
           <w:tcPr>
-            <w:tcW w:type="dxa" w:w="4703"/>
-            <w:shd w:val="clear" w:color="auto" w:fill="FFFFFF"/>
+            <w:tcW w:type="dxa" w:w="3135"/>
+          </w:tcPr>
+          <w:p>
+            <w:r>
+              <w:rPr>
+                <w:sz w:val="19"/>
+              </w:rPr>
+              <w:t>Complaint status tracking</w:t>
+            </w:r>
+          </w:p>
+        </w:tc>
+        <w:tc>
+          <w:tcPr>
+            <w:tcW w:type="dxa" w:w="3135"/>
           </w:tcPr>
           <w:p>
             <w:r>
               <w:rPr>
                 <w:b/>
-                <w:color w:val="0D6EFF"/>
-                <w:sz w:val="21"/>
+                <w:color w:val="10B981"/>
+                <w:sz w:val="19"/>
               </w:rPr>
-              <w:t>[checkmark] UI &amp; Accessibility</w:t>
+              <w:t>✅ Done</w:t>
             </w:r>
           </w:p>
         </w:tc>
         <w:tc>
           <w:tcPr>
-            <w:tcW w:type="dxa" w:w="4703"/>
-            <w:shd w:val="clear" w:color="auto" w:fill="FFFFFF"/>
+            <w:tcW w:type="dxa" w:w="3135"/>
           </w:tcPr>
           <w:p>
             <w:r>
               <w:rPr>
-                <w:color w:val="222222"/>
-                <w:sz w:val="20"/>
+                <w:sz w:val="19"/>
               </w:rPr>
-              <w:t>Responsive CSS (Grid/Flexbox), hamburger nav at 768px, colour-blind-safe palette, ARIA labels on interactive elements, keyboard-navigable wizard, toast notifications.</w:t>
+              <w:t>Unique ID, 5 statuses, email lookup</w:t>
+            </w:r>
+          </w:p>
+        </w:tc>
+      </w:tr>
+      <w:tr>
+        <w:tc>
+          <w:tcPr>
+            <w:tcW w:type="dxa" w:w="3135"/>
+          </w:tcPr>
+          <w:p>
+            <w:r>
+              <w:rPr>
+                <w:sz w:val="19"/>
+              </w:rPr>
+              <w:t>Authority directory</w:t>
+            </w:r>
+          </w:p>
+        </w:tc>
+        <w:tc>
+          <w:tcPr>
+            <w:tcW w:type="dxa" w:w="3135"/>
+          </w:tcPr>
+          <w:p>
+            <w:r>
+              <w:rPr>
+                <w:b/>
+                <w:color w:val="10B981"/>
+                <w:sz w:val="19"/>
+              </w:rPr>
+              <w:t>✅ Done</w:t>
+            </w:r>
+          </w:p>
+        </w:tc>
+        <w:tc>
+          <w:tcPr>
+            <w:tcW w:type="dxa" w:w="3135"/>
+          </w:tcPr>
+          <w:p>
+            <w:r>
+              <w:rPr>
+                <w:sz w:val="19"/>
+              </w:rPr>
+              <w:t>37 authorities across 13 countries</w:t>
+            </w:r>
+          </w:p>
+        </w:tc>
+      </w:tr>
+      <w:tr>
+        <w:tc>
+          <w:tcPr>
+            <w:tcW w:type="dxa" w:w="3135"/>
+          </w:tcPr>
+          <w:p>
+            <w:r>
+              <w:rPr>
+                <w:sz w:val="19"/>
+              </w:rPr>
+              <w:t>Interactive map</w:t>
+            </w:r>
+          </w:p>
+        </w:tc>
+        <w:tc>
+          <w:tcPr>
+            <w:tcW w:type="dxa" w:w="3135"/>
+          </w:tcPr>
+          <w:p>
+            <w:r>
+              <w:rPr>
+                <w:b/>
+                <w:color w:val="10B981"/>
+                <w:sz w:val="19"/>
+              </w:rPr>
+              <w:t>✅ Done</w:t>
+            </w:r>
+          </w:p>
+        </w:tc>
+        <w:tc>
+          <w:tcPr>
+            <w:tcW w:type="dxa" w:w="3135"/>
+          </w:tcPr>
+          <w:p>
+            <w:r>
+              <w:rPr>
+                <w:sz w:val="19"/>
+              </w:rPr>
+              <w:t>Leaflet + MarkerCluster, colour-coded by condition</w:t>
+            </w:r>
+          </w:p>
+        </w:tc>
+      </w:tr>
+      <w:tr>
+        <w:tc>
+          <w:tcPr>
+            <w:tcW w:type="dxa" w:w="3135"/>
+          </w:tcPr>
+          <w:p>
+            <w:r>
+              <w:rPr>
+                <w:sz w:val="19"/>
+              </w:rPr>
+              <w:t>Analytics dashboard</w:t>
+            </w:r>
+          </w:p>
+        </w:tc>
+        <w:tc>
+          <w:tcPr>
+            <w:tcW w:type="dxa" w:w="3135"/>
+          </w:tcPr>
+          <w:p>
+            <w:r>
+              <w:rPr>
+                <w:b/>
+                <w:color w:val="10B981"/>
+                <w:sz w:val="19"/>
+              </w:rPr>
+              <w:t>✅ Done</w:t>
+            </w:r>
+          </w:p>
+        </w:tc>
+        <w:tc>
+          <w:tcPr>
+            <w:tcW w:type="dxa" w:w="3135"/>
+          </w:tcPr>
+          <w:p>
+            <w:r>
+              <w:rPr>
+                <w:sz w:val="19"/>
+              </w:rPr>
+              <w:t>Charts: condition dist., budget by country, severity</w:t>
+            </w:r>
+          </w:p>
+        </w:tc>
+      </w:tr>
+      <w:tr>
+        <w:tc>
+          <w:tcPr>
+            <w:tcW w:type="dxa" w:w="3135"/>
+          </w:tcPr>
+          <w:p>
+            <w:r>
+              <w:rPr>
+                <w:sz w:val="19"/>
+              </w:rPr>
+              <w:t>AI chatbot assistant</w:t>
+            </w:r>
+          </w:p>
+        </w:tc>
+        <w:tc>
+          <w:tcPr>
+            <w:tcW w:type="dxa" w:w="3135"/>
+          </w:tcPr>
+          <w:p>
+            <w:r>
+              <w:rPr>
+                <w:b/>
+                <w:color w:val="10B981"/>
+                <w:sz w:val="19"/>
+              </w:rPr>
+              <w:t>✅ Done</w:t>
+            </w:r>
+          </w:p>
+        </w:tc>
+        <w:tc>
+          <w:tcPr>
+            <w:tcW w:type="dxa" w:w="3135"/>
+          </w:tcPr>
+          <w:p>
+            <w:r>
+              <w:rPr>
+                <w:sz w:val="19"/>
+              </w:rPr>
+              <w:t>Hybrid rule-based + Groq, full DB context</w:t>
+            </w:r>
+          </w:p>
+        </w:tc>
+      </w:tr>
+      <w:tr>
+        <w:tc>
+          <w:tcPr>
+            <w:tcW w:type="dxa" w:w="3135"/>
+          </w:tcPr>
+          <w:p>
+            <w:r>
+              <w:rPr>
+                <w:sz w:val="19"/>
+              </w:rPr>
+              <w:t>Multi-country coverage</w:t>
+            </w:r>
+          </w:p>
+        </w:tc>
+        <w:tc>
+          <w:tcPr>
+            <w:tcW w:type="dxa" w:w="3135"/>
+          </w:tcPr>
+          <w:p>
+            <w:r>
+              <w:rPr>
+                <w:b/>
+                <w:color w:val="10B981"/>
+                <w:sz w:val="19"/>
+              </w:rPr>
+              <w:t>✅ Done</w:t>
+            </w:r>
+          </w:p>
+        </w:tc>
+        <w:tc>
+          <w:tcPr>
+            <w:tcW w:type="dxa" w:w="3135"/>
+          </w:tcPr>
+          <w:p>
+            <w:r>
+              <w:rPr>
+                <w:sz w:val="19"/>
+              </w:rPr>
+              <w:t>13 countries across 4 continents</w:t>
+            </w:r>
+          </w:p>
+        </w:tc>
+      </w:tr>
+      <w:tr>
+        <w:tc>
+          <w:tcPr>
+            <w:tcW w:type="dxa" w:w="3135"/>
+          </w:tcPr>
+          <w:p>
+            <w:r>
+              <w:rPr>
+                <w:sz w:val="19"/>
+              </w:rPr>
+              <w:t>Data source citations</w:t>
+            </w:r>
+          </w:p>
+        </w:tc>
+        <w:tc>
+          <w:tcPr>
+            <w:tcW w:type="dxa" w:w="3135"/>
+          </w:tcPr>
+          <w:p>
+            <w:r>
+              <w:rPr>
+                <w:b/>
+                <w:color w:val="10B981"/>
+                <w:sz w:val="19"/>
+              </w:rPr>
+              <w:t>✅ Done</w:t>
+            </w:r>
+          </w:p>
+        </w:tc>
+        <w:tc>
+          <w:tcPr>
+            <w:tcW w:type="dxa" w:w="3135"/>
+          </w:tcPr>
+          <w:p>
+            <w:r>
+              <w:rPr>
+                <w:sz w:val="19"/>
+              </w:rPr>
+              <w:t>Every road has source URL + label</w:t>
+            </w:r>
+          </w:p>
+        </w:tc>
+      </w:tr>
+      <w:tr>
+        <w:tc>
+          <w:tcPr>
+            <w:tcW w:type="dxa" w:w="3135"/>
+          </w:tcPr>
+          <w:p>
+            <w:r>
+              <w:rPr>
+                <w:sz w:val="19"/>
+              </w:rPr>
+              <w:t>PWA / Offline support</w:t>
+            </w:r>
+          </w:p>
+        </w:tc>
+        <w:tc>
+          <w:tcPr>
+            <w:tcW w:type="dxa" w:w="3135"/>
+          </w:tcPr>
+          <w:p>
+            <w:r>
+              <w:rPr>
+                <w:b/>
+                <w:color w:val="10B981"/>
+                <w:sz w:val="19"/>
+              </w:rPr>
+              <w:t>✅ Done</w:t>
+            </w:r>
+          </w:p>
+        </w:tc>
+        <w:tc>
+          <w:tcPr>
+            <w:tcW w:type="dxa" w:w="3135"/>
+          </w:tcPr>
+          <w:p>
+            <w:r>
+              <w:rPr>
+                <w:sz w:val="19"/>
+              </w:rPr>
+              <w:t>Service Worker, Web Manifest, installable</w:t>
+            </w:r>
+          </w:p>
+        </w:tc>
+      </w:tr>
+      <w:tr>
+        <w:tc>
+          <w:tcPr>
+            <w:tcW w:type="dxa" w:w="3135"/>
+          </w:tcPr>
+          <w:p>
+            <w:r>
+              <w:rPr>
+                <w:sz w:val="19"/>
+              </w:rPr>
+              <w:t>REST API</w:t>
+            </w:r>
+          </w:p>
+        </w:tc>
+        <w:tc>
+          <w:tcPr>
+            <w:tcW w:type="dxa" w:w="3135"/>
+          </w:tcPr>
+          <w:p>
+            <w:r>
+              <w:rPr>
+                <w:b/>
+                <w:color w:val="10B981"/>
+                <w:sz w:val="19"/>
+              </w:rPr>
+              <w:t>✅ Done</w:t>
+            </w:r>
+          </w:p>
+        </w:tc>
+        <w:tc>
+          <w:tcPr>
+            <w:tcW w:type="dxa" w:w="3135"/>
+          </w:tcPr>
+          <w:p>
+            <w:r>
+              <w:rPr>
+                <w:sz w:val="19"/>
+              </w:rPr>
+              <w:t>26 endpoints, FastAPI, auto-docs</w:t>
+            </w:r>
+          </w:p>
+        </w:tc>
+      </w:tr>
+      <w:tr>
+        <w:tc>
+          <w:tcPr>
+            <w:tcW w:type="dxa" w:w="3135"/>
+          </w:tcPr>
+          <w:p>
+            <w:r>
+              <w:rPr>
+                <w:sz w:val="19"/>
+              </w:rPr>
+              <w:t>CSV data export</w:t>
+            </w:r>
+          </w:p>
+        </w:tc>
+        <w:tc>
+          <w:tcPr>
+            <w:tcW w:type="dxa" w:w="3135"/>
+          </w:tcPr>
+          <w:p>
+            <w:r>
+              <w:rPr>
+                <w:b/>
+                <w:color w:val="10B981"/>
+                <w:sz w:val="19"/>
+              </w:rPr>
+              <w:t>✅ Done</w:t>
+            </w:r>
+          </w:p>
+        </w:tc>
+        <w:tc>
+          <w:tcPr>
+            <w:tcW w:type="dxa" w:w="3135"/>
+          </w:tcPr>
+          <w:p>
+            <w:r>
+              <w:rPr>
+                <w:sz w:val="19"/>
+              </w:rPr>
+              <w:t>/api/export/roads.csv and /api/export/complaints.csv</w:t>
+            </w:r>
+          </w:p>
+        </w:tc>
+      </w:tr>
+      <w:tr>
+        <w:tc>
+          <w:tcPr>
+            <w:tcW w:type="dxa" w:w="3135"/>
+          </w:tcPr>
+          <w:p>
+            <w:r>
+              <w:rPr>
+                <w:sz w:val="19"/>
+              </w:rPr>
+              <w:t>Responsive / mobile design</w:t>
+            </w:r>
+          </w:p>
+        </w:tc>
+        <w:tc>
+          <w:tcPr>
+            <w:tcW w:type="dxa" w:w="3135"/>
+          </w:tcPr>
+          <w:p>
+            <w:r>
+              <w:rPr>
+                <w:b/>
+                <w:color w:val="10B981"/>
+                <w:sz w:val="19"/>
+              </w:rPr>
+              <w:t>✅ Done</w:t>
+            </w:r>
+          </w:p>
+        </w:tc>
+        <w:tc>
+          <w:tcPr>
+            <w:tcW w:type="dxa" w:w="3135"/>
+          </w:tcPr>
+          <w:p>
+            <w:r>
+              <w:rPr>
+                <w:sz w:val="19"/>
+              </w:rPr>
+              <w:t>Mobile hamburger menu, responsive grid</w:t>
+            </w:r>
+          </w:p>
+        </w:tc>
+      </w:tr>
+      <w:tr>
+        <w:tc>
+          <w:tcPr>
+            <w:tcW w:type="dxa" w:w="3135"/>
+          </w:tcPr>
+          <w:p>
+            <w:r>
+              <w:rPr>
+                <w:sz w:val="19"/>
+              </w:rPr>
+              <w:t>Live deployment</w:t>
+            </w:r>
+          </w:p>
+        </w:tc>
+        <w:tc>
+          <w:tcPr>
+            <w:tcW w:type="dxa" w:w="3135"/>
+          </w:tcPr>
+          <w:p>
+            <w:r>
+              <w:rPr>
+                <w:b/>
+                <w:color w:val="10B981"/>
+                <w:sz w:val="19"/>
+              </w:rPr>
+              <w:t>✅ Done</w:t>
+            </w:r>
+          </w:p>
+        </w:tc>
+        <w:tc>
+          <w:tcPr>
+            <w:tcW w:type="dxa" w:w="3135"/>
+          </w:tcPr>
+          <w:p>
+            <w:r>
+              <w:rPr>
+                <w:sz w:val="19"/>
+              </w:rPr>
+              <w:t>https://roadwatch-ai-rho.vercel.app</w:t>
+            </w:r>
+          </w:p>
+        </w:tc>
+      </w:tr>
+      <w:tr>
+        <w:tc>
+          <w:tcPr>
+            <w:tcW w:type="dxa" w:w="3135"/>
+          </w:tcPr>
+          <w:p>
+            <w:r>
+              <w:rPr>
+                <w:sz w:val="19"/>
+              </w:rPr>
+              <w:t>Source code on GitHub</w:t>
+            </w:r>
+          </w:p>
+        </w:tc>
+        <w:tc>
+          <w:tcPr>
+            <w:tcW w:type="dxa" w:w="3135"/>
+          </w:tcPr>
+          <w:p>
+            <w:r>
+              <w:rPr>
+                <w:b/>
+                <w:color w:val="10B981"/>
+                <w:sz w:val="19"/>
+              </w:rPr>
+              <w:t>✅ Done</w:t>
+            </w:r>
+          </w:p>
+        </w:tc>
+        <w:tc>
+          <w:tcPr>
+            <w:tcW w:type="dxa" w:w="3135"/>
+          </w:tcPr>
+          <w:p>
+            <w:r>
+              <w:rPr>
+                <w:sz w:val="19"/>
+              </w:rPr>
+              <w:t>https://github.com/gurusaiss/RoadWatch-AI</w:t>
+            </w:r>
+          </w:p>
+        </w:tc>
+      </w:tr>
+      <w:tr>
+        <w:tc>
+          <w:tcPr>
+            <w:tcW w:type="dxa" w:w="3135"/>
+          </w:tcPr>
+          <w:p>
+            <w:r>
+              <w:rPr>
+                <w:sz w:val="19"/>
+              </w:rPr>
+              <w:t>Image damage assessment (AI)</w:t>
+            </w:r>
+          </w:p>
+        </w:tc>
+        <w:tc>
+          <w:tcPr>
+            <w:tcW w:type="dxa" w:w="3135"/>
+          </w:tcPr>
+          <w:p>
+            <w:r>
+              <w:rPr>
+                <w:b/>
+                <w:color w:val="10B981"/>
+                <w:sz w:val="19"/>
+              </w:rPr>
+              <w:t>✅ Done</w:t>
+            </w:r>
+          </w:p>
+        </w:tc>
+        <w:tc>
+          <w:tcPr>
+            <w:tcW w:type="dxa" w:w="3135"/>
+          </w:tcPr>
+          <w:p>
+            <w:r>
+              <w:rPr>
+                <w:sz w:val="19"/>
+              </w:rPr>
+              <w:t>Groq vision — base64 photo → damage type + severity</w:t>
+            </w:r>
+          </w:p>
+        </w:tc>
+      </w:tr>
+      <w:tr>
+        <w:tc>
+          <w:tcPr>
+            <w:tcW w:type="dxa" w:w="3135"/>
+          </w:tcPr>
+          <w:p>
+            <w:r>
+              <w:rPr>
+                <w:sz w:val="19"/>
+              </w:rPr>
+              <w:t>Geolocation — nearby roads</w:t>
+            </w:r>
+          </w:p>
+        </w:tc>
+        <w:tc>
+          <w:tcPr>
+            <w:tcW w:type="dxa" w:w="3135"/>
+          </w:tcPr>
+          <w:p>
+            <w:r>
+              <w:rPr>
+                <w:b/>
+                <w:color w:val="10B981"/>
+                <w:sz w:val="19"/>
+              </w:rPr>
+              <w:t>✅ Done</w:t>
+            </w:r>
+          </w:p>
+        </w:tc>
+        <w:tc>
+          <w:tcPr>
+            <w:tcW w:type="dxa" w:w="3135"/>
+          </w:tcPr>
+          <w:p>
+            <w:r>
+              <w:rPr>
+                <w:sz w:val="19"/>
+              </w:rPr>
+              <w:t>Browser GPS → /api/roads/nearby within 200 km</w:t>
             </w:r>
           </w:p>
         </w:tc>
       </w:tr>
     </w:tbl>
-    <w:p/>
-    <w:p/>
     <w:p>
       <w:pPr>
-        <w:jc w:val="center"/>
-        <w:pBdr>
-          <w:bottom w:val="single" w:sz="8" w:space="1" w:color="CCCCCC"/>
-        </w:pBdr>
+        <w:spacing w:before="120" w:after="120"/>
       </w:pPr>
+      <w:r>
+        <w:rPr>
+          <w:color w:val="64748B"/>
+          <w:sz w:val="16"/>
+        </w:rPr>
+        <w:t>──────────────────────────────────────────────────────────────────────────────────────────</w:t>
+      </w:r>
     </w:p>
     <w:p>
       <w:pPr>
+        <w:spacing w:before="360" w:after="80"/>
+      </w:pPr>
+      <w:r>
+        <w:rPr>
+          <w:b/>
+          <w:color w:val="1A3C5E"/>
+          <w:sz w:val="32"/>
+        </w:rPr>
+        <w:t>9. Submission Items Checklist</w:t>
+      </w:r>
+    </w:p>
+    <w:p>
+      <w:pPr>
+        <w:spacing w:after="60"/>
+      </w:pPr>
+      <w:r>
+        <w:rPr>
+          <w:sz w:val="24"/>
+        </w:rPr>
+        <w:t xml:space="preserve">  ✅  </w:t>
+      </w:r>
+      <w:r>
+        <w:rPr>
+          <w:b/>
+          <w:color w:val="1A3C5E"/>
+          <w:sz w:val="21"/>
+        </w:rPr>
+        <w:t xml:space="preserve">Live URL  </w:t>
+      </w:r>
+      <w:r>
+        <w:rPr>
+          <w:color w:val="64748B"/>
+          <w:sz w:val="20"/>
+        </w:rPr>
+        <w:t>https://roadwatch-ai-rho.vercel.app</w:t>
+      </w:r>
+    </w:p>
+    <w:p>
+      <w:pPr>
+        <w:spacing w:after="60"/>
+      </w:pPr>
+      <w:r>
+        <w:rPr>
+          <w:sz w:val="24"/>
+        </w:rPr>
+        <w:t xml:space="preserve">  ✅  </w:t>
+      </w:r>
+      <w:r>
+        <w:rPr>
+          <w:b/>
+          <w:color w:val="1A3C5E"/>
+          <w:sz w:val="21"/>
+        </w:rPr>
+        <w:t xml:space="preserve">GitHub Repository  </w:t>
+      </w:r>
+      <w:r>
+        <w:rPr>
+          <w:color w:val="64748B"/>
+          <w:sz w:val="20"/>
+        </w:rPr>
+        <w:t>https://github.com/gurusaiss/RoadWatch-AI</w:t>
+      </w:r>
+    </w:p>
+    <w:p>
+      <w:pPr>
+        <w:spacing w:after="60"/>
+      </w:pPr>
+      <w:r>
+        <w:rPr>
+          <w:sz w:val="24"/>
+        </w:rPr>
+        <w:t xml:space="preserve">  ✅  </w:t>
+      </w:r>
+      <w:r>
+        <w:rPr>
+          <w:b/>
+          <w:color w:val="1A3C5E"/>
+          <w:sz w:val="21"/>
+        </w:rPr>
+        <w:t xml:space="preserve">PPT Presentation  </w:t>
+      </w:r>
+      <w:r>
+        <w:rPr>
+          <w:color w:val="64748B"/>
+          <w:sz w:val="20"/>
+        </w:rPr>
+        <w:t>RoadWatch_Presentation.pptx  (7 slides, in repo)</w:t>
+      </w:r>
+    </w:p>
+    <w:p>
+      <w:pPr>
+        <w:spacing w:after="60"/>
+      </w:pPr>
+      <w:r>
+        <w:rPr>
+          <w:sz w:val="24"/>
+        </w:rPr>
+        <w:t xml:space="preserve">  ✅  </w:t>
+      </w:r>
+      <w:r>
+        <w:rPr>
+          <w:b/>
+          <w:color w:val="1A3C5E"/>
+          <w:sz w:val="21"/>
+        </w:rPr>
+        <w:t xml:space="preserve">Word Doc (this file)  </w:t>
+      </w:r>
+      <w:r>
+        <w:rPr>
+          <w:color w:val="64748B"/>
+          <w:sz w:val="20"/>
+        </w:rPr>
+        <w:t>RoadWatch_Packages_Assumptions.docx  (in repo)</w:t>
+      </w:r>
+    </w:p>
+    <w:p>
+      <w:pPr>
+        <w:spacing w:after="60"/>
+      </w:pPr>
+      <w:r>
+        <w:rPr>
+          <w:sz w:val="24"/>
+        </w:rPr>
+        <w:t xml:space="preserve">  ✅  </w:t>
+      </w:r>
+      <w:r>
+        <w:rPr>
+          <w:b/>
+          <w:color w:val="1A3C5E"/>
+          <w:sz w:val="21"/>
+        </w:rPr>
+        <w:t xml:space="preserve">SQL Database Dump  </w:t>
+      </w:r>
+      <w:r>
+        <w:rPr>
+          <w:color w:val="64748B"/>
+          <w:sz w:val="20"/>
+        </w:rPr>
+        <w:t>data/roadwatch_database_dump.sql  (in repo, 53 KB)</w:t>
+      </w:r>
+    </w:p>
+    <w:p>
+      <w:pPr>
+        <w:spacing w:after="60"/>
+      </w:pPr>
+      <w:r>
+        <w:rPr>
+          <w:sz w:val="24"/>
+        </w:rPr>
+        <w:t xml:space="preserve">  ✅  </w:t>
+      </w:r>
+      <w:r>
+        <w:rPr>
+          <w:b/>
+          <w:color w:val="1A3C5E"/>
+          <w:sz w:val="21"/>
+        </w:rPr>
+        <w:t xml:space="preserve">CSV — Roads  </w:t>
+      </w:r>
+      <w:r>
+        <w:rPr>
+          <w:color w:val="64748B"/>
+          <w:sz w:val="20"/>
+        </w:rPr>
+        <w:t>data/csv_tables/roads.csv  (35 rows)</w:t>
+      </w:r>
+    </w:p>
+    <w:p>
+      <w:pPr>
+        <w:spacing w:after="60"/>
+      </w:pPr>
+      <w:r>
+        <w:rPr>
+          <w:sz w:val="24"/>
+        </w:rPr>
+        <w:t xml:space="preserve">  ✅  </w:t>
+      </w:r>
+      <w:r>
+        <w:rPr>
+          <w:b/>
+          <w:color w:val="1A3C5E"/>
+          <w:sz w:val="21"/>
+        </w:rPr>
+        <w:t xml:space="preserve">CSV — Complaints  </w:t>
+      </w:r>
+      <w:r>
+        <w:rPr>
+          <w:color w:val="64748B"/>
+          <w:sz w:val="20"/>
+        </w:rPr>
+        <w:t>data/csv_tables/complaints.csv  (21 rows)</w:t>
+      </w:r>
+    </w:p>
+    <w:p>
+      <w:pPr>
+        <w:spacing w:after="60"/>
+      </w:pPr>
+      <w:r>
+        <w:rPr>
+          <w:sz w:val="24"/>
+        </w:rPr>
+        <w:t xml:space="preserve">  ✅  </w:t>
+      </w:r>
+      <w:r>
+        <w:rPr>
+          <w:b/>
+          <w:color w:val="1A3C5E"/>
+          <w:sz w:val="21"/>
+        </w:rPr>
+        <w:t xml:space="preserve">CSV — Authorities  </w:t>
+      </w:r>
+      <w:r>
+        <w:rPr>
+          <w:color w:val="64748B"/>
+          <w:sz w:val="20"/>
+        </w:rPr>
+        <w:t>data/csv_tables/authorities.csv  (37 rows)</w:t>
+      </w:r>
+    </w:p>
+    <w:p>
+      <w:pPr>
+        <w:spacing w:after="60"/>
+      </w:pPr>
+      <w:r>
+        <w:rPr>
+          <w:sz w:val="24"/>
+        </w:rPr>
+        <w:t xml:space="preserve">  ✅  </w:t>
+      </w:r>
+      <w:r>
+        <w:rPr>
+          <w:b/>
+          <w:color w:val="1A3C5E"/>
+          <w:sz w:val="21"/>
+        </w:rPr>
+        <w:t xml:space="preserve">CSV — Budget Records  </w:t>
+      </w:r>
+      <w:r>
+        <w:rPr>
+          <w:color w:val="64748B"/>
+          <w:sz w:val="20"/>
+        </w:rPr>
+        <w:t>data/csv_tables/budget_records.csv  (37 rows)</w:t>
+      </w:r>
+    </w:p>
+    <w:p>
+      <w:pPr>
+        <w:spacing w:after="60"/>
+      </w:pPr>
+      <w:r>
+        <w:rPr>
+          <w:sz w:val="24"/>
+        </w:rPr>
+        <w:t xml:space="preserve">  ✅  </w:t>
+      </w:r>
+      <w:r>
+        <w:rPr>
+          <w:b/>
+          <w:color w:val="1A3C5E"/>
+          <w:sz w:val="21"/>
+        </w:rPr>
+        <w:t xml:space="preserve">README  </w:t>
+      </w:r>
+      <w:r>
+        <w:rPr>
+          <w:color w:val="64748B"/>
+          <w:sz w:val="20"/>
+        </w:rPr>
+        <w:t>README.md  (full setup, features, API list)</w:t>
+      </w:r>
+    </w:p>
+    <w:p>
+      <w:pPr>
+        <w:spacing w:before="120" w:after="120"/>
+      </w:pPr>
+      <w:r>
+        <w:rPr>
+          <w:color w:val="64748B"/>
+          <w:sz w:val="16"/>
+        </w:rPr>
+        <w:t>──────────────────────────────────────────────────────────────────────────────────────────</w:t>
+      </w:r>
+    </w:p>
+    <w:p>
+      <w:pPr>
+        <w:spacing w:before="360" w:after="80"/>
+      </w:pPr>
+      <w:r>
+        <w:rPr>
+          <w:b/>
+          <w:color w:val="1A3C5E"/>
+          <w:sz w:val="32"/>
+        </w:rPr>
+        <w:t>10. Local Setup Instructions</w:t>
+      </w:r>
+    </w:p>
+    <w:p>
+      <w:pPr>
+        <w:spacing w:after="60"/>
+      </w:pPr>
+      <w:r>
+        <w:rPr>
+          <w:b w:val="0"/>
+          <w:i w:val="0"/>
+          <w:color w:val="111827"/>
+          <w:sz w:val="21"/>
+        </w:rPr>
+        <w:t>Prerequisites: Python 3.11+, pip, git</w:t>
+      </w:r>
+    </w:p>
+    <w:p>
+      <w:pPr>
+        <w:spacing w:after="40"/>
+        <w:ind w:left="283"/>
+      </w:pPr>
+      <w:r>
+        <w:rPr>
+          <w:b/>
+          <w:color w:val="1A3C5E"/>
+          <w:sz w:val="21"/>
+        </w:rPr>
+        <w:t>Step 1: Clone the repository</w:t>
+        <w:br/>
+      </w:r>
+      <w:r>
+        <w:rPr>
+          <w:rFonts w:ascii="Courier New" w:hAnsi="Courier New"/>
+          <w:color w:val="272727"/>
+          <w:sz w:val="19"/>
+        </w:rPr>
+        <w:t>git clone https://github.com/gurusaiss/RoadWatch-AI.git</w:t>
+        <w:br/>
+        <w:t>cd RoadWatch-AI</w:t>
+      </w:r>
+    </w:p>
+    <w:p>
+      <w:pPr>
+        <w:spacing w:after="40"/>
+        <w:ind w:left="283"/>
+      </w:pPr>
+      <w:r>
+        <w:rPr>
+          <w:b/>
+          <w:color w:val="1A3C5E"/>
+          <w:sz w:val="21"/>
+        </w:rPr>
+        <w:t>Step 2: Configure environment</w:t>
+        <w:br/>
+      </w:r>
+      <w:r>
+        <w:rPr>
+          <w:rFonts w:ascii="Courier New" w:hAnsi="Courier New"/>
+          <w:color w:val="272727"/>
+          <w:sz w:val="19"/>
+        </w:rPr>
+        <w:t>cd backend</w:t>
+        <w:br/>
+        <w:t>cp .env.example .env</w:t>
+        <w:br/>
+        <w:t># Edit .env and add: GROQ_API_KEY=your_key_here</w:t>
+      </w:r>
+    </w:p>
+    <w:p>
+      <w:pPr>
+        <w:spacing w:after="40"/>
+        <w:ind w:left="283"/>
+      </w:pPr>
+      <w:r>
+        <w:rPr>
+          <w:b/>
+          <w:color w:val="1A3C5E"/>
+          <w:sz w:val="21"/>
+        </w:rPr>
+        <w:t>Step 3: Install dependencies</w:t>
+        <w:br/>
+      </w:r>
+      <w:r>
+        <w:rPr>
+          <w:rFonts w:ascii="Courier New" w:hAnsi="Courier New"/>
+          <w:color w:val="272727"/>
+          <w:sz w:val="19"/>
+        </w:rPr>
+        <w:t>pip install -r requirements.txt</w:t>
+      </w:r>
+    </w:p>
+    <w:p>
+      <w:pPr>
+        <w:spacing w:after="40"/>
+        <w:ind w:left="283"/>
+      </w:pPr>
+      <w:r>
+        <w:rPr>
+          <w:b/>
+          <w:color w:val="1A3C5E"/>
+          <w:sz w:val="21"/>
+        </w:rPr>
+        <w:t>Step 4: Run the server (auto-seeds DB, starts at http://localhost:8000)</w:t>
+        <w:br/>
+      </w:r>
+      <w:r>
+        <w:rPr>
+          <w:rFonts w:ascii="Courier New" w:hAnsi="Courier New"/>
+          <w:color w:val="272727"/>
+          <w:sz w:val="19"/>
+        </w:rPr>
+        <w:t>cd backend</w:t>
+        <w:br/>
+        <w:t>python main.py</w:t>
+      </w:r>
+    </w:p>
+    <w:p>
+      <w:pPr>
+        <w:spacing w:after="40"/>
+        <w:ind w:left="283"/>
+      </w:pPr>
+      <w:r>
+        <w:rPr>
+          <w:b/>
+          <w:color w:val="1A3C5E"/>
+          <w:sz w:val="21"/>
+        </w:rPr>
+        <w:t>Step 5: Open in browser</w:t>
+        <w:br/>
+      </w:r>
+      <w:r>
+        <w:rPr>
+          <w:rFonts w:ascii="Courier New" w:hAnsi="Courier New"/>
+          <w:color w:val="272727"/>
+          <w:sz w:val="19"/>
+        </w:rPr>
+        <w:t>open http://localhost:8000</w:t>
+      </w:r>
+    </w:p>
+    <w:p>
+      <w:pPr>
+        <w:spacing w:before="120" w:after="120"/>
+      </w:pPr>
+      <w:r>
+        <w:rPr>
+          <w:color w:val="64748B"/>
+          <w:sz w:val="16"/>
+        </w:rPr>
+        <w:t>──────────────────────────────────────────────────────────────────────────────────────────</w:t>
+      </w:r>
+    </w:p>
+    <w:p>
+      <w:pPr>
+        <w:spacing w:before="200"/>
         <w:jc w:val="center"/>
       </w:pPr>
       <w:r>
         <w:rPr>
           <w:i/>
-          <w:color w:val="AAAAAA"/>
+          <w:color w:val="64748B"/>
           <w:sz w:val="18"/>
         </w:rPr>
-        <w:t>RoadWatch  |  IIT Madras National Road Safety Hackathon 2026  |  All packages are open-source or have free-tier API access  |  No proprietary paid services required to run the demo</w:t>
+        <w:t>RoadWatch — AI Road Infrastructure Transparency Platform  |  IIT Madras National Road Safety Hackathon 2026  |  Generated: 31 May 2026</w:t>
       </w:r>
     </w:p>
     <w:sectPr>
@@ -2959,10 +5888,6 @@
     <w:name w:val="Normal"/>
     <w:qFormat/>
     <w:rsid w:val="00FC693F"/>
-    <w:rPr>
-      <w:rFonts w:ascii="Calibri" w:hAnsi="Calibri"/>
-      <w:sz w:val="22"/>
-    </w:rPr>
   </w:style>
   <w:style w:type="paragraph" w:styleId="Header">
     <w:name w:val="header"/>
